--- a/template/template-agenda-sc6-wg7.docx
+++ b/template/template-agenda-sc6-wg7.docx
@@ -4,545 +4,185 @@
   <w:body>
     <w:p>
       <w:pPr>
-        <w:spacing w:after="220"/>
-        <w:jc w:val="center"/>
-        <w:rPr>
-          <w:rFonts w:ascii="Cambria" w:hAnsi="Cambria"/>
-          <w:color w:val="000000" w:themeColor="text1"/>
-        </w:rPr>
-      </w:pPr>
-      <w:r>
+        <w:jc w:val="right"/>
+        <w:spacing w:before="0" w:after="480"/>
         <w:rPr>
           <w:rFonts w:ascii="Cambria" w:hAnsi="Cambria"/>
           <w:b/>
           <w:bCs/>
           <w:color w:val="000000" w:themeColor="text1"/>
-          <w:sz w:val="44"/>
-          <w:szCs w:val="44"/>
-        </w:rPr>
-        <w:t>ISO/IEC JTC 1/SC 6/{{</w:t>
-      </w:r>
-      <w:proofErr w:type="spellStart"/>
+          <w:u w:val="single"/>
+          <w:sz w:val="28"/>
+          <w:szCs w:val="28"/>
+        </w:rPr>
+      </w:pPr>
       <w:r>
         <w:rPr>
           <w:rFonts w:ascii="Cambria" w:hAnsi="Cambria"/>
           <w:b/>
           <w:bCs/>
           <w:color w:val="000000" w:themeColor="text1"/>
-          <w:sz w:val="44"/>
-          <w:szCs w:val="44"/>
-        </w:rPr>
-        <w:t>group_id</w:t>
-      </w:r>
-      <w:proofErr w:type="spellEnd"/>
-      <w:r>
-        <w:rPr>
-          <w:rFonts w:ascii="Cambria" w:hAnsi="Cambria"/>
-          <w:b/>
-          <w:bCs/>
-          <w:color w:val="000000" w:themeColor="text1"/>
-          <w:sz w:val="44"/>
-          <w:szCs w:val="44"/>
-        </w:rPr>
-        <w:t>:</w:t>
-      </w:r>
-      <w:r>
-        <w:rPr>
-          <w:rFonts w:ascii="Cambria" w:hAnsi="Cambria"/>
-          <w:b/>
-          <w:bCs/>
-          <w:color w:val="000000" w:themeColor="text1"/>
-          <w:sz w:val="44"/>
-          <w:szCs w:val="44"/>
-        </w:rPr>
-        <w:t>작업반</w:t>
-      </w:r>
-      <w:r>
-        <w:rPr>
-          <w:rFonts w:ascii="Cambria" w:hAnsi="Cambria"/>
-          <w:b/>
-          <w:bCs/>
-          <w:color w:val="000000" w:themeColor="text1"/>
-          <w:sz w:val="44"/>
-          <w:szCs w:val="44"/>
-        </w:rPr>
-        <w:t xml:space="preserve"> </w:t>
-      </w:r>
-      <w:r>
-        <w:rPr>
-          <w:rFonts w:ascii="Cambria" w:hAnsi="Cambria"/>
-          <w:b/>
-          <w:bCs/>
-          <w:color w:val="000000" w:themeColor="text1"/>
-          <w:sz w:val="44"/>
-          <w:szCs w:val="44"/>
-        </w:rPr>
-        <w:t>식별자</w:t>
-      </w:r>
-      <w:r>
-        <w:rPr>
-          <w:rFonts w:ascii="Cambria" w:hAnsi="Cambria"/>
-          <w:b/>
-          <w:bCs/>
-          <w:color w:val="000000" w:themeColor="text1"/>
-          <w:sz w:val="44"/>
-          <w:szCs w:val="44"/>
-        </w:rPr>
-        <w:t xml:space="preserve">, </w:t>
-      </w:r>
-      <w:r>
-        <w:rPr>
-          <w:rFonts w:ascii="Cambria" w:hAnsi="Cambria"/>
-          <w:b/>
-          <w:bCs/>
-          <w:color w:val="000000" w:themeColor="text1"/>
-          <w:sz w:val="44"/>
-          <w:szCs w:val="44"/>
-        </w:rPr>
-        <w:t>예</w:t>
-      </w:r>
-      <w:r>
-        <w:rPr>
-          <w:rFonts w:ascii="Cambria" w:hAnsi="Cambria"/>
-          <w:b/>
-          <w:bCs/>
-          <w:color w:val="000000" w:themeColor="text1"/>
-          <w:sz w:val="44"/>
-          <w:szCs w:val="44"/>
-        </w:rPr>
-        <w:t>: WG 7}} Draft Agenda</w:t>
+          <w:u w:val="single"/>
+          <w:sz w:val="28"/>
+          <w:szCs w:val="28"/>
+        </w:rPr>
+        <w:t xml:space="preserve">SC 6/{{group_id:작업반 식별자, 예: WG 7}} {{doc_number:문서 번호, 예: N600. 미정이면 Nxxx}}</w:t>
       </w:r>
     </w:p>
+    <w:tbl>
+      <w:tblPr>
+        <w:tblW w:w="9706" w:type="dxa"/>
+        <w:tblLayout w:type="fixed"/>
+        <w:tblBorders>
+          <w:top w:val="nil"/>
+          <w:left w:val="nil"/>
+          <w:bottom w:val="nil"/>
+          <w:right w:val="nil"/>
+          <w:insideH w:val="nil"/>
+          <w:insideV w:val="nil"/>
+        </w:tblBorders>
+        <w:tblCellMar>
+          <w:top w:w="0" w:type="dxa"/>
+          <w:left w:w="0" w:type="dxa"/>
+          <w:bottom w:w="0" w:type="dxa"/>
+          <w:right w:w="0" w:type="dxa"/>
+        </w:tblCellMar>
+      </w:tblPr>
+      <w:tblGrid>
+        <w:gridCol w:w="1700"/>
+        <w:gridCol w:w="8006"/>
+      </w:tblGrid>
+      <w:tr>
+        <w:trPr>
+          <w:cantSplit/>
+        </w:trPr>
+        <w:tc>
+          <w:tcPr>
+            <w:tcW w:w="1700" w:type="dxa"/>
+          </w:tcPr>
+          <w:p>
+            <w:pPr>
+              <w:spacing w:before="0" w:after="200" w:line="300" w:lineRule="auto"/>
+              <w:rPr>
+                <w:rFonts w:ascii="Cambria" w:hAnsi="Cambria"/>
+                <w:b/>
+                <w:bCs/>
+                <w:color w:val="000000" w:themeColor="text1"/>
+                <w:sz w:val="28"/>
+                <w:szCs w:val="28"/>
+              </w:rPr>
+            </w:pPr>
+            <w:r>
+              <w:rPr>
+                <w:rFonts w:ascii="Cambria" w:hAnsi="Cambria"/>
+                <w:b/>
+                <w:bCs/>
+                <w:color w:val="000000" w:themeColor="text1"/>
+                <w:sz w:val="28"/>
+                <w:szCs w:val="28"/>
+              </w:rPr>
+              <w:t xml:space="preserve">Title:</w:t>
+            </w:r>
+          </w:p>
+        </w:tc>
+        <w:tc>
+          <w:tcPr>
+            <w:tcW w:w="8006" w:type="dxa"/>
+          </w:tcPr>
+          <w:p>
+            <w:pPr>
+              <w:spacing w:before="0" w:after="200" w:line="300" w:lineRule="auto"/>
+              <w:rPr>
+                <w:rFonts w:ascii="Cambria" w:hAnsi="Cambria"/>
+                <w:b/>
+                <w:bCs/>
+                <w:color w:val="000000" w:themeColor="text1"/>
+                <w:sz w:val="28"/>
+                <w:szCs w:val="28"/>
+              </w:rPr>
+            </w:pPr>
+            <w:r>
+              <w:rPr>
+                <w:rFonts w:ascii="Cambria" w:hAnsi="Cambria"/>
+                <w:b/>
+                <w:bCs/>
+                <w:color w:val="000000" w:themeColor="text1"/>
+                <w:sz w:val="28"/>
+                <w:szCs w:val="28"/>
+              </w:rPr>
+              <w:t xml:space="preserve">{{draft_stage:초안 차수, 예: First draft, Second draft}} agenda for JTC 1/SC 6/{{group_id}} meeting in {{meeting_venue:회의 장소, 예: Takamatsu, Japan}}, {{meeting_date:회의 기간, 예: 30 Nov – 04 Dec 2026}}</w:t>
+            </w:r>
+          </w:p>
+        </w:tc>
+      </w:tr>
+      <w:tr>
+        <w:trPr>
+          <w:cantSplit/>
+        </w:trPr>
+        <w:tc>
+          <w:tcPr>
+            <w:tcW w:w="1700" w:type="dxa"/>
+          </w:tcPr>
+          <w:p>
+            <w:pPr>
+              <w:spacing w:before="0" w:after="200" w:line="300" w:lineRule="auto"/>
+              <w:rPr>
+                <w:rFonts w:ascii="Cambria" w:hAnsi="Cambria"/>
+                <w:b/>
+                <w:bCs/>
+                <w:color w:val="000000" w:themeColor="text1"/>
+                <w:sz w:val="28"/>
+                <w:szCs w:val="28"/>
+              </w:rPr>
+            </w:pPr>
+            <w:r>
+              <w:rPr>
+                <w:rFonts w:ascii="Cambria" w:hAnsi="Cambria"/>
+                <w:b/>
+                <w:bCs/>
+                <w:color w:val="000000" w:themeColor="text1"/>
+                <w:sz w:val="28"/>
+                <w:szCs w:val="28"/>
+              </w:rPr>
+              <w:t xml:space="preserve">Source:</w:t>
+            </w:r>
+          </w:p>
+        </w:tc>
+        <w:tc>
+          <w:tcPr>
+            <w:tcW w:w="8006" w:type="dxa"/>
+          </w:tcPr>
+          <w:p>
+            <w:pPr>
+              <w:spacing w:before="0" w:after="200" w:line="300" w:lineRule="auto"/>
+              <w:rPr>
+                <w:rFonts w:ascii="Cambria" w:hAnsi="Cambria"/>
+                <w:b/>
+                <w:bCs/>
+                <w:color w:val="000000" w:themeColor="text1"/>
+                <w:sz w:val="28"/>
+                <w:szCs w:val="28"/>
+              </w:rPr>
+            </w:pPr>
+            <w:r>
+              <w:rPr>
+                <w:rFonts w:ascii="Cambria" w:hAnsi="Cambria"/>
+                <w:b/>
+                <w:bCs/>
+                <w:color w:val="000000" w:themeColor="text1"/>
+                <w:sz w:val="28"/>
+                <w:szCs w:val="28"/>
+              </w:rPr>
+              <w:t xml:space="preserve">SC 6/{{group_id}} Convenor ({{convenor_name:컨비너 호칭과 이름, 예: Mr. Wook HYUN}})</w:t>
+            </w:r>
+          </w:p>
+        </w:tc>
+      </w:tr>
+    </w:tbl>
     <w:p>
       <w:pPr>
-        <w:spacing w:after="300"/>
-        <w:jc w:val="center"/>
-        <w:rPr>
-          <w:rFonts w:ascii="Cambria" w:hAnsi="Cambria"/>
-          <w:color w:val="000000" w:themeColor="text1"/>
-        </w:rPr>
+        <w:spacing w:before="0" w:after="240"/>
       </w:pPr>
-      <w:r>
-        <w:rPr>
-          <w:rFonts w:ascii="Cambria" w:hAnsi="Cambria"/>
-          <w:i/>
-          <w:iCs/>
-          <w:color w:val="000000" w:themeColor="text1"/>
-        </w:rPr>
-        <w:t>{{</w:t>
-      </w:r>
-      <w:proofErr w:type="spellStart"/>
-      <w:r>
-        <w:rPr>
-          <w:rFonts w:ascii="Cambria" w:hAnsi="Cambria"/>
-          <w:i/>
-          <w:iCs/>
-          <w:color w:val="000000" w:themeColor="text1"/>
-        </w:rPr>
-        <w:t>meeting_title</w:t>
-      </w:r>
-      <w:proofErr w:type="spellEnd"/>
-      <w:r>
-        <w:rPr>
-          <w:rFonts w:ascii="Cambria" w:hAnsi="Cambria"/>
-          <w:i/>
-          <w:iCs/>
-          <w:color w:val="000000" w:themeColor="text1"/>
-        </w:rPr>
-        <w:t>:</w:t>
-      </w:r>
-      <w:r>
-        <w:rPr>
-          <w:rFonts w:ascii="Cambria" w:hAnsi="Cambria"/>
-          <w:i/>
-          <w:iCs/>
-          <w:color w:val="000000" w:themeColor="text1"/>
-        </w:rPr>
-        <w:t>회의</w:t>
-      </w:r>
-      <w:r>
-        <w:rPr>
-          <w:rFonts w:ascii="Cambria" w:hAnsi="Cambria"/>
-          <w:i/>
-          <w:iCs/>
-          <w:color w:val="000000" w:themeColor="text1"/>
-        </w:rPr>
-        <w:t xml:space="preserve"> </w:t>
-      </w:r>
-      <w:r>
-        <w:rPr>
-          <w:rFonts w:ascii="Cambria" w:hAnsi="Cambria"/>
-          <w:i/>
-          <w:iCs/>
-          <w:color w:val="000000" w:themeColor="text1"/>
-        </w:rPr>
-        <w:t>명칭</w:t>
-      </w:r>
-      <w:r>
-        <w:rPr>
-          <w:rFonts w:ascii="Cambria" w:hAnsi="Cambria"/>
-          <w:i/>
-          <w:iCs/>
-          <w:color w:val="000000" w:themeColor="text1"/>
-        </w:rPr>
-        <w:t xml:space="preserve">, </w:t>
-      </w:r>
-      <w:r>
-        <w:rPr>
-          <w:rFonts w:ascii="Cambria" w:hAnsi="Cambria"/>
-          <w:i/>
-          <w:iCs/>
-          <w:color w:val="000000" w:themeColor="text1"/>
-        </w:rPr>
-        <w:t>예</w:t>
-      </w:r>
-      <w:r>
-        <w:rPr>
-          <w:rFonts w:ascii="Cambria" w:hAnsi="Cambria"/>
-          <w:i/>
-          <w:iCs/>
-          <w:color w:val="000000" w:themeColor="text1"/>
-        </w:rPr>
-        <w:t>: 47th SC 6/WG 7 Meeting}} | {{</w:t>
-      </w:r>
-      <w:proofErr w:type="spellStart"/>
-      <w:r>
-        <w:rPr>
-          <w:rFonts w:ascii="Cambria" w:hAnsi="Cambria"/>
-          <w:i/>
-          <w:iCs/>
-          <w:color w:val="000000" w:themeColor="text1"/>
-        </w:rPr>
-        <w:t>meeting_date</w:t>
-      </w:r>
-      <w:proofErr w:type="spellEnd"/>
-      <w:r>
-        <w:rPr>
-          <w:rFonts w:ascii="Cambria" w:hAnsi="Cambria"/>
-          <w:i/>
-          <w:iCs/>
-          <w:color w:val="000000" w:themeColor="text1"/>
-        </w:rPr>
-        <w:t>:</w:t>
-      </w:r>
-      <w:r>
-        <w:rPr>
-          <w:rFonts w:ascii="Cambria" w:hAnsi="Cambria"/>
-          <w:i/>
-          <w:iCs/>
-          <w:color w:val="000000" w:themeColor="text1"/>
-        </w:rPr>
-        <w:t>회의</w:t>
-      </w:r>
-      <w:r>
-        <w:rPr>
-          <w:rFonts w:ascii="Cambria" w:hAnsi="Cambria"/>
-          <w:i/>
-          <w:iCs/>
-          <w:color w:val="000000" w:themeColor="text1"/>
-        </w:rPr>
-        <w:t xml:space="preserve"> </w:t>
-      </w:r>
-      <w:r>
-        <w:rPr>
-          <w:rFonts w:ascii="Cambria" w:hAnsi="Cambria"/>
-          <w:i/>
-          <w:iCs/>
-          <w:color w:val="000000" w:themeColor="text1"/>
-        </w:rPr>
-        <w:t>기간</w:t>
-      </w:r>
-      <w:r>
-        <w:rPr>
-          <w:rFonts w:ascii="Cambria" w:hAnsi="Cambria"/>
-          <w:i/>
-          <w:iCs/>
-          <w:color w:val="000000" w:themeColor="text1"/>
-        </w:rPr>
-        <w:t xml:space="preserve">, </w:t>
-      </w:r>
-      <w:r>
-        <w:rPr>
-          <w:rFonts w:ascii="Cambria" w:hAnsi="Cambria"/>
-          <w:i/>
-          <w:iCs/>
-          <w:color w:val="000000" w:themeColor="text1"/>
-        </w:rPr>
-        <w:t>예</w:t>
-      </w:r>
-      <w:r>
-        <w:rPr>
-          <w:rFonts w:ascii="Cambria" w:hAnsi="Cambria"/>
-          <w:i/>
-          <w:iCs/>
-          <w:color w:val="000000" w:themeColor="text1"/>
-        </w:rPr>
-        <w:t>: 2026-03-23 ~ 2026-03-27}} | {{</w:t>
-      </w:r>
-      <w:proofErr w:type="spellStart"/>
-      <w:r>
-        <w:rPr>
-          <w:rFonts w:ascii="Cambria" w:hAnsi="Cambria"/>
-          <w:i/>
-          <w:iCs/>
-          <w:color w:val="000000" w:themeColor="text1"/>
-        </w:rPr>
-        <w:t>meeting_venue</w:t>
-      </w:r>
-      <w:proofErr w:type="spellEnd"/>
-      <w:r>
-        <w:rPr>
-          <w:rFonts w:ascii="Cambria" w:hAnsi="Cambria"/>
-          <w:i/>
-          <w:iCs/>
-          <w:color w:val="000000" w:themeColor="text1"/>
-        </w:rPr>
-        <w:t>:</w:t>
-      </w:r>
-      <w:r>
-        <w:rPr>
-          <w:rFonts w:ascii="Cambria" w:hAnsi="Cambria"/>
-          <w:i/>
-          <w:iCs/>
-          <w:color w:val="000000" w:themeColor="text1"/>
-        </w:rPr>
-        <w:t>회의</w:t>
-      </w:r>
-      <w:r>
-        <w:rPr>
-          <w:rFonts w:ascii="Cambria" w:hAnsi="Cambria"/>
-          <w:i/>
-          <w:iCs/>
-          <w:color w:val="000000" w:themeColor="text1"/>
-        </w:rPr>
-        <w:t xml:space="preserve"> </w:t>
-      </w:r>
-      <w:r>
-        <w:rPr>
-          <w:rFonts w:ascii="Cambria" w:hAnsi="Cambria"/>
-          <w:i/>
-          <w:iCs/>
-          <w:color w:val="000000" w:themeColor="text1"/>
-        </w:rPr>
-        <w:t>장소</w:t>
-      </w:r>
-      <w:r>
-        <w:rPr>
-          <w:rFonts w:ascii="Cambria" w:hAnsi="Cambria"/>
-          <w:i/>
-          <w:iCs/>
-          <w:color w:val="000000" w:themeColor="text1"/>
-        </w:rPr>
-        <w:t xml:space="preserve">, </w:t>
-      </w:r>
-      <w:r>
-        <w:rPr>
-          <w:rFonts w:ascii="Cambria" w:hAnsi="Cambria"/>
-          <w:i/>
-          <w:iCs/>
-          <w:color w:val="000000" w:themeColor="text1"/>
-        </w:rPr>
-        <w:t>온라인이면</w:t>
-      </w:r>
-      <w:r>
-        <w:rPr>
-          <w:rFonts w:ascii="Cambria" w:hAnsi="Cambria"/>
-          <w:i/>
-          <w:iCs/>
-          <w:color w:val="000000" w:themeColor="text1"/>
-        </w:rPr>
-        <w:t xml:space="preserve"> Online (Zoom)}}</w:t>
-      </w:r>
-    </w:p>
-    <w:p>
-      <w:pPr>
-        <w:spacing w:after="140"/>
-        <w:rPr>
-          <w:rFonts w:ascii="Cambria" w:hAnsi="Cambria"/>
-          <w:color w:val="000000" w:themeColor="text1"/>
-          <w:sz w:val="24"/>
-          <w:szCs w:val="24"/>
-        </w:rPr>
-      </w:pPr>
-      <w:r>
-        <w:rPr>
-          <w:rFonts w:ascii="Cambria" w:hAnsi="Cambria"/>
-          <w:color w:val="000000" w:themeColor="text1"/>
-          <w:sz w:val="24"/>
-          <w:szCs w:val="24"/>
-        </w:rPr>
-        <w:t>Document number: {{</w:t>
-      </w:r>
-      <w:proofErr w:type="spellStart"/>
-      <w:r>
-        <w:rPr>
-          <w:rFonts w:ascii="Cambria" w:hAnsi="Cambria"/>
-          <w:color w:val="000000" w:themeColor="text1"/>
-          <w:sz w:val="24"/>
-          <w:szCs w:val="24"/>
-        </w:rPr>
-        <w:t>doc_number</w:t>
-      </w:r>
-      <w:proofErr w:type="spellEnd"/>
-      <w:r>
-        <w:rPr>
-          <w:rFonts w:ascii="Cambria" w:hAnsi="Cambria"/>
-          <w:color w:val="000000" w:themeColor="text1"/>
-          <w:sz w:val="24"/>
-          <w:szCs w:val="24"/>
-        </w:rPr>
-        <w:t>:</w:t>
-      </w:r>
-      <w:r>
-        <w:rPr>
-          <w:rFonts w:ascii="Cambria" w:hAnsi="Cambria"/>
-          <w:color w:val="000000" w:themeColor="text1"/>
-          <w:sz w:val="24"/>
-          <w:szCs w:val="24"/>
-        </w:rPr>
-        <w:t>문서</w:t>
-      </w:r>
-      <w:r>
-        <w:rPr>
-          <w:rFonts w:ascii="Cambria" w:hAnsi="Cambria"/>
-          <w:color w:val="000000" w:themeColor="text1"/>
-          <w:sz w:val="24"/>
-          <w:szCs w:val="24"/>
-        </w:rPr>
-        <w:t xml:space="preserve"> </w:t>
-      </w:r>
-      <w:r>
-        <w:rPr>
-          <w:rFonts w:ascii="Cambria" w:hAnsi="Cambria"/>
-          <w:color w:val="000000" w:themeColor="text1"/>
-          <w:sz w:val="24"/>
-          <w:szCs w:val="24"/>
-        </w:rPr>
-        <w:t>번호</w:t>
-      </w:r>
-      <w:r>
-        <w:rPr>
-          <w:rFonts w:ascii="Cambria" w:hAnsi="Cambria"/>
-          <w:color w:val="000000" w:themeColor="text1"/>
-          <w:sz w:val="24"/>
-          <w:szCs w:val="24"/>
-        </w:rPr>
-        <w:t xml:space="preserve">, </w:t>
-      </w:r>
-      <w:r>
-        <w:rPr>
-          <w:rFonts w:ascii="Cambria" w:hAnsi="Cambria"/>
-          <w:color w:val="000000" w:themeColor="text1"/>
-          <w:sz w:val="24"/>
-          <w:szCs w:val="24"/>
-        </w:rPr>
-        <w:t>예</w:t>
-      </w:r>
-      <w:r>
-        <w:rPr>
-          <w:rFonts w:ascii="Cambria" w:hAnsi="Cambria"/>
-          <w:color w:val="000000" w:themeColor="text1"/>
-          <w:sz w:val="24"/>
-          <w:szCs w:val="24"/>
-        </w:rPr>
-        <w:t>: SC 6/WG 7 N500}}</w:t>
-      </w:r>
-    </w:p>
-    <w:p>
-      <w:pPr>
-        <w:spacing w:after="140"/>
-        <w:rPr>
-          <w:rFonts w:ascii="Cambria" w:hAnsi="Cambria"/>
-          <w:color w:val="000000" w:themeColor="text1"/>
-          <w:sz w:val="24"/>
-          <w:szCs w:val="24"/>
-        </w:rPr>
-      </w:pPr>
-      <w:r>
-        <w:rPr>
-          <w:rFonts w:ascii="Cambria" w:hAnsi="Cambria"/>
-          <w:color w:val="000000" w:themeColor="text1"/>
-          <w:sz w:val="24"/>
-          <w:szCs w:val="24"/>
-        </w:rPr>
-        <w:t>Convenor: {{</w:t>
-      </w:r>
-      <w:proofErr w:type="spellStart"/>
-      <w:r>
-        <w:rPr>
-          <w:rFonts w:ascii="Cambria" w:hAnsi="Cambria"/>
-          <w:color w:val="000000" w:themeColor="text1"/>
-          <w:sz w:val="24"/>
-          <w:szCs w:val="24"/>
-        </w:rPr>
-        <w:t>convenor_name</w:t>
-      </w:r>
-      <w:proofErr w:type="spellEnd"/>
-      <w:r>
-        <w:rPr>
-          <w:rFonts w:ascii="Cambria" w:hAnsi="Cambria"/>
-          <w:color w:val="000000" w:themeColor="text1"/>
-          <w:sz w:val="24"/>
-          <w:szCs w:val="24"/>
-        </w:rPr>
-        <w:t>:</w:t>
-      </w:r>
-      <w:r>
-        <w:rPr>
-          <w:rFonts w:ascii="Cambria" w:hAnsi="Cambria"/>
-          <w:color w:val="000000" w:themeColor="text1"/>
-          <w:sz w:val="24"/>
-          <w:szCs w:val="24"/>
-        </w:rPr>
-        <w:t>작업반</w:t>
-      </w:r>
-      <w:r>
-        <w:rPr>
-          <w:rFonts w:ascii="Cambria" w:hAnsi="Cambria"/>
-          <w:color w:val="000000" w:themeColor="text1"/>
-          <w:sz w:val="24"/>
-          <w:szCs w:val="24"/>
-        </w:rPr>
-        <w:t xml:space="preserve"> </w:t>
-      </w:r>
-      <w:proofErr w:type="spellStart"/>
-      <w:r>
-        <w:rPr>
-          <w:rFonts w:ascii="Cambria" w:hAnsi="Cambria"/>
-          <w:color w:val="000000" w:themeColor="text1"/>
-          <w:sz w:val="24"/>
-          <w:szCs w:val="24"/>
-        </w:rPr>
-        <w:t>컨비너</w:t>
-      </w:r>
-      <w:proofErr w:type="spellEnd"/>
-      <w:r>
-        <w:rPr>
-          <w:rFonts w:ascii="Cambria" w:hAnsi="Cambria"/>
-          <w:color w:val="000000" w:themeColor="text1"/>
-          <w:sz w:val="24"/>
-          <w:szCs w:val="24"/>
-        </w:rPr>
-        <w:t xml:space="preserve"> </w:t>
-      </w:r>
-      <w:r>
-        <w:rPr>
-          <w:rFonts w:ascii="Cambria" w:hAnsi="Cambria"/>
-          <w:color w:val="000000" w:themeColor="text1"/>
-          <w:sz w:val="24"/>
-          <w:szCs w:val="24"/>
-        </w:rPr>
-        <w:t>이름</w:t>
-      </w:r>
-      <w:r>
-        <w:rPr>
-          <w:rFonts w:ascii="Cambria" w:hAnsi="Cambria"/>
-          <w:color w:val="000000" w:themeColor="text1"/>
-          <w:sz w:val="24"/>
-          <w:szCs w:val="24"/>
-        </w:rPr>
-        <w:t>}}</w:t>
-      </w:r>
     </w:p>
     <w:p>
       <w:pPr>
@@ -1214,6 +854,1073 @@
         <w:t>7.1 Active AWI/TR items</w:t>
       </w:r>
     </w:p>
+    <w:tbl>
+      <w:tblPr>
+        <w:tblW w:w="9706" w:type="dxa"/>
+        <w:tblBorders>
+          <w:top w:val="nil"/>
+          <w:left w:val="nil"/>
+          <w:bottom w:val="nil"/>
+          <w:right w:val="nil"/>
+          <w:insideH w:val="nil"/>
+          <w:insideV w:val="nil"/>
+        </w:tblBorders>
+        <w:tblLayout w:type="fixed"/>
+        <w:tblCellMar>
+          <w:top w:w="20" w:type="dxa"/>
+          <w:left w:w="80" w:type="dxa"/>
+          <w:bottom w:w="20" w:type="dxa"/>
+          <w:right w:w="80" w:type="dxa"/>
+        </w:tblCellMar>
+        <w:tblLook w:val="0600" w:firstRow="0" w:lastRow="0" w:firstColumn="0" w:lastColumn="0" w:noHBand="1" w:noVBand="1"/>
+      </w:tblPr>
+      <w:tblGrid>
+        <w:gridCol w:w="1200"/>
+        <w:gridCol w:w="1900"/>
+        <w:gridCol w:w="6606"/>
+      </w:tblGrid>
+      <w:tr>
+        <w:trPr>
+          <w:cantSplit/>
+        </w:trPr>
+        <w:tc>
+          <w:tcPr>
+            <w:tcW w:w="1200" w:type="dxa"/>
+          </w:tcPr>
+          <w:p>
+            <w:pPr>
+              <w:spacing w:before="160"/>
+              <w:rPr>
+                <w:rFonts w:ascii="Cambria" w:hAnsi="Cambria"/>
+                <w:b/>
+                <w:bCs/>
+                <w:color w:val="000000" w:themeColor="text1"/>
+              </w:rPr>
+            </w:pPr>
+            <w:r>
+              <w:rPr>
+                <w:rFonts w:ascii="Cambria" w:hAnsi="Cambria"/>
+                <w:b/>
+                <w:bCs/>
+                <w:color w:val="000000" w:themeColor="text1"/>
+              </w:rPr>
+              <w:lastRenderedPageBreak/>
+              <w:t>{{#joint_items}}7.1.{{no:1</w:t>
+            </w:r>
+            <w:r>
+              <w:rPr>
+                <w:rFonts w:ascii="Cambria" w:hAnsi="Cambria"/>
+                <w:b/>
+                <w:bCs/>
+                <w:color w:val="000000" w:themeColor="text1"/>
+              </w:rPr>
+              <w:t>부터</w:t>
+            </w:r>
+            <w:r>
+              <w:rPr>
+                <w:rFonts w:ascii="Cambria" w:hAnsi="Cambria"/>
+                <w:b/>
+                <w:bCs/>
+                <w:color w:val="000000" w:themeColor="text1"/>
+              </w:rPr>
+              <w:t xml:space="preserve"> </w:t>
+            </w:r>
+            <w:r>
+              <w:rPr>
+                <w:rFonts w:ascii="Cambria" w:hAnsi="Cambria"/>
+                <w:b/>
+                <w:bCs/>
+                <w:color w:val="000000" w:themeColor="text1"/>
+              </w:rPr>
+              <w:t>시작하는</w:t>
+            </w:r>
+            <w:r>
+              <w:rPr>
+                <w:rFonts w:ascii="Cambria" w:hAnsi="Cambria"/>
+                <w:b/>
+                <w:bCs/>
+                <w:color w:val="000000" w:themeColor="text1"/>
+              </w:rPr>
+              <w:t xml:space="preserve"> </w:t>
+            </w:r>
+            <w:r>
+              <w:rPr>
+                <w:rFonts w:ascii="Cambria" w:hAnsi="Cambria"/>
+                <w:b/>
+                <w:bCs/>
+                <w:color w:val="000000" w:themeColor="text1"/>
+              </w:rPr>
+              <w:t>순번</w:t>
+            </w:r>
+            <w:r>
+              <w:rPr>
+                <w:rFonts w:ascii="Cambria" w:hAnsi="Cambria"/>
+                <w:b/>
+                <w:bCs/>
+                <w:color w:val="000000" w:themeColor="text1"/>
+              </w:rPr>
+              <w:t>}}</w:t>
+            </w:r>
+          </w:p>
+        </w:tc>
+        <w:tc>
+          <w:tcPr>
+            <w:tcW w:w="8506" w:type="dxa"/>
+            <w:gridSpan w:val="2"/>
+          </w:tcPr>
+          <w:p>
+            <w:pPr>
+              <w:spacing w:before="160"/>
+              <w:rPr>
+                <w:rFonts w:ascii="Cambria" w:hAnsi="Cambria"/>
+                <w:b/>
+                <w:bCs/>
+                <w:color w:val="000000" w:themeColor="text1"/>
+              </w:rPr>
+            </w:pPr>
+            <w:r>
+              <w:rPr>
+                <w:rFonts w:ascii="Cambria" w:hAnsi="Cambria"/>
+                <w:b/>
+                <w:bCs/>
+                <w:color w:val="000000" w:themeColor="text1"/>
+              </w:rPr>
+              <w:t>{{project_id:</w:t>
+            </w:r>
+            <w:r>
+              <w:rPr>
+                <w:rFonts w:ascii="Cambria" w:hAnsi="Cambria"/>
+                <w:b/>
+                <w:bCs/>
+                <w:color w:val="000000" w:themeColor="text1"/>
+              </w:rPr>
+              <w:t>프로젝트</w:t>
+            </w:r>
+            <w:r>
+              <w:rPr>
+                <w:rFonts w:ascii="Cambria" w:hAnsi="Cambria"/>
+                <w:b/>
+                <w:bCs/>
+                <w:color w:val="000000" w:themeColor="text1"/>
+              </w:rPr>
+              <w:t xml:space="preserve"> </w:t>
+            </w:r>
+            <w:r>
+              <w:rPr>
+                <w:rFonts w:ascii="Cambria" w:hAnsi="Cambria"/>
+                <w:b/>
+                <w:bCs/>
+                <w:color w:val="000000" w:themeColor="text1"/>
+              </w:rPr>
+              <w:t>번호</w:t>
+            </w:r>
+            <w:r>
+              <w:rPr>
+                <w:rFonts w:ascii="Cambria" w:hAnsi="Cambria"/>
+                <w:b/>
+                <w:bCs/>
+                <w:color w:val="000000" w:themeColor="text1"/>
+              </w:rPr>
+              <w:t xml:space="preserve">, </w:t>
+            </w:r>
+            <w:r>
+              <w:rPr>
+                <w:rFonts w:ascii="Cambria" w:hAnsi="Cambria"/>
+                <w:b/>
+                <w:bCs/>
+                <w:color w:val="000000" w:themeColor="text1"/>
+              </w:rPr>
+              <w:t>예</w:t>
+            </w:r>
+            <w:r>
+              <w:rPr>
+                <w:rFonts w:ascii="Cambria" w:hAnsi="Cambria"/>
+                <w:b/>
+                <w:bCs/>
+                <w:color w:val="000000" w:themeColor="text1"/>
+              </w:rPr>
+              <w:t>: ISO/IEC AWI 25505-2}}: {{project_title:</w:t>
+            </w:r>
+            <w:r>
+              <w:rPr>
+                <w:rFonts w:ascii="Cambria" w:hAnsi="Cambria"/>
+                <w:b/>
+                <w:bCs/>
+                <w:color w:val="000000" w:themeColor="text1"/>
+              </w:rPr>
+              <w:t>프로젝트</w:t>
+            </w:r>
+            <w:r>
+              <w:rPr>
+                <w:rFonts w:ascii="Cambria" w:hAnsi="Cambria"/>
+                <w:b/>
+                <w:bCs/>
+                <w:color w:val="000000" w:themeColor="text1"/>
+              </w:rPr>
+              <w:t xml:space="preserve"> </w:t>
+            </w:r>
+            <w:r>
+              <w:rPr>
+                <w:rFonts w:ascii="Cambria" w:hAnsi="Cambria"/>
+                <w:b/>
+                <w:bCs/>
+                <w:color w:val="000000" w:themeColor="text1"/>
+              </w:rPr>
+              <w:t>제목</w:t>
+            </w:r>
+            <w:r>
+              <w:rPr>
+                <w:rFonts w:ascii="Cambria" w:hAnsi="Cambria"/>
+                <w:b/>
+                <w:bCs/>
+                <w:color w:val="000000" w:themeColor="text1"/>
+              </w:rPr>
+              <w:t>(</w:t>
+            </w:r>
+            <w:r>
+              <w:rPr>
+                <w:rFonts w:ascii="Cambria" w:hAnsi="Cambria"/>
+                <w:b/>
+                <w:bCs/>
+                <w:color w:val="000000" w:themeColor="text1"/>
+              </w:rPr>
+              <w:t>영문</w:t>
+            </w:r>
+            <w:r>
+              <w:rPr>
+                <w:rFonts w:ascii="Cambria" w:hAnsi="Cambria"/>
+                <w:b/>
+                <w:bCs/>
+                <w:color w:val="000000" w:themeColor="text1"/>
+              </w:rPr>
+              <w:t>)}}</w:t>
+            </w:r>
+          </w:p>
+        </w:tc>
+      </w:tr>
+      <w:tr>
+        <w:trPr>
+          <w:cantSplit/>
+        </w:trPr>
+        <w:tc>
+          <w:tcPr>
+            <w:tcW w:w="1200" w:type="dxa"/>
+          </w:tcPr>
+          <w:p>
+            <w:pPr>
+              <w:rPr>
+                <w:rFonts w:ascii="Cambria" w:hAnsi="Cambria"/>
+                <w:color w:val="000000" w:themeColor="text1"/>
+                <w:sz w:val="20"/>
+                <w:szCs w:val="20"/>
+              </w:rPr>
+            </w:pPr>
+          </w:p>
+        </w:tc>
+        <w:tc>
+          <w:tcPr>
+            <w:tcW w:w="1900" w:type="dxa"/>
+          </w:tcPr>
+          <w:p>
+            <w:pPr>
+              <w:rPr>
+                <w:rFonts w:ascii="Cambria" w:hAnsi="Cambria"/>
+                <w:color w:val="595959"/>
+                <w:sz w:val="20"/>
+                <w:szCs w:val="20"/>
+              </w:rPr>
+            </w:pPr>
+            <w:r>
+              <w:rPr>
+                <w:rFonts w:ascii="Cambria" w:hAnsi="Cambria"/>
+                <w:color w:val="595959"/>
+                <w:sz w:val="20"/>
+                <w:szCs w:val="20"/>
+              </w:rPr>
+              <w:t>Project link</w:t>
+            </w:r>
+          </w:p>
+        </w:tc>
+        <w:tc>
+          <w:tcPr>
+            <w:tcW w:w="6606" w:type="dxa"/>
+          </w:tcPr>
+          <w:p>
+            <w:pPr>
+              <w:rPr>
+                <w:rFonts w:ascii="Cambria" w:hAnsi="Cambria"/>
+                <w:color w:val="000000" w:themeColor="text1"/>
+                <w:sz w:val="20"/>
+                <w:szCs w:val="20"/>
+              </w:rPr>
+            </w:pPr>
+            <w:r>
+              <w:rPr>
+                <w:rFonts w:ascii="Cambria" w:hAnsi="Cambria"/>
+                <w:color w:val="000000" w:themeColor="text1"/>
+                <w:sz w:val="20"/>
+                <w:szCs w:val="20"/>
+              </w:rPr>
+              <w:t xml:space="preserve">{{project_link:ISO </w:t>
+            </w:r>
+            <w:r>
+              <w:rPr>
+                <w:rFonts w:ascii="Cambria" w:hAnsi="Cambria"/>
+                <w:color w:val="000000" w:themeColor="text1"/>
+                <w:sz w:val="20"/>
+                <w:szCs w:val="20"/>
+              </w:rPr>
+              <w:t>프로젝트</w:t>
+            </w:r>
+            <w:r>
+              <w:rPr>
+                <w:rFonts w:ascii="Cambria" w:hAnsi="Cambria"/>
+                <w:color w:val="000000" w:themeColor="text1"/>
+                <w:sz w:val="20"/>
+                <w:szCs w:val="20"/>
+              </w:rPr>
+              <w:t xml:space="preserve"> </w:t>
+            </w:r>
+            <w:r>
+              <w:rPr>
+                <w:rFonts w:ascii="Cambria" w:hAnsi="Cambria"/>
+                <w:color w:val="000000" w:themeColor="text1"/>
+                <w:sz w:val="20"/>
+                <w:szCs w:val="20"/>
+              </w:rPr>
+              <w:t>페이지</w:t>
+            </w:r>
+            <w:r>
+              <w:rPr>
+                <w:rFonts w:ascii="Cambria" w:hAnsi="Cambria"/>
+                <w:color w:val="000000" w:themeColor="text1"/>
+                <w:sz w:val="20"/>
+                <w:szCs w:val="20"/>
+              </w:rPr>
+              <w:t xml:space="preserve"> URL, </w:t>
+            </w:r>
+            <w:r>
+              <w:rPr>
+                <w:rFonts w:ascii="Cambria" w:hAnsi="Cambria"/>
+                <w:color w:val="000000" w:themeColor="text1"/>
+                <w:sz w:val="20"/>
+                <w:szCs w:val="20"/>
+              </w:rPr>
+              <w:t>없으면</w:t>
+            </w:r>
+            <w:r>
+              <w:rPr>
+                <w:rFonts w:ascii="Cambria" w:hAnsi="Cambria"/>
+                <w:color w:val="000000" w:themeColor="text1"/>
+                <w:sz w:val="20"/>
+                <w:szCs w:val="20"/>
+              </w:rPr>
+              <w:t xml:space="preserve"> -}}</w:t>
+            </w:r>
+          </w:p>
+        </w:tc>
+      </w:tr>
+      <w:tr>
+        <w:trPr>
+          <w:cantSplit/>
+        </w:trPr>
+        <w:tc>
+          <w:tcPr>
+            <w:tcW w:w="1200" w:type="dxa"/>
+          </w:tcPr>
+          <w:p>
+            <w:pPr>
+              <w:rPr>
+                <w:rFonts w:ascii="Cambria" w:hAnsi="Cambria"/>
+                <w:color w:val="000000" w:themeColor="text1"/>
+                <w:sz w:val="20"/>
+                <w:szCs w:val="20"/>
+              </w:rPr>
+            </w:pPr>
+          </w:p>
+        </w:tc>
+        <w:tc>
+          <w:tcPr>
+            <w:tcW w:w="1900" w:type="dxa"/>
+          </w:tcPr>
+          <w:p>
+            <w:pPr>
+              <w:rPr>
+                <w:rFonts w:ascii="Cambria" w:hAnsi="Cambria"/>
+                <w:color w:val="595959"/>
+                <w:sz w:val="20"/>
+                <w:szCs w:val="20"/>
+              </w:rPr>
+            </w:pPr>
+            <w:r>
+              <w:rPr>
+                <w:rFonts w:ascii="Cambria" w:hAnsi="Cambria"/>
+                <w:color w:val="595959"/>
+                <w:sz w:val="20"/>
+                <w:szCs w:val="20"/>
+              </w:rPr>
+              <w:t>Stage</w:t>
+            </w:r>
+          </w:p>
+        </w:tc>
+        <w:tc>
+          <w:tcPr>
+            <w:tcW w:w="6606" w:type="dxa"/>
+          </w:tcPr>
+          <w:p>
+            <w:pPr>
+              <w:rPr>
+                <w:rFonts w:ascii="Cambria" w:hAnsi="Cambria"/>
+                <w:color w:val="000000" w:themeColor="text1"/>
+                <w:sz w:val="20"/>
+                <w:szCs w:val="20"/>
+              </w:rPr>
+            </w:pPr>
+            <w:r>
+              <w:rPr>
+                <w:rFonts w:ascii="Cambria" w:hAnsi="Cambria"/>
+                <w:color w:val="000000" w:themeColor="text1"/>
+                <w:sz w:val="20"/>
+                <w:szCs w:val="20"/>
+              </w:rPr>
+              <w:t>{{stage:</w:t>
+            </w:r>
+            <w:r>
+              <w:rPr>
+                <w:rFonts w:ascii="Cambria" w:hAnsi="Cambria"/>
+                <w:color w:val="000000" w:themeColor="text1"/>
+                <w:sz w:val="20"/>
+                <w:szCs w:val="20"/>
+              </w:rPr>
+              <w:t>현재</w:t>
+            </w:r>
+            <w:r>
+              <w:rPr>
+                <w:rFonts w:ascii="Cambria" w:hAnsi="Cambria"/>
+                <w:color w:val="000000" w:themeColor="text1"/>
+                <w:sz w:val="20"/>
+                <w:szCs w:val="20"/>
+              </w:rPr>
+              <w:t xml:space="preserve"> </w:t>
+            </w:r>
+            <w:r>
+              <w:rPr>
+                <w:rFonts w:ascii="Cambria" w:hAnsi="Cambria"/>
+                <w:color w:val="000000" w:themeColor="text1"/>
+                <w:sz w:val="20"/>
+                <w:szCs w:val="20"/>
+              </w:rPr>
+              <w:t>단계</w:t>
+            </w:r>
+            <w:r>
+              <w:rPr>
+                <w:rFonts w:ascii="Cambria" w:hAnsi="Cambria"/>
+                <w:color w:val="000000" w:themeColor="text1"/>
+                <w:sz w:val="20"/>
+                <w:szCs w:val="20"/>
+              </w:rPr>
+              <w:t xml:space="preserve"> </w:t>
+            </w:r>
+            <w:r>
+              <w:rPr>
+                <w:rFonts w:ascii="Cambria" w:hAnsi="Cambria"/>
+                <w:color w:val="000000" w:themeColor="text1"/>
+                <w:sz w:val="20"/>
+                <w:szCs w:val="20"/>
+              </w:rPr>
+              <w:t>코드</w:t>
+            </w:r>
+            <w:r>
+              <w:rPr>
+                <w:rFonts w:ascii="Cambria" w:hAnsi="Cambria"/>
+                <w:color w:val="000000" w:themeColor="text1"/>
+                <w:sz w:val="20"/>
+                <w:szCs w:val="20"/>
+              </w:rPr>
+              <w:t xml:space="preserve">, </w:t>
+            </w:r>
+            <w:r>
+              <w:rPr>
+                <w:rFonts w:ascii="Cambria" w:hAnsi="Cambria"/>
+                <w:color w:val="000000" w:themeColor="text1"/>
+                <w:sz w:val="20"/>
+                <w:szCs w:val="20"/>
+              </w:rPr>
+              <w:t>예</w:t>
+            </w:r>
+            <w:r>
+              <w:rPr>
+                <w:rFonts w:ascii="Cambria" w:hAnsi="Cambria"/>
+                <w:color w:val="000000" w:themeColor="text1"/>
+                <w:sz w:val="20"/>
+                <w:szCs w:val="20"/>
+              </w:rPr>
+              <w:t>: 00.00, 20.20}}</w:t>
+            </w:r>
+          </w:p>
+        </w:tc>
+      </w:tr>
+      <w:tr>
+        <w:trPr>
+          <w:cantSplit/>
+        </w:trPr>
+        <w:tc>
+          <w:tcPr>
+            <w:tcW w:w="1200" w:type="dxa"/>
+          </w:tcPr>
+          <w:p>
+            <w:pPr>
+              <w:rPr>
+                <w:rFonts w:ascii="Cambria" w:hAnsi="Cambria"/>
+                <w:color w:val="000000" w:themeColor="text1"/>
+                <w:sz w:val="20"/>
+                <w:szCs w:val="20"/>
+              </w:rPr>
+            </w:pPr>
+          </w:p>
+        </w:tc>
+        <w:tc>
+          <w:tcPr>
+            <w:tcW w:w="1900" w:type="dxa"/>
+          </w:tcPr>
+          <w:p>
+            <w:pPr>
+              <w:rPr>
+                <w:rFonts w:ascii="Cambria" w:hAnsi="Cambria"/>
+                <w:color w:val="595959"/>
+                <w:sz w:val="20"/>
+                <w:szCs w:val="20"/>
+              </w:rPr>
+            </w:pPr>
+            <w:r>
+              <w:rPr>
+                <w:rFonts w:ascii="Cambria" w:hAnsi="Cambria"/>
+                <w:color w:val="595959"/>
+                <w:sz w:val="20"/>
+                <w:szCs w:val="20"/>
+              </w:rPr>
+              <w:t>Lifetime limit</w:t>
+            </w:r>
+          </w:p>
+        </w:tc>
+        <w:tc>
+          <w:tcPr>
+            <w:tcW w:w="6606" w:type="dxa"/>
+          </w:tcPr>
+          <w:p>
+            <w:pPr>
+              <w:rPr>
+                <w:rFonts w:ascii="Cambria" w:hAnsi="Cambria"/>
+                <w:color w:val="000000" w:themeColor="text1"/>
+                <w:sz w:val="20"/>
+                <w:szCs w:val="20"/>
+              </w:rPr>
+            </w:pPr>
+            <w:r>
+              <w:rPr>
+                <w:rFonts w:ascii="Cambria" w:hAnsi="Cambria"/>
+                <w:color w:val="000000" w:themeColor="text1"/>
+                <w:sz w:val="20"/>
+                <w:szCs w:val="20"/>
+              </w:rPr>
+              <w:t xml:space="preserve">{{lifetime:Lifetime 시한(Due Date), YYYY-MM-DD}}</w:t>
+            </w:r>
+          </w:p>
+        </w:tc>
+      </w:tr>
+      <w:tr>
+        <w:trPr>
+          <w:cantSplit/>
+        </w:trPr>
+        <w:tc>
+          <w:tcPr>
+            <w:tcW w:w="1200" w:type="dxa"/>
+          </w:tcPr>
+          <w:p>
+            <w:pPr>
+              <w:rPr>
+                <w:rFonts w:ascii="Cambria" w:hAnsi="Cambria"/>
+                <w:color w:val="000000" w:themeColor="text1"/>
+                <w:sz w:val="20"/>
+                <w:szCs w:val="20"/>
+              </w:rPr>
+            </w:pPr>
+          </w:p>
+        </w:tc>
+        <w:tc>
+          <w:tcPr>
+            <w:tcW w:w="1900" w:type="dxa"/>
+          </w:tcPr>
+          <w:p>
+            <w:pPr>
+              <w:rPr>
+                <w:rFonts w:ascii="Cambria" w:hAnsi="Cambria"/>
+                <w:color w:val="595959"/>
+                <w:sz w:val="20"/>
+                <w:szCs w:val="20"/>
+              </w:rPr>
+            </w:pPr>
+            <w:r>
+              <w:rPr>
+                <w:rFonts w:ascii="Cambria" w:hAnsi="Cambria"/>
+                <w:color w:val="595959"/>
+                <w:sz w:val="20"/>
+                <w:szCs w:val="20"/>
+              </w:rPr>
+              <w:t>Project leader(s)</w:t>
+            </w:r>
+          </w:p>
+        </w:tc>
+        <w:tc>
+          <w:tcPr>
+            <w:tcW w:w="6606" w:type="dxa"/>
+          </w:tcPr>
+          <w:p>
+            <w:pPr>
+              <w:rPr>
+                <w:rFonts w:ascii="Cambria" w:hAnsi="Cambria"/>
+                <w:color w:val="000000" w:themeColor="text1"/>
+                <w:sz w:val="20"/>
+                <w:szCs w:val="20"/>
+              </w:rPr>
+            </w:pPr>
+            <w:r>
+              <w:rPr>
+                <w:rFonts w:ascii="Cambria" w:hAnsi="Cambria"/>
+                <w:color w:val="000000" w:themeColor="text1"/>
+                <w:sz w:val="20"/>
+                <w:szCs w:val="20"/>
+              </w:rPr>
+              <w:t>{{leader:</w:t>
+            </w:r>
+            <w:r>
+              <w:rPr>
+                <w:rFonts w:ascii="Cambria" w:hAnsi="Cambria"/>
+                <w:color w:val="000000" w:themeColor="text1"/>
+                <w:sz w:val="20"/>
+                <w:szCs w:val="20"/>
+              </w:rPr>
+              <w:t>프로젝트</w:t>
+            </w:r>
+            <w:r>
+              <w:rPr>
+                <w:rFonts w:ascii="Cambria" w:hAnsi="Cambria"/>
+                <w:color w:val="000000" w:themeColor="text1"/>
+                <w:sz w:val="20"/>
+                <w:szCs w:val="20"/>
+              </w:rPr>
+              <w:t xml:space="preserve"> </w:t>
+            </w:r>
+            <w:r>
+              <w:rPr>
+                <w:rFonts w:ascii="Cambria" w:hAnsi="Cambria"/>
+                <w:color w:val="000000" w:themeColor="text1"/>
+                <w:sz w:val="20"/>
+                <w:szCs w:val="20"/>
+              </w:rPr>
+              <w:t>리더</w:t>
+            </w:r>
+            <w:r>
+              <w:rPr>
+                <w:rFonts w:ascii="Cambria" w:hAnsi="Cambria"/>
+                <w:color w:val="000000" w:themeColor="text1"/>
+                <w:sz w:val="20"/>
+                <w:szCs w:val="20"/>
+              </w:rPr>
+              <w:t xml:space="preserve"> </w:t>
+            </w:r>
+            <w:r>
+              <w:rPr>
+                <w:rFonts w:ascii="Cambria" w:hAnsi="Cambria"/>
+                <w:color w:val="000000" w:themeColor="text1"/>
+                <w:sz w:val="20"/>
+                <w:szCs w:val="20"/>
+              </w:rPr>
+              <w:t>이름</w:t>
+            </w:r>
+            <w:r>
+              <w:rPr>
+                <w:rFonts w:ascii="Cambria" w:hAnsi="Cambria"/>
+                <w:color w:val="000000" w:themeColor="text1"/>
+                <w:sz w:val="20"/>
+                <w:szCs w:val="20"/>
+              </w:rPr>
+              <w:t xml:space="preserve"> </w:t>
+            </w:r>
+            <w:r>
+              <w:rPr>
+                <w:rFonts w:ascii="Cambria" w:hAnsi="Cambria"/>
+                <w:color w:val="000000" w:themeColor="text1"/>
+                <w:sz w:val="20"/>
+                <w:szCs w:val="20"/>
+              </w:rPr>
+              <w:t>전체</w:t>
+            </w:r>
+            <w:r>
+              <w:rPr>
+                <w:rFonts w:ascii="Cambria" w:hAnsi="Cambria"/>
+                <w:color w:val="000000" w:themeColor="text1"/>
+                <w:sz w:val="20"/>
+                <w:szCs w:val="20"/>
+              </w:rPr>
+              <w:t>(</w:t>
+            </w:r>
+            <w:r>
+              <w:rPr>
+                <w:rFonts w:ascii="Cambria" w:hAnsi="Cambria"/>
+                <w:color w:val="000000" w:themeColor="text1"/>
+                <w:sz w:val="20"/>
+                <w:szCs w:val="20"/>
+              </w:rPr>
+              <w:t>공동</w:t>
+            </w:r>
+            <w:r>
+              <w:rPr>
+                <w:rFonts w:ascii="Cambria" w:hAnsi="Cambria"/>
+                <w:color w:val="000000" w:themeColor="text1"/>
+                <w:sz w:val="20"/>
+                <w:szCs w:val="20"/>
+              </w:rPr>
+              <w:t xml:space="preserve"> </w:t>
+            </w:r>
+            <w:r>
+              <w:rPr>
+                <w:rFonts w:ascii="Cambria" w:hAnsi="Cambria"/>
+                <w:color w:val="000000" w:themeColor="text1"/>
+                <w:sz w:val="20"/>
+                <w:szCs w:val="20"/>
+              </w:rPr>
+              <w:t>리더</w:t>
+            </w:r>
+            <w:r>
+              <w:rPr>
+                <w:rFonts w:ascii="Cambria" w:hAnsi="Cambria"/>
+                <w:color w:val="000000" w:themeColor="text1"/>
+                <w:sz w:val="20"/>
+                <w:szCs w:val="20"/>
+              </w:rPr>
+              <w:t xml:space="preserve"> </w:t>
+            </w:r>
+            <w:r>
+              <w:rPr>
+                <w:rFonts w:ascii="Cambria" w:hAnsi="Cambria"/>
+                <w:color w:val="000000" w:themeColor="text1"/>
+                <w:sz w:val="20"/>
+                <w:szCs w:val="20"/>
+              </w:rPr>
+              <w:t>포함</w:t>
+            </w:r>
+            <w:r>
+              <w:rPr>
+                <w:rFonts w:ascii="Cambria" w:hAnsi="Cambria"/>
+                <w:color w:val="000000" w:themeColor="text1"/>
+                <w:sz w:val="20"/>
+                <w:szCs w:val="20"/>
+              </w:rPr>
+              <w:t xml:space="preserve">), </w:t>
+            </w:r>
+            <w:r>
+              <w:rPr>
+                <w:rFonts w:ascii="Cambria" w:hAnsi="Cambria"/>
+                <w:color w:val="000000" w:themeColor="text1"/>
+                <w:sz w:val="20"/>
+                <w:szCs w:val="20"/>
+              </w:rPr>
+              <w:t>쉼표로</w:t>
+            </w:r>
+            <w:r>
+              <w:rPr>
+                <w:rFonts w:ascii="Cambria" w:hAnsi="Cambria"/>
+                <w:color w:val="000000" w:themeColor="text1"/>
+                <w:sz w:val="20"/>
+                <w:szCs w:val="20"/>
+              </w:rPr>
+              <w:t xml:space="preserve"> </w:t>
+            </w:r>
+            <w:r>
+              <w:rPr>
+                <w:rFonts w:ascii="Cambria" w:hAnsi="Cambria"/>
+                <w:color w:val="000000" w:themeColor="text1"/>
+                <w:sz w:val="20"/>
+                <w:szCs w:val="20"/>
+              </w:rPr>
+              <w:t>구분</w:t>
+            </w:r>
+            <w:r>
+              <w:rPr>
+                <w:rFonts w:ascii="Cambria" w:hAnsi="Cambria"/>
+                <w:color w:val="000000" w:themeColor="text1"/>
+                <w:sz w:val="20"/>
+                <w:szCs w:val="20"/>
+              </w:rPr>
+              <w:t>}}</w:t>
+            </w:r>
+          </w:p>
+        </w:tc>
+      </w:tr>
+      <w:tr>
+        <w:trPr>
+          <w:cantSplit/>
+        </w:trPr>
+        <w:tc>
+          <w:tcPr>
+            <w:tcW w:w="1200" w:type="dxa"/>
+          </w:tcPr>
+          <w:p>
+            <w:pPr>
+              <w:rPr>
+                <w:rFonts w:ascii="Cambria" w:hAnsi="Cambria"/>
+                <w:color w:val="000000" w:themeColor="text1"/>
+                <w:sz w:val="20"/>
+                <w:szCs w:val="20"/>
+              </w:rPr>
+            </w:pPr>
+          </w:p>
+        </w:tc>
+        <w:tc>
+          <w:tcPr>
+            <w:tcW w:w="1900" w:type="dxa"/>
+          </w:tcPr>
+          <w:p>
+            <w:pPr>
+              <w:rPr>
+                <w:rFonts w:ascii="Cambria" w:hAnsi="Cambria"/>
+                <w:color w:val="595959"/>
+                <w:sz w:val="20"/>
+                <w:szCs w:val="20"/>
+              </w:rPr>
+            </w:pPr>
+            <w:r>
+              <w:rPr>
+                <w:rFonts w:ascii="Cambria" w:hAnsi="Cambria"/>
+                <w:color w:val="595959"/>
+                <w:sz w:val="20"/>
+                <w:szCs w:val="20"/>
+              </w:rPr>
+              <w:t>OSD link</w:t>
+            </w:r>
+          </w:p>
+        </w:tc>
+        <w:tc>
+          <w:tcPr>
+            <w:tcW w:w="6606" w:type="dxa"/>
+          </w:tcPr>
+          <w:p>
+            <w:pPr>
+              <w:rPr>
+                <w:rFonts w:ascii="Cambria" w:hAnsi="Cambria"/>
+                <w:color w:val="000000" w:themeColor="text1"/>
+                <w:sz w:val="20"/>
+                <w:szCs w:val="20"/>
+              </w:rPr>
+            </w:pPr>
+            <w:r>
+              <w:rPr>
+                <w:rFonts w:ascii="Cambria" w:hAnsi="Cambria"/>
+                <w:color w:val="000000" w:themeColor="text1"/>
+                <w:sz w:val="20"/>
+                <w:szCs w:val="20"/>
+              </w:rPr>
+              <w:t xml:space="preserve">{{osd_link:OSD(Online Standards Development) </w:t>
+            </w:r>
+            <w:r>
+              <w:rPr>
+                <w:rFonts w:ascii="Cambria" w:hAnsi="Cambria"/>
+                <w:color w:val="000000" w:themeColor="text1"/>
+                <w:sz w:val="20"/>
+                <w:szCs w:val="20"/>
+              </w:rPr>
+              <w:t>문서</w:t>
+            </w:r>
+            <w:r>
+              <w:rPr>
+                <w:rFonts w:ascii="Cambria" w:hAnsi="Cambria"/>
+                <w:color w:val="000000" w:themeColor="text1"/>
+                <w:sz w:val="20"/>
+                <w:szCs w:val="20"/>
+              </w:rPr>
+              <w:t xml:space="preserve"> URL, </w:t>
+            </w:r>
+            <w:r>
+              <w:rPr>
+                <w:rFonts w:ascii="Cambria" w:hAnsi="Cambria"/>
+                <w:color w:val="000000" w:themeColor="text1"/>
+                <w:sz w:val="20"/>
+                <w:szCs w:val="20"/>
+              </w:rPr>
+              <w:t>없으면</w:t>
+            </w:r>
+            <w:r>
+              <w:rPr>
+                <w:rFonts w:ascii="Cambria" w:hAnsi="Cambria"/>
+                <w:color w:val="000000" w:themeColor="text1"/>
+                <w:sz w:val="20"/>
+                <w:szCs w:val="20"/>
+              </w:rPr>
+              <w:t xml:space="preserve"> -}}</w:t>
+            </w:r>
+          </w:p>
+        </w:tc>
+      </w:tr>
+      <w:tr>
+        <w:trPr>
+          <w:cantSplit/>
+        </w:trPr>
+        <w:tc>
+          <w:tcPr>
+            <w:tcW w:w="1200" w:type="dxa"/>
+          </w:tcPr>
+          <w:p>
+            <w:pPr>
+              <w:rPr>
+                <w:rFonts w:ascii="Cambria" w:hAnsi="Cambria"/>
+                <w:color w:val="000000" w:themeColor="text1"/>
+                <w:sz w:val="20"/>
+                <w:szCs w:val="20"/>
+              </w:rPr>
+            </w:pPr>
+          </w:p>
+        </w:tc>
+        <w:tc>
+          <w:tcPr>
+            <w:tcW w:w="1900" w:type="dxa"/>
+          </w:tcPr>
+          <w:p>
+            <w:pPr>
+              <w:rPr>
+                <w:rFonts w:ascii="Cambria" w:hAnsi="Cambria"/>
+                <w:color w:val="595959"/>
+                <w:sz w:val="20"/>
+                <w:szCs w:val="20"/>
+              </w:rPr>
+            </w:pPr>
+            <w:r>
+              <w:rPr>
+                <w:rFonts w:ascii="Cambria" w:hAnsi="Cambria"/>
+                <w:color w:val="595959"/>
+                <w:sz w:val="20"/>
+                <w:szCs w:val="20"/>
+              </w:rPr>
+              <w:t>Latest N-Doc</w:t>
+            </w:r>
+          </w:p>
+        </w:tc>
+        <w:tc>
+          <w:tcPr>
+            <w:tcW w:w="6606" w:type="dxa"/>
+          </w:tcPr>
+          <w:p>
+            <w:pPr>
+              <w:rPr>
+                <w:rFonts w:ascii="Cambria" w:hAnsi="Cambria"/>
+                <w:color w:val="000000" w:themeColor="text1"/>
+                <w:sz w:val="20"/>
+                <w:szCs w:val="20"/>
+              </w:rPr>
+            </w:pPr>
+            <w:r>
+              <w:rPr>
+                <w:rFonts w:ascii="Cambria" w:hAnsi="Cambria"/>
+                <w:color w:val="000000" w:themeColor="text1"/>
+                <w:sz w:val="20"/>
+                <w:szCs w:val="20"/>
+              </w:rPr>
+              <w:t>{{latest_doc:</w:t>
+            </w:r>
+            <w:r>
+              <w:rPr>
+                <w:rFonts w:ascii="Cambria" w:hAnsi="Cambria"/>
+                <w:color w:val="000000" w:themeColor="text1"/>
+                <w:sz w:val="20"/>
+                <w:szCs w:val="20"/>
+              </w:rPr>
+              <w:t>최신</w:t>
+            </w:r>
+            <w:r>
+              <w:rPr>
+                <w:rFonts w:ascii="Cambria" w:hAnsi="Cambria"/>
+                <w:color w:val="000000" w:themeColor="text1"/>
+                <w:sz w:val="20"/>
+                <w:szCs w:val="20"/>
+              </w:rPr>
+              <w:t xml:space="preserve"> N </w:t>
+            </w:r>
+            <w:r>
+              <w:rPr>
+                <w:rFonts w:ascii="Cambria" w:hAnsi="Cambria"/>
+                <w:color w:val="000000" w:themeColor="text1"/>
+                <w:sz w:val="20"/>
+                <w:szCs w:val="20"/>
+              </w:rPr>
+              <w:t>문서</w:t>
+            </w:r>
+            <w:r>
+              <w:rPr>
+                <w:rFonts w:ascii="Cambria" w:hAnsi="Cambria"/>
+                <w:color w:val="000000" w:themeColor="text1"/>
+                <w:sz w:val="20"/>
+                <w:szCs w:val="20"/>
+              </w:rPr>
+              <w:t xml:space="preserve"> </w:t>
+            </w:r>
+            <w:r>
+              <w:rPr>
+                <w:rFonts w:ascii="Cambria" w:hAnsi="Cambria"/>
+                <w:color w:val="000000" w:themeColor="text1"/>
+                <w:sz w:val="20"/>
+                <w:szCs w:val="20"/>
+              </w:rPr>
+              <w:t>번호</w:t>
+            </w:r>
+            <w:r>
+              <w:rPr>
+                <w:rFonts w:ascii="Cambria" w:hAnsi="Cambria"/>
+                <w:color w:val="000000" w:themeColor="text1"/>
+                <w:sz w:val="20"/>
+                <w:szCs w:val="20"/>
+              </w:rPr>
+              <w:t xml:space="preserve">, </w:t>
+            </w:r>
+            <w:r>
+              <w:rPr>
+                <w:rFonts w:ascii="Cambria" w:hAnsi="Cambria"/>
+                <w:color w:val="000000" w:themeColor="text1"/>
+                <w:sz w:val="20"/>
+                <w:szCs w:val="20"/>
+              </w:rPr>
+              <w:t>예</w:t>
+            </w:r>
+            <w:r>
+              <w:rPr>
+                <w:rFonts w:ascii="Cambria" w:hAnsi="Cambria"/>
+                <w:color w:val="000000" w:themeColor="text1"/>
+                <w:sz w:val="20"/>
+                <w:szCs w:val="20"/>
+              </w:rPr>
+              <w:t xml:space="preserve">: N5xx, </w:t>
+            </w:r>
+            <w:r>
+              <w:rPr>
+                <w:rFonts w:ascii="Cambria" w:hAnsi="Cambria"/>
+                <w:color w:val="000000" w:themeColor="text1"/>
+                <w:sz w:val="20"/>
+                <w:szCs w:val="20"/>
+              </w:rPr>
+              <w:t>없으면</w:t>
+            </w:r>
+            <w:r>
+              <w:rPr>
+                <w:rFonts w:ascii="Cambria" w:hAnsi="Cambria"/>
+                <w:color w:val="000000" w:themeColor="text1"/>
+                <w:sz w:val="20"/>
+                <w:szCs w:val="20"/>
+              </w:rPr>
+              <w:t xml:space="preserve"> -}}{{/joint_items}}</w:t>
+            </w:r>
+          </w:p>
+        </w:tc>
+      </w:tr>
+    </w:tbl>
     <w:p>
       <w:pPr>
         <w:rPr>
@@ -1221,220 +1928,6 @@
           <w:color w:val="000000" w:themeColor="text1"/>
         </w:rPr>
       </w:pPr>
-      <w:r>
-        <w:rPr>
-          <w:rFonts w:ascii="Cambria" w:hAnsi="Cambria"/>
-          <w:color w:val="000000" w:themeColor="text1"/>
-          <w:sz w:val="2"/>
-          <w:szCs w:val="2"/>
-        </w:rPr>
-        <w:t>{{#joint_items}}</w:t>
-      </w:r>
-    </w:p>
-    <w:p>
-      <w:pPr>
-        <w:spacing w:after="140"/>
-        <w:rPr>
-          <w:rFonts w:ascii="Cambria" w:hAnsi="Cambria"/>
-          <w:color w:val="000000" w:themeColor="text1"/>
-          <w:sz w:val="24"/>
-          <w:szCs w:val="24"/>
-        </w:rPr>
-      </w:pPr>
-      <w:r>
-        <w:rPr>
-          <w:rFonts w:ascii="Cambria" w:hAnsi="Cambria"/>
-          <w:color w:val="000000" w:themeColor="text1"/>
-          <w:sz w:val="24"/>
-          <w:szCs w:val="24"/>
-        </w:rPr>
-        <w:t>{{</w:t>
-      </w:r>
-      <w:proofErr w:type="spellStart"/>
-      <w:r>
-        <w:rPr>
-          <w:rFonts w:ascii="Cambria" w:hAnsi="Cambria"/>
-          <w:color w:val="000000" w:themeColor="text1"/>
-          <w:sz w:val="24"/>
-          <w:szCs w:val="24"/>
-        </w:rPr>
-        <w:t>project_id</w:t>
-      </w:r>
-      <w:proofErr w:type="spellEnd"/>
-      <w:r>
-        <w:rPr>
-          <w:rFonts w:ascii="Cambria" w:hAnsi="Cambria"/>
-          <w:color w:val="000000" w:themeColor="text1"/>
-          <w:sz w:val="24"/>
-          <w:szCs w:val="24"/>
-        </w:rPr>
-        <w:t>:</w:t>
-      </w:r>
-      <w:r>
-        <w:rPr>
-          <w:rFonts w:ascii="Cambria" w:hAnsi="Cambria"/>
-          <w:color w:val="000000" w:themeColor="text1"/>
-          <w:sz w:val="24"/>
-          <w:szCs w:val="24"/>
-        </w:rPr>
-        <w:t>프로젝트</w:t>
-      </w:r>
-      <w:r>
-        <w:rPr>
-          <w:rFonts w:ascii="Cambria" w:hAnsi="Cambria"/>
-          <w:color w:val="000000" w:themeColor="text1"/>
-          <w:sz w:val="24"/>
-          <w:szCs w:val="24"/>
-        </w:rPr>
-        <w:t xml:space="preserve"> </w:t>
-      </w:r>
-      <w:r>
-        <w:rPr>
-          <w:rFonts w:ascii="Cambria" w:hAnsi="Cambria"/>
-          <w:color w:val="000000" w:themeColor="text1"/>
-          <w:sz w:val="24"/>
-          <w:szCs w:val="24"/>
-        </w:rPr>
-        <w:t>번호</w:t>
-      </w:r>
-      <w:r>
-        <w:rPr>
-          <w:rFonts w:ascii="Cambria" w:hAnsi="Cambria"/>
-          <w:color w:val="000000" w:themeColor="text1"/>
-          <w:sz w:val="24"/>
-          <w:szCs w:val="24"/>
-        </w:rPr>
-        <w:t xml:space="preserve">, </w:t>
-      </w:r>
-      <w:r>
-        <w:rPr>
-          <w:rFonts w:ascii="Cambria" w:hAnsi="Cambria"/>
-          <w:color w:val="000000" w:themeColor="text1"/>
-          <w:sz w:val="24"/>
-          <w:szCs w:val="24"/>
-        </w:rPr>
-        <w:t>예</w:t>
-      </w:r>
-      <w:r>
-        <w:rPr>
-          <w:rFonts w:ascii="Cambria" w:hAnsi="Cambria"/>
-          <w:color w:val="000000" w:themeColor="text1"/>
-          <w:sz w:val="24"/>
-          <w:szCs w:val="24"/>
-        </w:rPr>
-        <w:t>: ISO/IEC AWI 25505-2}} – {{</w:t>
-      </w:r>
-      <w:proofErr w:type="spellStart"/>
-      <w:r>
-        <w:rPr>
-          <w:rFonts w:ascii="Cambria" w:hAnsi="Cambria"/>
-          <w:color w:val="000000" w:themeColor="text1"/>
-          <w:sz w:val="24"/>
-          <w:szCs w:val="24"/>
-        </w:rPr>
-        <w:t>project_title</w:t>
-      </w:r>
-      <w:proofErr w:type="spellEnd"/>
-      <w:r>
-        <w:rPr>
-          <w:rFonts w:ascii="Cambria" w:hAnsi="Cambria"/>
-          <w:color w:val="000000" w:themeColor="text1"/>
-          <w:sz w:val="24"/>
-          <w:szCs w:val="24"/>
-        </w:rPr>
-        <w:t>:</w:t>
-      </w:r>
-      <w:r>
-        <w:rPr>
-          <w:rFonts w:ascii="Cambria" w:hAnsi="Cambria"/>
-          <w:color w:val="000000" w:themeColor="text1"/>
-          <w:sz w:val="24"/>
-          <w:szCs w:val="24"/>
-        </w:rPr>
-        <w:t>프로젝트</w:t>
-      </w:r>
-      <w:r>
-        <w:rPr>
-          <w:rFonts w:ascii="Cambria" w:hAnsi="Cambria"/>
-          <w:color w:val="000000" w:themeColor="text1"/>
-          <w:sz w:val="24"/>
-          <w:szCs w:val="24"/>
-        </w:rPr>
-        <w:t xml:space="preserve"> </w:t>
-      </w:r>
-      <w:r>
-        <w:rPr>
-          <w:rFonts w:ascii="Cambria" w:hAnsi="Cambria"/>
-          <w:color w:val="000000" w:themeColor="text1"/>
-          <w:sz w:val="24"/>
-          <w:szCs w:val="24"/>
-        </w:rPr>
-        <w:t>제목</w:t>
-      </w:r>
-      <w:r>
-        <w:rPr>
-          <w:rFonts w:ascii="Cambria" w:hAnsi="Cambria"/>
-          <w:color w:val="000000" w:themeColor="text1"/>
-          <w:sz w:val="24"/>
-          <w:szCs w:val="24"/>
-        </w:rPr>
-        <w:t>(</w:t>
-      </w:r>
-      <w:r>
-        <w:rPr>
-          <w:rFonts w:ascii="Cambria" w:hAnsi="Cambria"/>
-          <w:color w:val="000000" w:themeColor="text1"/>
-          <w:sz w:val="24"/>
-          <w:szCs w:val="24"/>
-        </w:rPr>
-        <w:t>영문</w:t>
-      </w:r>
-      <w:r>
-        <w:rPr>
-          <w:rFonts w:ascii="Cambria" w:hAnsi="Cambria"/>
-          <w:color w:val="000000" w:themeColor="text1"/>
-          <w:sz w:val="24"/>
-          <w:szCs w:val="24"/>
-        </w:rPr>
-        <w:t>)}}</w:t>
-      </w:r>
-    </w:p>
-    <w:p>
-      <w:pPr>
-        <w:rPr>
-          <w:rFonts w:ascii="Cambria" w:hAnsi="Cambria"/>
-          <w:color w:val="000000" w:themeColor="text1"/>
-        </w:rPr>
-      </w:pPr>
-      <w:r>
-        <w:rPr>
-          <w:rFonts w:ascii="Cambria" w:hAnsi="Cambria"/>
-          <w:color w:val="000000" w:themeColor="text1"/>
-          <w:sz w:val="2"/>
-          <w:szCs w:val="2"/>
-        </w:rPr>
-        <w:t>{{/</w:t>
-      </w:r>
-      <w:proofErr w:type="spellStart"/>
-      <w:r>
-        <w:rPr>
-          <w:rFonts w:ascii="Cambria" w:hAnsi="Cambria"/>
-          <w:color w:val="000000" w:themeColor="text1"/>
-          <w:sz w:val="2"/>
-          <w:szCs w:val="2"/>
-        </w:rPr>
-        <w:t>joint_items</w:t>
-      </w:r>
-      <w:proofErr w:type="spellEnd"/>
-      <w:r>
-        <w:rPr>
-          <w:rFonts w:ascii="Cambria" w:hAnsi="Cambria"/>
-          <w:color w:val="000000" w:themeColor="text1"/>
-          <w:sz w:val="2"/>
-          <w:szCs w:val="2"/>
-        </w:rPr>
-        <w:t>}}</w:t>
-      </w:r>
     </w:p>
     <w:p>
       <w:pPr>
@@ -1471,10 +1964,1075 @@
           <w:bCs/>
           <w:color w:val="000000" w:themeColor="text1"/>
         </w:rPr>
-        <w:lastRenderedPageBreak/>
         <w:t>8.1 Active AWI/TR items</w:t>
       </w:r>
     </w:p>
+    <w:tbl>
+      <w:tblPr>
+        <w:tblW w:w="9706" w:type="dxa"/>
+        <w:tblBorders>
+          <w:top w:val="nil"/>
+          <w:left w:val="nil"/>
+          <w:bottom w:val="nil"/>
+          <w:right w:val="nil"/>
+          <w:insideH w:val="nil"/>
+          <w:insideV w:val="nil"/>
+        </w:tblBorders>
+        <w:tblLayout w:type="fixed"/>
+        <w:tblCellMar>
+          <w:top w:w="20" w:type="dxa"/>
+          <w:left w:w="80" w:type="dxa"/>
+          <w:bottom w:w="20" w:type="dxa"/>
+          <w:right w:w="80" w:type="dxa"/>
+        </w:tblCellMar>
+        <w:tblLook w:val="0600" w:firstRow="0" w:lastRow="0" w:firstColumn="0" w:lastColumn="0" w:noHBand="1" w:noVBand="1"/>
+      </w:tblPr>
+      <w:tblGrid>
+        <w:gridCol w:w="1200"/>
+        <w:gridCol w:w="1900"/>
+        <w:gridCol w:w="6606"/>
+      </w:tblGrid>
+      <w:tr>
+        <w:trPr>
+          <w:cantSplit/>
+        </w:trPr>
+        <w:tc>
+          <w:tcPr>
+            <w:tcW w:w="1200" w:type="dxa"/>
+          </w:tcPr>
+          <w:p>
+            <w:pPr>
+              <w:spacing w:before="160"/>
+              <w:rPr>
+                <w:rFonts w:ascii="Cambria" w:hAnsi="Cambria"/>
+                <w:b/>
+                <w:bCs/>
+                <w:color w:val="000000" w:themeColor="text1"/>
+              </w:rPr>
+            </w:pPr>
+            <w:r>
+              <w:rPr>
+                <w:rFonts w:ascii="Cambria" w:hAnsi="Cambria"/>
+                <w:b/>
+                <w:bCs/>
+                <w:color w:val="000000" w:themeColor="text1"/>
+              </w:rPr>
+              <w:t>{{#active_items}}8.1.{{no:1</w:t>
+            </w:r>
+            <w:r>
+              <w:rPr>
+                <w:rFonts w:ascii="Cambria" w:hAnsi="Cambria"/>
+                <w:b/>
+                <w:bCs/>
+                <w:color w:val="000000" w:themeColor="text1"/>
+              </w:rPr>
+              <w:t>부터</w:t>
+            </w:r>
+            <w:r>
+              <w:rPr>
+                <w:rFonts w:ascii="Cambria" w:hAnsi="Cambria"/>
+                <w:b/>
+                <w:bCs/>
+                <w:color w:val="000000" w:themeColor="text1"/>
+              </w:rPr>
+              <w:t xml:space="preserve"> </w:t>
+            </w:r>
+            <w:r>
+              <w:rPr>
+                <w:rFonts w:ascii="Cambria" w:hAnsi="Cambria"/>
+                <w:b/>
+                <w:bCs/>
+                <w:color w:val="000000" w:themeColor="text1"/>
+              </w:rPr>
+              <w:t>시작하는</w:t>
+            </w:r>
+            <w:r>
+              <w:rPr>
+                <w:rFonts w:ascii="Cambria" w:hAnsi="Cambria"/>
+                <w:b/>
+                <w:bCs/>
+                <w:color w:val="000000" w:themeColor="text1"/>
+              </w:rPr>
+              <w:t xml:space="preserve"> </w:t>
+            </w:r>
+            <w:r>
+              <w:rPr>
+                <w:rFonts w:ascii="Cambria" w:hAnsi="Cambria"/>
+                <w:b/>
+                <w:bCs/>
+                <w:color w:val="000000" w:themeColor="text1"/>
+              </w:rPr>
+              <w:t>순번</w:t>
+            </w:r>
+            <w:r>
+              <w:rPr>
+                <w:rFonts w:ascii="Cambria" w:hAnsi="Cambria"/>
+                <w:b/>
+                <w:bCs/>
+                <w:color w:val="000000" w:themeColor="text1"/>
+              </w:rPr>
+              <w:t>}}</w:t>
+            </w:r>
+          </w:p>
+        </w:tc>
+        <w:tc>
+          <w:tcPr>
+            <w:tcW w:w="8506" w:type="dxa"/>
+            <w:gridSpan w:val="2"/>
+          </w:tcPr>
+          <w:p>
+            <w:pPr>
+              <w:spacing w:before="160"/>
+              <w:rPr>
+                <w:rFonts w:ascii="Cambria" w:hAnsi="Cambria"/>
+                <w:b/>
+                <w:bCs/>
+                <w:color w:val="000000" w:themeColor="text1"/>
+              </w:rPr>
+            </w:pPr>
+            <w:r>
+              <w:rPr>
+                <w:rFonts w:ascii="Cambria" w:hAnsi="Cambria"/>
+                <w:b/>
+                <w:bCs/>
+                <w:color w:val="000000" w:themeColor="text1"/>
+              </w:rPr>
+              <w:t>{{project_id:</w:t>
+            </w:r>
+            <w:r>
+              <w:rPr>
+                <w:rFonts w:ascii="Cambria" w:hAnsi="Cambria"/>
+                <w:b/>
+                <w:bCs/>
+                <w:color w:val="000000" w:themeColor="text1"/>
+              </w:rPr>
+              <w:t>프로젝트</w:t>
+            </w:r>
+            <w:r>
+              <w:rPr>
+                <w:rFonts w:ascii="Cambria" w:hAnsi="Cambria"/>
+                <w:b/>
+                <w:bCs/>
+                <w:color w:val="000000" w:themeColor="text1"/>
+              </w:rPr>
+              <w:t xml:space="preserve"> </w:t>
+            </w:r>
+            <w:r>
+              <w:rPr>
+                <w:rFonts w:ascii="Cambria" w:hAnsi="Cambria"/>
+                <w:b/>
+                <w:bCs/>
+                <w:color w:val="000000" w:themeColor="text1"/>
+              </w:rPr>
+              <w:t>번호</w:t>
+            </w:r>
+            <w:r>
+              <w:rPr>
+                <w:rFonts w:ascii="Cambria" w:hAnsi="Cambria"/>
+                <w:b/>
+                <w:bCs/>
+                <w:color w:val="000000" w:themeColor="text1"/>
+              </w:rPr>
+              <w:t xml:space="preserve">, </w:t>
+            </w:r>
+            <w:r>
+              <w:rPr>
+                <w:rFonts w:ascii="Cambria" w:hAnsi="Cambria"/>
+                <w:b/>
+                <w:bCs/>
+                <w:color w:val="000000" w:themeColor="text1"/>
+              </w:rPr>
+              <w:t>예</w:t>
+            </w:r>
+            <w:r>
+              <w:rPr>
+                <w:rFonts w:ascii="Cambria" w:hAnsi="Cambria"/>
+                <w:b/>
+                <w:bCs/>
+                <w:color w:val="000000" w:themeColor="text1"/>
+              </w:rPr>
+              <w:t>: ISO/IEC AWI 25505-2}}: {{project_title:</w:t>
+            </w:r>
+            <w:r>
+              <w:rPr>
+                <w:rFonts w:ascii="Cambria" w:hAnsi="Cambria"/>
+                <w:b/>
+                <w:bCs/>
+                <w:color w:val="000000" w:themeColor="text1"/>
+              </w:rPr>
+              <w:t>프로젝트</w:t>
+            </w:r>
+            <w:r>
+              <w:rPr>
+                <w:rFonts w:ascii="Cambria" w:hAnsi="Cambria"/>
+                <w:b/>
+                <w:bCs/>
+                <w:color w:val="000000" w:themeColor="text1"/>
+              </w:rPr>
+              <w:t xml:space="preserve"> </w:t>
+            </w:r>
+            <w:r>
+              <w:rPr>
+                <w:rFonts w:ascii="Cambria" w:hAnsi="Cambria"/>
+                <w:b/>
+                <w:bCs/>
+                <w:color w:val="000000" w:themeColor="text1"/>
+              </w:rPr>
+              <w:t>제목</w:t>
+            </w:r>
+            <w:r>
+              <w:rPr>
+                <w:rFonts w:ascii="Cambria" w:hAnsi="Cambria"/>
+                <w:b/>
+                <w:bCs/>
+                <w:color w:val="000000" w:themeColor="text1"/>
+              </w:rPr>
+              <w:t>(</w:t>
+            </w:r>
+            <w:r>
+              <w:rPr>
+                <w:rFonts w:ascii="Cambria" w:hAnsi="Cambria"/>
+                <w:b/>
+                <w:bCs/>
+                <w:color w:val="000000" w:themeColor="text1"/>
+              </w:rPr>
+              <w:t>영문</w:t>
+            </w:r>
+            <w:r>
+              <w:rPr>
+                <w:rFonts w:ascii="Cambria" w:hAnsi="Cambria"/>
+                <w:b/>
+                <w:bCs/>
+                <w:color w:val="000000" w:themeColor="text1"/>
+              </w:rPr>
+              <w:t>)}}</w:t>
+            </w:r>
+          </w:p>
+        </w:tc>
+      </w:tr>
+      <w:tr>
+        <w:trPr>
+          <w:cantSplit/>
+        </w:trPr>
+        <w:tc>
+          <w:tcPr>
+            <w:tcW w:w="1200" w:type="dxa"/>
+          </w:tcPr>
+          <w:p>
+            <w:pPr>
+              <w:rPr>
+                <w:rFonts w:ascii="Cambria" w:hAnsi="Cambria"/>
+                <w:color w:val="000000" w:themeColor="text1"/>
+                <w:sz w:val="20"/>
+                <w:szCs w:val="20"/>
+              </w:rPr>
+            </w:pPr>
+          </w:p>
+        </w:tc>
+        <w:tc>
+          <w:tcPr>
+            <w:tcW w:w="1900" w:type="dxa"/>
+          </w:tcPr>
+          <w:p>
+            <w:pPr>
+              <w:rPr>
+                <w:rFonts w:ascii="Cambria" w:hAnsi="Cambria"/>
+                <w:color w:val="595959"/>
+                <w:sz w:val="20"/>
+                <w:szCs w:val="20"/>
+              </w:rPr>
+            </w:pPr>
+            <w:r>
+              <w:rPr>
+                <w:rFonts w:ascii="Cambria" w:hAnsi="Cambria"/>
+                <w:color w:val="595959"/>
+                <w:sz w:val="20"/>
+                <w:szCs w:val="20"/>
+              </w:rPr>
+              <w:t>Project link</w:t>
+            </w:r>
+          </w:p>
+        </w:tc>
+        <w:tc>
+          <w:tcPr>
+            <w:tcW w:w="6606" w:type="dxa"/>
+          </w:tcPr>
+          <w:p>
+            <w:pPr>
+              <w:rPr>
+                <w:rFonts w:ascii="Cambria" w:hAnsi="Cambria"/>
+                <w:color w:val="000000" w:themeColor="text1"/>
+                <w:sz w:val="20"/>
+                <w:szCs w:val="20"/>
+              </w:rPr>
+            </w:pPr>
+            <w:r>
+              <w:rPr>
+                <w:rFonts w:ascii="Cambria" w:hAnsi="Cambria"/>
+                <w:color w:val="000000" w:themeColor="text1"/>
+                <w:sz w:val="20"/>
+                <w:szCs w:val="20"/>
+              </w:rPr>
+              <w:t xml:space="preserve">{{project_link:ISO </w:t>
+            </w:r>
+            <w:r>
+              <w:rPr>
+                <w:rFonts w:ascii="Cambria" w:hAnsi="Cambria"/>
+                <w:color w:val="000000" w:themeColor="text1"/>
+                <w:sz w:val="20"/>
+                <w:szCs w:val="20"/>
+              </w:rPr>
+              <w:t>프로젝트</w:t>
+            </w:r>
+            <w:r>
+              <w:rPr>
+                <w:rFonts w:ascii="Cambria" w:hAnsi="Cambria"/>
+                <w:color w:val="000000" w:themeColor="text1"/>
+                <w:sz w:val="20"/>
+                <w:szCs w:val="20"/>
+              </w:rPr>
+              <w:t xml:space="preserve"> </w:t>
+            </w:r>
+            <w:r>
+              <w:rPr>
+                <w:rFonts w:ascii="Cambria" w:hAnsi="Cambria"/>
+                <w:color w:val="000000" w:themeColor="text1"/>
+                <w:sz w:val="20"/>
+                <w:szCs w:val="20"/>
+              </w:rPr>
+              <w:t>페이지</w:t>
+            </w:r>
+            <w:r>
+              <w:rPr>
+                <w:rFonts w:ascii="Cambria" w:hAnsi="Cambria"/>
+                <w:color w:val="000000" w:themeColor="text1"/>
+                <w:sz w:val="20"/>
+                <w:szCs w:val="20"/>
+              </w:rPr>
+              <w:t xml:space="preserve"> URL, </w:t>
+            </w:r>
+            <w:r>
+              <w:rPr>
+                <w:rFonts w:ascii="Cambria" w:hAnsi="Cambria"/>
+                <w:color w:val="000000" w:themeColor="text1"/>
+                <w:sz w:val="20"/>
+                <w:szCs w:val="20"/>
+              </w:rPr>
+              <w:t>없으면</w:t>
+            </w:r>
+            <w:r>
+              <w:rPr>
+                <w:rFonts w:ascii="Cambria" w:hAnsi="Cambria"/>
+                <w:color w:val="000000" w:themeColor="text1"/>
+                <w:sz w:val="20"/>
+                <w:szCs w:val="20"/>
+              </w:rPr>
+              <w:t xml:space="preserve"> -}}</w:t>
+            </w:r>
+          </w:p>
+        </w:tc>
+      </w:tr>
+      <w:tr>
+        <w:trPr>
+          <w:cantSplit/>
+        </w:trPr>
+        <w:tc>
+          <w:tcPr>
+            <w:tcW w:w="1200" w:type="dxa"/>
+          </w:tcPr>
+          <w:p>
+            <w:pPr>
+              <w:rPr>
+                <w:rFonts w:ascii="Cambria" w:hAnsi="Cambria"/>
+                <w:color w:val="000000" w:themeColor="text1"/>
+                <w:sz w:val="20"/>
+                <w:szCs w:val="20"/>
+              </w:rPr>
+            </w:pPr>
+          </w:p>
+        </w:tc>
+        <w:tc>
+          <w:tcPr>
+            <w:tcW w:w="1900" w:type="dxa"/>
+          </w:tcPr>
+          <w:p>
+            <w:pPr>
+              <w:rPr>
+                <w:rFonts w:ascii="Cambria" w:hAnsi="Cambria"/>
+                <w:color w:val="595959"/>
+                <w:sz w:val="20"/>
+                <w:szCs w:val="20"/>
+              </w:rPr>
+            </w:pPr>
+            <w:r>
+              <w:rPr>
+                <w:rFonts w:ascii="Cambria" w:hAnsi="Cambria"/>
+                <w:color w:val="595959"/>
+                <w:sz w:val="20"/>
+                <w:szCs w:val="20"/>
+              </w:rPr>
+              <w:t>Stage</w:t>
+            </w:r>
+          </w:p>
+        </w:tc>
+        <w:tc>
+          <w:tcPr>
+            <w:tcW w:w="6606" w:type="dxa"/>
+          </w:tcPr>
+          <w:p>
+            <w:pPr>
+              <w:rPr>
+                <w:rFonts w:ascii="Cambria" w:hAnsi="Cambria"/>
+                <w:color w:val="000000" w:themeColor="text1"/>
+                <w:sz w:val="20"/>
+                <w:szCs w:val="20"/>
+              </w:rPr>
+            </w:pPr>
+            <w:r>
+              <w:rPr>
+                <w:rFonts w:ascii="Cambria" w:hAnsi="Cambria"/>
+                <w:color w:val="000000" w:themeColor="text1"/>
+                <w:sz w:val="20"/>
+                <w:szCs w:val="20"/>
+              </w:rPr>
+              <w:t>{{stage:</w:t>
+            </w:r>
+            <w:r>
+              <w:rPr>
+                <w:rFonts w:ascii="Cambria" w:hAnsi="Cambria"/>
+                <w:color w:val="000000" w:themeColor="text1"/>
+                <w:sz w:val="20"/>
+                <w:szCs w:val="20"/>
+              </w:rPr>
+              <w:t>현재</w:t>
+            </w:r>
+            <w:r>
+              <w:rPr>
+                <w:rFonts w:ascii="Cambria" w:hAnsi="Cambria"/>
+                <w:color w:val="000000" w:themeColor="text1"/>
+                <w:sz w:val="20"/>
+                <w:szCs w:val="20"/>
+              </w:rPr>
+              <w:t xml:space="preserve"> </w:t>
+            </w:r>
+            <w:r>
+              <w:rPr>
+                <w:rFonts w:ascii="Cambria" w:hAnsi="Cambria"/>
+                <w:color w:val="000000" w:themeColor="text1"/>
+                <w:sz w:val="20"/>
+                <w:szCs w:val="20"/>
+              </w:rPr>
+              <w:t>단계</w:t>
+            </w:r>
+            <w:r>
+              <w:rPr>
+                <w:rFonts w:ascii="Cambria" w:hAnsi="Cambria"/>
+                <w:color w:val="000000" w:themeColor="text1"/>
+                <w:sz w:val="20"/>
+                <w:szCs w:val="20"/>
+              </w:rPr>
+              <w:t xml:space="preserve"> </w:t>
+            </w:r>
+            <w:r>
+              <w:rPr>
+                <w:rFonts w:ascii="Cambria" w:hAnsi="Cambria"/>
+                <w:color w:val="000000" w:themeColor="text1"/>
+                <w:sz w:val="20"/>
+                <w:szCs w:val="20"/>
+              </w:rPr>
+              <w:t>코드</w:t>
+            </w:r>
+            <w:r>
+              <w:rPr>
+                <w:rFonts w:ascii="Cambria" w:hAnsi="Cambria"/>
+                <w:color w:val="000000" w:themeColor="text1"/>
+                <w:sz w:val="20"/>
+                <w:szCs w:val="20"/>
+              </w:rPr>
+              <w:t xml:space="preserve">, </w:t>
+            </w:r>
+            <w:r>
+              <w:rPr>
+                <w:rFonts w:ascii="Cambria" w:hAnsi="Cambria"/>
+                <w:color w:val="000000" w:themeColor="text1"/>
+                <w:sz w:val="20"/>
+                <w:szCs w:val="20"/>
+              </w:rPr>
+              <w:t>예</w:t>
+            </w:r>
+            <w:r>
+              <w:rPr>
+                <w:rFonts w:ascii="Cambria" w:hAnsi="Cambria"/>
+                <w:color w:val="000000" w:themeColor="text1"/>
+                <w:sz w:val="20"/>
+                <w:szCs w:val="20"/>
+              </w:rPr>
+              <w:t>: 00.00, 20.20}}</w:t>
+            </w:r>
+          </w:p>
+        </w:tc>
+      </w:tr>
+      <w:tr>
+        <w:trPr>
+          <w:cantSplit/>
+        </w:trPr>
+        <w:tc>
+          <w:tcPr>
+            <w:tcW w:w="1200" w:type="dxa"/>
+          </w:tcPr>
+          <w:p>
+            <w:pPr>
+              <w:rPr>
+                <w:rFonts w:ascii="Cambria" w:hAnsi="Cambria"/>
+                <w:color w:val="000000" w:themeColor="text1"/>
+                <w:sz w:val="20"/>
+                <w:szCs w:val="20"/>
+              </w:rPr>
+            </w:pPr>
+          </w:p>
+        </w:tc>
+        <w:tc>
+          <w:tcPr>
+            <w:tcW w:w="1900" w:type="dxa"/>
+          </w:tcPr>
+          <w:p>
+            <w:pPr>
+              <w:rPr>
+                <w:rFonts w:ascii="Cambria" w:hAnsi="Cambria"/>
+                <w:color w:val="595959"/>
+                <w:sz w:val="20"/>
+                <w:szCs w:val="20"/>
+              </w:rPr>
+            </w:pPr>
+            <w:r>
+              <w:rPr>
+                <w:rFonts w:ascii="Cambria" w:hAnsi="Cambria"/>
+                <w:color w:val="595959"/>
+                <w:sz w:val="20"/>
+                <w:szCs w:val="20"/>
+              </w:rPr>
+              <w:t>Lifetime limit</w:t>
+            </w:r>
+          </w:p>
+        </w:tc>
+        <w:tc>
+          <w:tcPr>
+            <w:tcW w:w="6606" w:type="dxa"/>
+          </w:tcPr>
+          <w:p>
+            <w:pPr>
+              <w:rPr>
+                <w:rFonts w:ascii="Cambria" w:hAnsi="Cambria"/>
+                <w:color w:val="000000" w:themeColor="text1"/>
+                <w:sz w:val="20"/>
+                <w:szCs w:val="20"/>
+              </w:rPr>
+            </w:pPr>
+            <w:r>
+              <w:rPr>
+                <w:rFonts w:ascii="Cambria" w:hAnsi="Cambria"/>
+                <w:color w:val="000000" w:themeColor="text1"/>
+                <w:sz w:val="20"/>
+                <w:szCs w:val="20"/>
+              </w:rPr>
+              <w:t xml:space="preserve">{{lifetime:Lifetime 시한(Due Date), YYYY-MM-DD}}</w:t>
+            </w:r>
+          </w:p>
+        </w:tc>
+      </w:tr>
+      <w:tr>
+        <w:trPr>
+          <w:cantSplit/>
+        </w:trPr>
+        <w:tc>
+          <w:tcPr>
+            <w:tcW w:w="1200" w:type="dxa"/>
+          </w:tcPr>
+          <w:p>
+            <w:pPr>
+              <w:rPr>
+                <w:rFonts w:ascii="Cambria" w:hAnsi="Cambria"/>
+                <w:color w:val="000000" w:themeColor="text1"/>
+                <w:sz w:val="20"/>
+                <w:szCs w:val="20"/>
+              </w:rPr>
+            </w:pPr>
+          </w:p>
+        </w:tc>
+        <w:tc>
+          <w:tcPr>
+            <w:tcW w:w="1900" w:type="dxa"/>
+          </w:tcPr>
+          <w:p>
+            <w:pPr>
+              <w:rPr>
+                <w:rFonts w:ascii="Cambria" w:hAnsi="Cambria"/>
+                <w:color w:val="595959"/>
+                <w:sz w:val="20"/>
+                <w:szCs w:val="20"/>
+              </w:rPr>
+            </w:pPr>
+            <w:r>
+              <w:rPr>
+                <w:rFonts w:ascii="Cambria" w:hAnsi="Cambria"/>
+                <w:color w:val="595959"/>
+                <w:sz w:val="20"/>
+                <w:szCs w:val="20"/>
+              </w:rPr>
+              <w:t>Project leader(s)</w:t>
+            </w:r>
+          </w:p>
+        </w:tc>
+        <w:tc>
+          <w:tcPr>
+            <w:tcW w:w="6606" w:type="dxa"/>
+          </w:tcPr>
+          <w:p>
+            <w:pPr>
+              <w:rPr>
+                <w:rFonts w:ascii="Cambria" w:hAnsi="Cambria"/>
+                <w:color w:val="000000" w:themeColor="text1"/>
+                <w:sz w:val="20"/>
+                <w:szCs w:val="20"/>
+              </w:rPr>
+            </w:pPr>
+            <w:r>
+              <w:rPr>
+                <w:rFonts w:ascii="Cambria" w:hAnsi="Cambria"/>
+                <w:color w:val="000000" w:themeColor="text1"/>
+                <w:sz w:val="20"/>
+                <w:szCs w:val="20"/>
+              </w:rPr>
+              <w:t>{{leader:</w:t>
+            </w:r>
+            <w:r>
+              <w:rPr>
+                <w:rFonts w:ascii="Cambria" w:hAnsi="Cambria"/>
+                <w:color w:val="000000" w:themeColor="text1"/>
+                <w:sz w:val="20"/>
+                <w:szCs w:val="20"/>
+              </w:rPr>
+              <w:t>프로젝트</w:t>
+            </w:r>
+            <w:r>
+              <w:rPr>
+                <w:rFonts w:ascii="Cambria" w:hAnsi="Cambria"/>
+                <w:color w:val="000000" w:themeColor="text1"/>
+                <w:sz w:val="20"/>
+                <w:szCs w:val="20"/>
+              </w:rPr>
+              <w:t xml:space="preserve"> </w:t>
+            </w:r>
+            <w:r>
+              <w:rPr>
+                <w:rFonts w:ascii="Cambria" w:hAnsi="Cambria"/>
+                <w:color w:val="000000" w:themeColor="text1"/>
+                <w:sz w:val="20"/>
+                <w:szCs w:val="20"/>
+              </w:rPr>
+              <w:t>리더</w:t>
+            </w:r>
+            <w:r>
+              <w:rPr>
+                <w:rFonts w:ascii="Cambria" w:hAnsi="Cambria"/>
+                <w:color w:val="000000" w:themeColor="text1"/>
+                <w:sz w:val="20"/>
+                <w:szCs w:val="20"/>
+              </w:rPr>
+              <w:t xml:space="preserve"> </w:t>
+            </w:r>
+            <w:r>
+              <w:rPr>
+                <w:rFonts w:ascii="Cambria" w:hAnsi="Cambria"/>
+                <w:color w:val="000000" w:themeColor="text1"/>
+                <w:sz w:val="20"/>
+                <w:szCs w:val="20"/>
+              </w:rPr>
+              <w:t>이름</w:t>
+            </w:r>
+            <w:r>
+              <w:rPr>
+                <w:rFonts w:ascii="Cambria" w:hAnsi="Cambria"/>
+                <w:color w:val="000000" w:themeColor="text1"/>
+                <w:sz w:val="20"/>
+                <w:szCs w:val="20"/>
+              </w:rPr>
+              <w:t xml:space="preserve"> </w:t>
+            </w:r>
+            <w:r>
+              <w:rPr>
+                <w:rFonts w:ascii="Cambria" w:hAnsi="Cambria"/>
+                <w:color w:val="000000" w:themeColor="text1"/>
+                <w:sz w:val="20"/>
+                <w:szCs w:val="20"/>
+              </w:rPr>
+              <w:t>전체</w:t>
+            </w:r>
+            <w:r>
+              <w:rPr>
+                <w:rFonts w:ascii="Cambria" w:hAnsi="Cambria"/>
+                <w:color w:val="000000" w:themeColor="text1"/>
+                <w:sz w:val="20"/>
+                <w:szCs w:val="20"/>
+              </w:rPr>
+              <w:t>(</w:t>
+            </w:r>
+            <w:r>
+              <w:rPr>
+                <w:rFonts w:ascii="Cambria" w:hAnsi="Cambria"/>
+                <w:color w:val="000000" w:themeColor="text1"/>
+                <w:sz w:val="20"/>
+                <w:szCs w:val="20"/>
+              </w:rPr>
+              <w:t>공동</w:t>
+            </w:r>
+            <w:r>
+              <w:rPr>
+                <w:rFonts w:ascii="Cambria" w:hAnsi="Cambria"/>
+                <w:color w:val="000000" w:themeColor="text1"/>
+                <w:sz w:val="20"/>
+                <w:szCs w:val="20"/>
+              </w:rPr>
+              <w:t xml:space="preserve"> </w:t>
+            </w:r>
+            <w:r>
+              <w:rPr>
+                <w:rFonts w:ascii="Cambria" w:hAnsi="Cambria"/>
+                <w:color w:val="000000" w:themeColor="text1"/>
+                <w:sz w:val="20"/>
+                <w:szCs w:val="20"/>
+              </w:rPr>
+              <w:t>리더</w:t>
+            </w:r>
+            <w:r>
+              <w:rPr>
+                <w:rFonts w:ascii="Cambria" w:hAnsi="Cambria"/>
+                <w:color w:val="000000" w:themeColor="text1"/>
+                <w:sz w:val="20"/>
+                <w:szCs w:val="20"/>
+              </w:rPr>
+              <w:t xml:space="preserve"> </w:t>
+            </w:r>
+            <w:r>
+              <w:rPr>
+                <w:rFonts w:ascii="Cambria" w:hAnsi="Cambria"/>
+                <w:color w:val="000000" w:themeColor="text1"/>
+                <w:sz w:val="20"/>
+                <w:szCs w:val="20"/>
+              </w:rPr>
+              <w:t>포함</w:t>
+            </w:r>
+            <w:r>
+              <w:rPr>
+                <w:rFonts w:ascii="Cambria" w:hAnsi="Cambria"/>
+                <w:color w:val="000000" w:themeColor="text1"/>
+                <w:sz w:val="20"/>
+                <w:szCs w:val="20"/>
+              </w:rPr>
+              <w:t xml:space="preserve">), </w:t>
+            </w:r>
+            <w:r>
+              <w:rPr>
+                <w:rFonts w:ascii="Cambria" w:hAnsi="Cambria"/>
+                <w:color w:val="000000" w:themeColor="text1"/>
+                <w:sz w:val="20"/>
+                <w:szCs w:val="20"/>
+              </w:rPr>
+              <w:t>쉼표로</w:t>
+            </w:r>
+            <w:r>
+              <w:rPr>
+                <w:rFonts w:ascii="Cambria" w:hAnsi="Cambria"/>
+                <w:color w:val="000000" w:themeColor="text1"/>
+                <w:sz w:val="20"/>
+                <w:szCs w:val="20"/>
+              </w:rPr>
+              <w:t xml:space="preserve"> </w:t>
+            </w:r>
+            <w:r>
+              <w:rPr>
+                <w:rFonts w:ascii="Cambria" w:hAnsi="Cambria"/>
+                <w:color w:val="000000" w:themeColor="text1"/>
+                <w:sz w:val="20"/>
+                <w:szCs w:val="20"/>
+              </w:rPr>
+              <w:t>구분</w:t>
+            </w:r>
+            <w:r>
+              <w:rPr>
+                <w:rFonts w:ascii="Cambria" w:hAnsi="Cambria"/>
+                <w:color w:val="000000" w:themeColor="text1"/>
+                <w:sz w:val="20"/>
+                <w:szCs w:val="20"/>
+              </w:rPr>
+              <w:t>}}</w:t>
+            </w:r>
+          </w:p>
+        </w:tc>
+      </w:tr>
+      <w:tr>
+        <w:trPr>
+          <w:cantSplit/>
+        </w:trPr>
+        <w:tc>
+          <w:tcPr>
+            <w:tcW w:w="1200" w:type="dxa"/>
+          </w:tcPr>
+          <w:p>
+            <w:pPr>
+              <w:rPr>
+                <w:rFonts w:ascii="Cambria" w:hAnsi="Cambria"/>
+                <w:color w:val="000000" w:themeColor="text1"/>
+                <w:sz w:val="20"/>
+                <w:szCs w:val="20"/>
+              </w:rPr>
+            </w:pPr>
+          </w:p>
+        </w:tc>
+        <w:tc>
+          <w:tcPr>
+            <w:tcW w:w="1900" w:type="dxa"/>
+          </w:tcPr>
+          <w:p>
+            <w:pPr>
+              <w:rPr>
+                <w:rFonts w:ascii="Cambria" w:hAnsi="Cambria"/>
+                <w:color w:val="595959"/>
+                <w:sz w:val="20"/>
+                <w:szCs w:val="20"/>
+              </w:rPr>
+            </w:pPr>
+            <w:r>
+              <w:rPr>
+                <w:rFonts w:ascii="Cambria" w:hAnsi="Cambria"/>
+                <w:color w:val="595959"/>
+                <w:sz w:val="20"/>
+                <w:szCs w:val="20"/>
+              </w:rPr>
+              <w:t>OSD link</w:t>
+            </w:r>
+          </w:p>
+        </w:tc>
+        <w:tc>
+          <w:tcPr>
+            <w:tcW w:w="6606" w:type="dxa"/>
+          </w:tcPr>
+          <w:p>
+            <w:pPr>
+              <w:rPr>
+                <w:rFonts w:ascii="Cambria" w:hAnsi="Cambria"/>
+                <w:color w:val="000000" w:themeColor="text1"/>
+                <w:sz w:val="20"/>
+                <w:szCs w:val="20"/>
+              </w:rPr>
+            </w:pPr>
+            <w:r>
+              <w:rPr>
+                <w:rFonts w:ascii="Cambria" w:hAnsi="Cambria"/>
+                <w:color w:val="000000" w:themeColor="text1"/>
+                <w:sz w:val="20"/>
+                <w:szCs w:val="20"/>
+              </w:rPr>
+              <w:t xml:space="preserve">{{osd_link:OSD(Online Standards Development) </w:t>
+            </w:r>
+            <w:r>
+              <w:rPr>
+                <w:rFonts w:ascii="Cambria" w:hAnsi="Cambria"/>
+                <w:color w:val="000000" w:themeColor="text1"/>
+                <w:sz w:val="20"/>
+                <w:szCs w:val="20"/>
+              </w:rPr>
+              <w:t>문서</w:t>
+            </w:r>
+            <w:r>
+              <w:rPr>
+                <w:rFonts w:ascii="Cambria" w:hAnsi="Cambria"/>
+                <w:color w:val="000000" w:themeColor="text1"/>
+                <w:sz w:val="20"/>
+                <w:szCs w:val="20"/>
+              </w:rPr>
+              <w:t xml:space="preserve"> URL, </w:t>
+            </w:r>
+            <w:r>
+              <w:rPr>
+                <w:rFonts w:ascii="Cambria" w:hAnsi="Cambria"/>
+                <w:color w:val="000000" w:themeColor="text1"/>
+                <w:sz w:val="20"/>
+                <w:szCs w:val="20"/>
+              </w:rPr>
+              <w:t>없으면</w:t>
+            </w:r>
+            <w:r>
+              <w:rPr>
+                <w:rFonts w:ascii="Cambria" w:hAnsi="Cambria"/>
+                <w:color w:val="000000" w:themeColor="text1"/>
+                <w:sz w:val="20"/>
+                <w:szCs w:val="20"/>
+              </w:rPr>
+              <w:t xml:space="preserve"> -}}</w:t>
+            </w:r>
+          </w:p>
+        </w:tc>
+      </w:tr>
+      <w:tr>
+        <w:trPr>
+          <w:cantSplit/>
+        </w:trPr>
+        <w:tc>
+          <w:tcPr>
+            <w:tcW w:w="1200" w:type="dxa"/>
+          </w:tcPr>
+          <w:p>
+            <w:pPr>
+              <w:rPr>
+                <w:rFonts w:ascii="Cambria" w:hAnsi="Cambria"/>
+                <w:color w:val="000000" w:themeColor="text1"/>
+                <w:sz w:val="20"/>
+                <w:szCs w:val="20"/>
+              </w:rPr>
+            </w:pPr>
+          </w:p>
+        </w:tc>
+        <w:tc>
+          <w:tcPr>
+            <w:tcW w:w="1900" w:type="dxa"/>
+          </w:tcPr>
+          <w:p>
+            <w:pPr>
+              <w:rPr>
+                <w:rFonts w:ascii="Cambria" w:hAnsi="Cambria"/>
+                <w:color w:val="595959"/>
+                <w:sz w:val="20"/>
+                <w:szCs w:val="20"/>
+              </w:rPr>
+            </w:pPr>
+            <w:r>
+              <w:rPr>
+                <w:rFonts w:ascii="Cambria" w:hAnsi="Cambria"/>
+                <w:color w:val="595959"/>
+                <w:sz w:val="20"/>
+                <w:szCs w:val="20"/>
+              </w:rPr>
+              <w:t>Latest N-Doc</w:t>
+            </w:r>
+          </w:p>
+        </w:tc>
+        <w:tc>
+          <w:tcPr>
+            <w:tcW w:w="6606" w:type="dxa"/>
+          </w:tcPr>
+          <w:p>
+            <w:pPr>
+              <w:rPr>
+                <w:rFonts w:ascii="Cambria" w:hAnsi="Cambria"/>
+                <w:color w:val="000000" w:themeColor="text1"/>
+                <w:sz w:val="20"/>
+                <w:szCs w:val="20"/>
+              </w:rPr>
+            </w:pPr>
+            <w:r>
+              <w:rPr>
+                <w:rFonts w:ascii="Cambria" w:hAnsi="Cambria"/>
+                <w:color w:val="000000" w:themeColor="text1"/>
+                <w:sz w:val="20"/>
+                <w:szCs w:val="20"/>
+              </w:rPr>
+              <w:t>{{latest_doc:</w:t>
+            </w:r>
+            <w:r>
+              <w:rPr>
+                <w:rFonts w:ascii="Cambria" w:hAnsi="Cambria"/>
+                <w:color w:val="000000" w:themeColor="text1"/>
+                <w:sz w:val="20"/>
+                <w:szCs w:val="20"/>
+              </w:rPr>
+              <w:t>최신</w:t>
+            </w:r>
+            <w:r>
+              <w:rPr>
+                <w:rFonts w:ascii="Cambria" w:hAnsi="Cambria"/>
+                <w:color w:val="000000" w:themeColor="text1"/>
+                <w:sz w:val="20"/>
+                <w:szCs w:val="20"/>
+              </w:rPr>
+              <w:t xml:space="preserve"> N </w:t>
+            </w:r>
+            <w:r>
+              <w:rPr>
+                <w:rFonts w:ascii="Cambria" w:hAnsi="Cambria"/>
+                <w:color w:val="000000" w:themeColor="text1"/>
+                <w:sz w:val="20"/>
+                <w:szCs w:val="20"/>
+              </w:rPr>
+              <w:t>문서</w:t>
+            </w:r>
+            <w:r>
+              <w:rPr>
+                <w:rFonts w:ascii="Cambria" w:hAnsi="Cambria"/>
+                <w:color w:val="000000" w:themeColor="text1"/>
+                <w:sz w:val="20"/>
+                <w:szCs w:val="20"/>
+              </w:rPr>
+              <w:t xml:space="preserve"> </w:t>
+            </w:r>
+            <w:r>
+              <w:rPr>
+                <w:rFonts w:ascii="Cambria" w:hAnsi="Cambria"/>
+                <w:color w:val="000000" w:themeColor="text1"/>
+                <w:sz w:val="20"/>
+                <w:szCs w:val="20"/>
+              </w:rPr>
+              <w:t>번호</w:t>
+            </w:r>
+            <w:r>
+              <w:rPr>
+                <w:rFonts w:ascii="Cambria" w:hAnsi="Cambria"/>
+                <w:color w:val="000000" w:themeColor="text1"/>
+                <w:sz w:val="20"/>
+                <w:szCs w:val="20"/>
+              </w:rPr>
+              <w:t xml:space="preserve">, </w:t>
+            </w:r>
+            <w:r>
+              <w:rPr>
+                <w:rFonts w:ascii="Cambria" w:hAnsi="Cambria"/>
+                <w:color w:val="000000" w:themeColor="text1"/>
+                <w:sz w:val="20"/>
+                <w:szCs w:val="20"/>
+              </w:rPr>
+              <w:t>예</w:t>
+            </w:r>
+            <w:r>
+              <w:rPr>
+                <w:rFonts w:ascii="Cambria" w:hAnsi="Cambria"/>
+                <w:color w:val="000000" w:themeColor="text1"/>
+                <w:sz w:val="20"/>
+                <w:szCs w:val="20"/>
+              </w:rPr>
+              <w:t xml:space="preserve">: N5xx, </w:t>
+            </w:r>
+            <w:r>
+              <w:rPr>
+                <w:rFonts w:ascii="Cambria" w:hAnsi="Cambria"/>
+                <w:color w:val="000000" w:themeColor="text1"/>
+                <w:sz w:val="20"/>
+                <w:szCs w:val="20"/>
+              </w:rPr>
+              <w:t>없으면</w:t>
+            </w:r>
+            <w:r>
+              <w:rPr>
+                <w:rFonts w:ascii="Cambria" w:hAnsi="Cambria"/>
+                <w:color w:val="000000" w:themeColor="text1"/>
+                <w:sz w:val="20"/>
+                <w:szCs w:val="20"/>
+              </w:rPr>
+              <w:t xml:space="preserve"> -}}{{/active_items}}</w:t>
+            </w:r>
+          </w:p>
+        </w:tc>
+      </w:tr>
+    </w:tbl>
     <w:p>
       <w:pPr>
         <w:rPr>
@@ -1482,220 +3040,6 @@
           <w:color w:val="000000" w:themeColor="text1"/>
         </w:rPr>
       </w:pPr>
-      <w:r>
-        <w:rPr>
-          <w:rFonts w:ascii="Cambria" w:hAnsi="Cambria"/>
-          <w:color w:val="000000" w:themeColor="text1"/>
-          <w:sz w:val="2"/>
-          <w:szCs w:val="2"/>
-        </w:rPr>
-        <w:t>{{#active_items}}</w:t>
-      </w:r>
-    </w:p>
-    <w:p>
-      <w:pPr>
-        <w:spacing w:after="140"/>
-        <w:rPr>
-          <w:rFonts w:ascii="Cambria" w:hAnsi="Cambria"/>
-          <w:color w:val="000000" w:themeColor="text1"/>
-          <w:sz w:val="24"/>
-          <w:szCs w:val="24"/>
-        </w:rPr>
-      </w:pPr>
-      <w:r>
-        <w:rPr>
-          <w:rFonts w:ascii="Cambria" w:hAnsi="Cambria"/>
-          <w:color w:val="000000" w:themeColor="text1"/>
-          <w:sz w:val="24"/>
-          <w:szCs w:val="24"/>
-        </w:rPr>
-        <w:t>{{</w:t>
-      </w:r>
-      <w:proofErr w:type="spellStart"/>
-      <w:r>
-        <w:rPr>
-          <w:rFonts w:ascii="Cambria" w:hAnsi="Cambria"/>
-          <w:color w:val="000000" w:themeColor="text1"/>
-          <w:sz w:val="24"/>
-          <w:szCs w:val="24"/>
-        </w:rPr>
-        <w:t>project_id</w:t>
-      </w:r>
-      <w:proofErr w:type="spellEnd"/>
-      <w:r>
-        <w:rPr>
-          <w:rFonts w:ascii="Cambria" w:hAnsi="Cambria"/>
-          <w:color w:val="000000" w:themeColor="text1"/>
-          <w:sz w:val="24"/>
-          <w:szCs w:val="24"/>
-        </w:rPr>
-        <w:t>:</w:t>
-      </w:r>
-      <w:r>
-        <w:rPr>
-          <w:rFonts w:ascii="Cambria" w:hAnsi="Cambria"/>
-          <w:color w:val="000000" w:themeColor="text1"/>
-          <w:sz w:val="24"/>
-          <w:szCs w:val="24"/>
-        </w:rPr>
-        <w:t>프로젝트</w:t>
-      </w:r>
-      <w:r>
-        <w:rPr>
-          <w:rFonts w:ascii="Cambria" w:hAnsi="Cambria"/>
-          <w:color w:val="000000" w:themeColor="text1"/>
-          <w:sz w:val="24"/>
-          <w:szCs w:val="24"/>
-        </w:rPr>
-        <w:t xml:space="preserve"> </w:t>
-      </w:r>
-      <w:r>
-        <w:rPr>
-          <w:rFonts w:ascii="Cambria" w:hAnsi="Cambria"/>
-          <w:color w:val="000000" w:themeColor="text1"/>
-          <w:sz w:val="24"/>
-          <w:szCs w:val="24"/>
-        </w:rPr>
-        <w:t>번호</w:t>
-      </w:r>
-      <w:r>
-        <w:rPr>
-          <w:rFonts w:ascii="Cambria" w:hAnsi="Cambria"/>
-          <w:color w:val="000000" w:themeColor="text1"/>
-          <w:sz w:val="24"/>
-          <w:szCs w:val="24"/>
-        </w:rPr>
-        <w:t xml:space="preserve">, </w:t>
-      </w:r>
-      <w:r>
-        <w:rPr>
-          <w:rFonts w:ascii="Cambria" w:hAnsi="Cambria"/>
-          <w:color w:val="000000" w:themeColor="text1"/>
-          <w:sz w:val="24"/>
-          <w:szCs w:val="24"/>
-        </w:rPr>
-        <w:t>예</w:t>
-      </w:r>
-      <w:r>
-        <w:rPr>
-          <w:rFonts w:ascii="Cambria" w:hAnsi="Cambria"/>
-          <w:color w:val="000000" w:themeColor="text1"/>
-          <w:sz w:val="24"/>
-          <w:szCs w:val="24"/>
-        </w:rPr>
-        <w:t>: ISO/IEC AWI 25505-2}}: {{</w:t>
-      </w:r>
-      <w:proofErr w:type="spellStart"/>
-      <w:r>
-        <w:rPr>
-          <w:rFonts w:ascii="Cambria" w:hAnsi="Cambria"/>
-          <w:color w:val="000000" w:themeColor="text1"/>
-          <w:sz w:val="24"/>
-          <w:szCs w:val="24"/>
-        </w:rPr>
-        <w:t>project_title</w:t>
-      </w:r>
-      <w:proofErr w:type="spellEnd"/>
-      <w:r>
-        <w:rPr>
-          <w:rFonts w:ascii="Cambria" w:hAnsi="Cambria"/>
-          <w:color w:val="000000" w:themeColor="text1"/>
-          <w:sz w:val="24"/>
-          <w:szCs w:val="24"/>
-        </w:rPr>
-        <w:t>:</w:t>
-      </w:r>
-      <w:r>
-        <w:rPr>
-          <w:rFonts w:ascii="Cambria" w:hAnsi="Cambria"/>
-          <w:color w:val="000000" w:themeColor="text1"/>
-          <w:sz w:val="24"/>
-          <w:szCs w:val="24"/>
-        </w:rPr>
-        <w:t>프로젝트</w:t>
-      </w:r>
-      <w:r>
-        <w:rPr>
-          <w:rFonts w:ascii="Cambria" w:hAnsi="Cambria"/>
-          <w:color w:val="000000" w:themeColor="text1"/>
-          <w:sz w:val="24"/>
-          <w:szCs w:val="24"/>
-        </w:rPr>
-        <w:t xml:space="preserve"> </w:t>
-      </w:r>
-      <w:r>
-        <w:rPr>
-          <w:rFonts w:ascii="Cambria" w:hAnsi="Cambria"/>
-          <w:color w:val="000000" w:themeColor="text1"/>
-          <w:sz w:val="24"/>
-          <w:szCs w:val="24"/>
-        </w:rPr>
-        <w:t>제목</w:t>
-      </w:r>
-      <w:r>
-        <w:rPr>
-          <w:rFonts w:ascii="Cambria" w:hAnsi="Cambria"/>
-          <w:color w:val="000000" w:themeColor="text1"/>
-          <w:sz w:val="24"/>
-          <w:szCs w:val="24"/>
-        </w:rPr>
-        <w:t>(</w:t>
-      </w:r>
-      <w:r>
-        <w:rPr>
-          <w:rFonts w:ascii="Cambria" w:hAnsi="Cambria"/>
-          <w:color w:val="000000" w:themeColor="text1"/>
-          <w:sz w:val="24"/>
-          <w:szCs w:val="24"/>
-        </w:rPr>
-        <w:t>영문</w:t>
-      </w:r>
-      <w:r>
-        <w:rPr>
-          <w:rFonts w:ascii="Cambria" w:hAnsi="Cambria"/>
-          <w:color w:val="000000" w:themeColor="text1"/>
-          <w:sz w:val="24"/>
-          <w:szCs w:val="24"/>
-        </w:rPr>
-        <w:t>)}}</w:t>
-      </w:r>
-    </w:p>
-    <w:p>
-      <w:pPr>
-        <w:rPr>
-          <w:rFonts w:ascii="Cambria" w:hAnsi="Cambria"/>
-          <w:color w:val="000000" w:themeColor="text1"/>
-        </w:rPr>
-      </w:pPr>
-      <w:r>
-        <w:rPr>
-          <w:rFonts w:ascii="Cambria" w:hAnsi="Cambria"/>
-          <w:color w:val="000000" w:themeColor="text1"/>
-          <w:sz w:val="2"/>
-          <w:szCs w:val="2"/>
-        </w:rPr>
-        <w:t>{{/</w:t>
-      </w:r>
-      <w:proofErr w:type="spellStart"/>
-      <w:r>
-        <w:rPr>
-          <w:rFonts w:ascii="Cambria" w:hAnsi="Cambria"/>
-          <w:color w:val="000000" w:themeColor="text1"/>
-          <w:sz w:val="2"/>
-          <w:szCs w:val="2"/>
-        </w:rPr>
-        <w:t>active_items</w:t>
-      </w:r>
-      <w:proofErr w:type="spellEnd"/>
-      <w:r>
-        <w:rPr>
-          <w:rFonts w:ascii="Cambria" w:hAnsi="Cambria"/>
-          <w:color w:val="000000" w:themeColor="text1"/>
-          <w:sz w:val="2"/>
-          <w:szCs w:val="2"/>
-        </w:rPr>
-        <w:t>}}</w:t>
-      </w:r>
     </w:p>
     <w:p>
       <w:pPr>
@@ -1716,6 +3060,1127 @@
         <w:t>8.2 PWI items under development</w:t>
       </w:r>
     </w:p>
+    <w:tbl>
+      <w:tblPr>
+        <w:tblW w:w="9706" w:type="dxa"/>
+        <w:tblBorders>
+          <w:top w:val="nil"/>
+          <w:left w:val="nil"/>
+          <w:bottom w:val="nil"/>
+          <w:right w:val="nil"/>
+          <w:insideH w:val="nil"/>
+          <w:insideV w:val="nil"/>
+        </w:tblBorders>
+        <w:tblLayout w:type="fixed"/>
+        <w:tblCellMar>
+          <w:top w:w="20" w:type="dxa"/>
+          <w:left w:w="80" w:type="dxa"/>
+          <w:bottom w:w="20" w:type="dxa"/>
+          <w:right w:w="80" w:type="dxa"/>
+        </w:tblCellMar>
+        <w:tblLook w:val="0600" w:firstRow="0" w:lastRow="0" w:firstColumn="0" w:lastColumn="0" w:noHBand="1" w:noVBand="1"/>
+      </w:tblPr>
+      <w:tblGrid>
+        <w:gridCol w:w="1200"/>
+        <w:gridCol w:w="1900"/>
+        <w:gridCol w:w="6606"/>
+      </w:tblGrid>
+      <w:tr>
+        <w:trPr>
+          <w:cantSplit/>
+        </w:trPr>
+        <w:tc>
+          <w:tcPr>
+            <w:tcW w:w="1200" w:type="dxa"/>
+          </w:tcPr>
+          <w:p>
+            <w:pPr>
+              <w:spacing w:before="160"/>
+              <w:rPr>
+                <w:rFonts w:ascii="Cambria" w:hAnsi="Cambria"/>
+                <w:b/>
+                <w:bCs/>
+                <w:color w:val="000000" w:themeColor="text1"/>
+              </w:rPr>
+            </w:pPr>
+            <w:r>
+              <w:rPr>
+                <w:rFonts w:ascii="Cambria" w:hAnsi="Cambria"/>
+                <w:b/>
+                <w:bCs/>
+                <w:color w:val="000000" w:themeColor="text1"/>
+              </w:rPr>
+              <w:lastRenderedPageBreak/>
+              <w:t>{{#pwi_items}}8.2.{{no:1</w:t>
+            </w:r>
+            <w:r>
+              <w:rPr>
+                <w:rFonts w:ascii="Cambria" w:hAnsi="Cambria"/>
+                <w:b/>
+                <w:bCs/>
+                <w:color w:val="000000" w:themeColor="text1"/>
+              </w:rPr>
+              <w:t>부터</w:t>
+            </w:r>
+            <w:r>
+              <w:rPr>
+                <w:rFonts w:ascii="Cambria" w:hAnsi="Cambria"/>
+                <w:b/>
+                <w:bCs/>
+                <w:color w:val="000000" w:themeColor="text1"/>
+              </w:rPr>
+              <w:t xml:space="preserve"> </w:t>
+            </w:r>
+            <w:r>
+              <w:rPr>
+                <w:rFonts w:ascii="Cambria" w:hAnsi="Cambria"/>
+                <w:b/>
+                <w:bCs/>
+                <w:color w:val="000000" w:themeColor="text1"/>
+              </w:rPr>
+              <w:t>시작하는</w:t>
+            </w:r>
+            <w:r>
+              <w:rPr>
+                <w:rFonts w:ascii="Cambria" w:hAnsi="Cambria"/>
+                <w:b/>
+                <w:bCs/>
+                <w:color w:val="000000" w:themeColor="text1"/>
+              </w:rPr>
+              <w:t xml:space="preserve"> </w:t>
+            </w:r>
+            <w:r>
+              <w:rPr>
+                <w:rFonts w:ascii="Cambria" w:hAnsi="Cambria"/>
+                <w:b/>
+                <w:bCs/>
+                <w:color w:val="000000" w:themeColor="text1"/>
+              </w:rPr>
+              <w:t>순번</w:t>
+            </w:r>
+            <w:r>
+              <w:rPr>
+                <w:rFonts w:ascii="Cambria" w:hAnsi="Cambria"/>
+                <w:b/>
+                <w:bCs/>
+                <w:color w:val="000000" w:themeColor="text1"/>
+              </w:rPr>
+              <w:t>}}</w:t>
+            </w:r>
+          </w:p>
+        </w:tc>
+        <w:tc>
+          <w:tcPr>
+            <w:tcW w:w="8506" w:type="dxa"/>
+            <w:gridSpan w:val="2"/>
+          </w:tcPr>
+          <w:p>
+            <w:pPr>
+              <w:spacing w:before="160"/>
+              <w:rPr>
+                <w:rFonts w:ascii="Cambria" w:hAnsi="Cambria"/>
+                <w:b/>
+                <w:bCs/>
+                <w:color w:val="000000" w:themeColor="text1"/>
+              </w:rPr>
+            </w:pPr>
+            <w:r>
+              <w:rPr>
+                <w:rFonts w:ascii="Cambria" w:hAnsi="Cambria"/>
+                <w:b/>
+                <w:bCs/>
+                <w:color w:val="000000" w:themeColor="text1"/>
+              </w:rPr>
+              <w:t>{{project_id:</w:t>
+            </w:r>
+            <w:r>
+              <w:rPr>
+                <w:rFonts w:ascii="Cambria" w:hAnsi="Cambria"/>
+                <w:b/>
+                <w:bCs/>
+                <w:color w:val="000000" w:themeColor="text1"/>
+              </w:rPr>
+              <w:t>프로젝트</w:t>
+            </w:r>
+            <w:r>
+              <w:rPr>
+                <w:rFonts w:ascii="Cambria" w:hAnsi="Cambria"/>
+                <w:b/>
+                <w:bCs/>
+                <w:color w:val="000000" w:themeColor="text1"/>
+              </w:rPr>
+              <w:t xml:space="preserve"> </w:t>
+            </w:r>
+            <w:r>
+              <w:rPr>
+                <w:rFonts w:ascii="Cambria" w:hAnsi="Cambria"/>
+                <w:b/>
+                <w:bCs/>
+                <w:color w:val="000000" w:themeColor="text1"/>
+              </w:rPr>
+              <w:t>번호</w:t>
+            </w:r>
+            <w:r>
+              <w:rPr>
+                <w:rFonts w:ascii="Cambria" w:hAnsi="Cambria"/>
+                <w:b/>
+                <w:bCs/>
+                <w:color w:val="000000" w:themeColor="text1"/>
+              </w:rPr>
+              <w:t xml:space="preserve">, </w:t>
+            </w:r>
+            <w:r>
+              <w:rPr>
+                <w:rFonts w:ascii="Cambria" w:hAnsi="Cambria"/>
+                <w:b/>
+                <w:bCs/>
+                <w:color w:val="000000" w:themeColor="text1"/>
+              </w:rPr>
+              <w:t>예</w:t>
+            </w:r>
+            <w:r>
+              <w:rPr>
+                <w:rFonts w:ascii="Cambria" w:hAnsi="Cambria"/>
+                <w:b/>
+                <w:bCs/>
+                <w:color w:val="000000" w:themeColor="text1"/>
+              </w:rPr>
+              <w:t>: ISO/IEC AWI 25505-2}}: {{project_title:</w:t>
+            </w:r>
+            <w:r>
+              <w:rPr>
+                <w:rFonts w:ascii="Cambria" w:hAnsi="Cambria"/>
+                <w:b/>
+                <w:bCs/>
+                <w:color w:val="000000" w:themeColor="text1"/>
+              </w:rPr>
+              <w:t>프로젝트</w:t>
+            </w:r>
+            <w:r>
+              <w:rPr>
+                <w:rFonts w:ascii="Cambria" w:hAnsi="Cambria"/>
+                <w:b/>
+                <w:bCs/>
+                <w:color w:val="000000" w:themeColor="text1"/>
+              </w:rPr>
+              <w:t xml:space="preserve"> </w:t>
+            </w:r>
+            <w:r>
+              <w:rPr>
+                <w:rFonts w:ascii="Cambria" w:hAnsi="Cambria"/>
+                <w:b/>
+                <w:bCs/>
+                <w:color w:val="000000" w:themeColor="text1"/>
+              </w:rPr>
+              <w:t>제목</w:t>
+            </w:r>
+            <w:r>
+              <w:rPr>
+                <w:rFonts w:ascii="Cambria" w:hAnsi="Cambria"/>
+                <w:b/>
+                <w:bCs/>
+                <w:color w:val="000000" w:themeColor="text1"/>
+              </w:rPr>
+              <w:t>(</w:t>
+            </w:r>
+            <w:r>
+              <w:rPr>
+                <w:rFonts w:ascii="Cambria" w:hAnsi="Cambria"/>
+                <w:b/>
+                <w:bCs/>
+                <w:color w:val="000000" w:themeColor="text1"/>
+              </w:rPr>
+              <w:t>영문</w:t>
+            </w:r>
+            <w:r>
+              <w:rPr>
+                <w:rFonts w:ascii="Cambria" w:hAnsi="Cambria"/>
+                <w:b/>
+                <w:bCs/>
+                <w:color w:val="000000" w:themeColor="text1"/>
+              </w:rPr>
+              <w:t>)}} ({{acronym:</w:t>
+            </w:r>
+            <w:r>
+              <w:rPr>
+                <w:rFonts w:ascii="Cambria" w:hAnsi="Cambria"/>
+                <w:b/>
+                <w:bCs/>
+                <w:color w:val="000000" w:themeColor="text1"/>
+              </w:rPr>
+              <w:t>프로젝트</w:t>
+            </w:r>
+            <w:r>
+              <w:rPr>
+                <w:rFonts w:ascii="Cambria" w:hAnsi="Cambria"/>
+                <w:b/>
+                <w:bCs/>
+                <w:color w:val="000000" w:themeColor="text1"/>
+              </w:rPr>
+              <w:t xml:space="preserve"> </w:t>
+            </w:r>
+            <w:r>
+              <w:rPr>
+                <w:rFonts w:ascii="Cambria" w:hAnsi="Cambria"/>
+                <w:b/>
+                <w:bCs/>
+                <w:color w:val="000000" w:themeColor="text1"/>
+              </w:rPr>
+              <w:t>약어</w:t>
+            </w:r>
+            <w:r>
+              <w:rPr>
+                <w:rFonts w:ascii="Cambria" w:hAnsi="Cambria"/>
+                <w:b/>
+                <w:bCs/>
+                <w:color w:val="000000" w:themeColor="text1"/>
+              </w:rPr>
+              <w:t xml:space="preserve">, </w:t>
+            </w:r>
+            <w:r>
+              <w:rPr>
+                <w:rFonts w:ascii="Cambria" w:hAnsi="Cambria"/>
+                <w:b/>
+                <w:bCs/>
+                <w:color w:val="000000" w:themeColor="text1"/>
+              </w:rPr>
+              <w:t>예</w:t>
+            </w:r>
+            <w:r>
+              <w:rPr>
+                <w:rFonts w:ascii="Cambria" w:hAnsi="Cambria"/>
+                <w:b/>
+                <w:bCs/>
+                <w:color w:val="000000" w:themeColor="text1"/>
+              </w:rPr>
+              <w:t>: PWI-UMFIM}})</w:t>
+            </w:r>
+          </w:p>
+        </w:tc>
+      </w:tr>
+      <w:tr>
+        <w:trPr>
+          <w:cantSplit/>
+        </w:trPr>
+        <w:tc>
+          <w:tcPr>
+            <w:tcW w:w="1200" w:type="dxa"/>
+          </w:tcPr>
+          <w:p>
+            <w:pPr>
+              <w:rPr>
+                <w:rFonts w:ascii="Cambria" w:hAnsi="Cambria"/>
+                <w:color w:val="000000" w:themeColor="text1"/>
+                <w:sz w:val="20"/>
+                <w:szCs w:val="20"/>
+              </w:rPr>
+            </w:pPr>
+          </w:p>
+        </w:tc>
+        <w:tc>
+          <w:tcPr>
+            <w:tcW w:w="1900" w:type="dxa"/>
+          </w:tcPr>
+          <w:p>
+            <w:pPr>
+              <w:rPr>
+                <w:rFonts w:ascii="Cambria" w:hAnsi="Cambria"/>
+                <w:color w:val="595959"/>
+                <w:sz w:val="20"/>
+                <w:szCs w:val="20"/>
+              </w:rPr>
+            </w:pPr>
+            <w:r>
+              <w:rPr>
+                <w:rFonts w:ascii="Cambria" w:hAnsi="Cambria"/>
+                <w:color w:val="595959"/>
+                <w:sz w:val="20"/>
+                <w:szCs w:val="20"/>
+              </w:rPr>
+              <w:t>Project link</w:t>
+            </w:r>
+          </w:p>
+        </w:tc>
+        <w:tc>
+          <w:tcPr>
+            <w:tcW w:w="6606" w:type="dxa"/>
+          </w:tcPr>
+          <w:p>
+            <w:pPr>
+              <w:rPr>
+                <w:rFonts w:ascii="Cambria" w:hAnsi="Cambria"/>
+                <w:color w:val="000000" w:themeColor="text1"/>
+                <w:sz w:val="20"/>
+                <w:szCs w:val="20"/>
+              </w:rPr>
+            </w:pPr>
+            <w:r>
+              <w:rPr>
+                <w:rFonts w:ascii="Cambria" w:hAnsi="Cambria"/>
+                <w:color w:val="000000" w:themeColor="text1"/>
+                <w:sz w:val="20"/>
+                <w:szCs w:val="20"/>
+              </w:rPr>
+              <w:t xml:space="preserve">{{project_link:ISO </w:t>
+            </w:r>
+            <w:r>
+              <w:rPr>
+                <w:rFonts w:ascii="Cambria" w:hAnsi="Cambria"/>
+                <w:color w:val="000000" w:themeColor="text1"/>
+                <w:sz w:val="20"/>
+                <w:szCs w:val="20"/>
+              </w:rPr>
+              <w:t>프로젝트</w:t>
+            </w:r>
+            <w:r>
+              <w:rPr>
+                <w:rFonts w:ascii="Cambria" w:hAnsi="Cambria"/>
+                <w:color w:val="000000" w:themeColor="text1"/>
+                <w:sz w:val="20"/>
+                <w:szCs w:val="20"/>
+              </w:rPr>
+              <w:t xml:space="preserve"> </w:t>
+            </w:r>
+            <w:r>
+              <w:rPr>
+                <w:rFonts w:ascii="Cambria" w:hAnsi="Cambria"/>
+                <w:color w:val="000000" w:themeColor="text1"/>
+                <w:sz w:val="20"/>
+                <w:szCs w:val="20"/>
+              </w:rPr>
+              <w:t>페이지</w:t>
+            </w:r>
+            <w:r>
+              <w:rPr>
+                <w:rFonts w:ascii="Cambria" w:hAnsi="Cambria"/>
+                <w:color w:val="000000" w:themeColor="text1"/>
+                <w:sz w:val="20"/>
+                <w:szCs w:val="20"/>
+              </w:rPr>
+              <w:t xml:space="preserve"> URL, </w:t>
+            </w:r>
+            <w:r>
+              <w:rPr>
+                <w:rFonts w:ascii="Cambria" w:hAnsi="Cambria"/>
+                <w:color w:val="000000" w:themeColor="text1"/>
+                <w:sz w:val="20"/>
+                <w:szCs w:val="20"/>
+              </w:rPr>
+              <w:t>없으면</w:t>
+            </w:r>
+            <w:r>
+              <w:rPr>
+                <w:rFonts w:ascii="Cambria" w:hAnsi="Cambria"/>
+                <w:color w:val="000000" w:themeColor="text1"/>
+                <w:sz w:val="20"/>
+                <w:szCs w:val="20"/>
+              </w:rPr>
+              <w:t xml:space="preserve"> -}}</w:t>
+            </w:r>
+          </w:p>
+        </w:tc>
+      </w:tr>
+      <w:tr>
+        <w:trPr>
+          <w:cantSplit/>
+        </w:trPr>
+        <w:tc>
+          <w:tcPr>
+            <w:tcW w:w="1200" w:type="dxa"/>
+          </w:tcPr>
+          <w:p>
+            <w:pPr>
+              <w:rPr>
+                <w:rFonts w:ascii="Cambria" w:hAnsi="Cambria"/>
+                <w:color w:val="000000" w:themeColor="text1"/>
+                <w:sz w:val="20"/>
+                <w:szCs w:val="20"/>
+              </w:rPr>
+            </w:pPr>
+          </w:p>
+        </w:tc>
+        <w:tc>
+          <w:tcPr>
+            <w:tcW w:w="1900" w:type="dxa"/>
+          </w:tcPr>
+          <w:p>
+            <w:pPr>
+              <w:rPr>
+                <w:rFonts w:ascii="Cambria" w:hAnsi="Cambria"/>
+                <w:color w:val="595959"/>
+                <w:sz w:val="20"/>
+                <w:szCs w:val="20"/>
+              </w:rPr>
+            </w:pPr>
+            <w:r>
+              <w:rPr>
+                <w:rFonts w:ascii="Cambria" w:hAnsi="Cambria"/>
+                <w:color w:val="595959"/>
+                <w:sz w:val="20"/>
+                <w:szCs w:val="20"/>
+              </w:rPr>
+              <w:t>Stage</w:t>
+            </w:r>
+          </w:p>
+        </w:tc>
+        <w:tc>
+          <w:tcPr>
+            <w:tcW w:w="6606" w:type="dxa"/>
+          </w:tcPr>
+          <w:p>
+            <w:pPr>
+              <w:rPr>
+                <w:rFonts w:ascii="Cambria" w:hAnsi="Cambria"/>
+                <w:color w:val="000000" w:themeColor="text1"/>
+                <w:sz w:val="20"/>
+                <w:szCs w:val="20"/>
+              </w:rPr>
+            </w:pPr>
+            <w:r>
+              <w:rPr>
+                <w:rFonts w:ascii="Cambria" w:hAnsi="Cambria"/>
+                <w:color w:val="000000" w:themeColor="text1"/>
+                <w:sz w:val="20"/>
+                <w:szCs w:val="20"/>
+              </w:rPr>
+              <w:t>{{stage:</w:t>
+            </w:r>
+            <w:r>
+              <w:rPr>
+                <w:rFonts w:ascii="Cambria" w:hAnsi="Cambria"/>
+                <w:color w:val="000000" w:themeColor="text1"/>
+                <w:sz w:val="20"/>
+                <w:szCs w:val="20"/>
+              </w:rPr>
+              <w:t>현재</w:t>
+            </w:r>
+            <w:r>
+              <w:rPr>
+                <w:rFonts w:ascii="Cambria" w:hAnsi="Cambria"/>
+                <w:color w:val="000000" w:themeColor="text1"/>
+                <w:sz w:val="20"/>
+                <w:szCs w:val="20"/>
+              </w:rPr>
+              <w:t xml:space="preserve"> </w:t>
+            </w:r>
+            <w:r>
+              <w:rPr>
+                <w:rFonts w:ascii="Cambria" w:hAnsi="Cambria"/>
+                <w:color w:val="000000" w:themeColor="text1"/>
+                <w:sz w:val="20"/>
+                <w:szCs w:val="20"/>
+              </w:rPr>
+              <w:t>단계</w:t>
+            </w:r>
+            <w:r>
+              <w:rPr>
+                <w:rFonts w:ascii="Cambria" w:hAnsi="Cambria"/>
+                <w:color w:val="000000" w:themeColor="text1"/>
+                <w:sz w:val="20"/>
+                <w:szCs w:val="20"/>
+              </w:rPr>
+              <w:t xml:space="preserve"> </w:t>
+            </w:r>
+            <w:r>
+              <w:rPr>
+                <w:rFonts w:ascii="Cambria" w:hAnsi="Cambria"/>
+                <w:color w:val="000000" w:themeColor="text1"/>
+                <w:sz w:val="20"/>
+                <w:szCs w:val="20"/>
+              </w:rPr>
+              <w:t>코드</w:t>
+            </w:r>
+            <w:r>
+              <w:rPr>
+                <w:rFonts w:ascii="Cambria" w:hAnsi="Cambria"/>
+                <w:color w:val="000000" w:themeColor="text1"/>
+                <w:sz w:val="20"/>
+                <w:szCs w:val="20"/>
+              </w:rPr>
+              <w:t xml:space="preserve">, </w:t>
+            </w:r>
+            <w:r>
+              <w:rPr>
+                <w:rFonts w:ascii="Cambria" w:hAnsi="Cambria"/>
+                <w:color w:val="000000" w:themeColor="text1"/>
+                <w:sz w:val="20"/>
+                <w:szCs w:val="20"/>
+              </w:rPr>
+              <w:t>예</w:t>
+            </w:r>
+            <w:r>
+              <w:rPr>
+                <w:rFonts w:ascii="Cambria" w:hAnsi="Cambria"/>
+                <w:color w:val="000000" w:themeColor="text1"/>
+                <w:sz w:val="20"/>
+                <w:szCs w:val="20"/>
+              </w:rPr>
+              <w:t>: 00.00, 20.20}}</w:t>
+            </w:r>
+          </w:p>
+        </w:tc>
+      </w:tr>
+      <w:tr>
+        <w:trPr>
+          <w:cantSplit/>
+        </w:trPr>
+        <w:tc>
+          <w:tcPr>
+            <w:tcW w:w="1200" w:type="dxa"/>
+          </w:tcPr>
+          <w:p>
+            <w:pPr>
+              <w:rPr>
+                <w:rFonts w:ascii="Cambria" w:hAnsi="Cambria"/>
+                <w:color w:val="000000" w:themeColor="text1"/>
+                <w:sz w:val="20"/>
+                <w:szCs w:val="20"/>
+              </w:rPr>
+            </w:pPr>
+          </w:p>
+        </w:tc>
+        <w:tc>
+          <w:tcPr>
+            <w:tcW w:w="1900" w:type="dxa"/>
+          </w:tcPr>
+          <w:p>
+            <w:pPr>
+              <w:rPr>
+                <w:rFonts w:ascii="Cambria" w:hAnsi="Cambria"/>
+                <w:color w:val="595959"/>
+                <w:sz w:val="20"/>
+                <w:szCs w:val="20"/>
+              </w:rPr>
+            </w:pPr>
+            <w:r>
+              <w:rPr>
+                <w:rFonts w:ascii="Cambria" w:hAnsi="Cambria"/>
+                <w:color w:val="595959"/>
+                <w:sz w:val="20"/>
+                <w:szCs w:val="20"/>
+              </w:rPr>
+              <w:t>Lifetime limit</w:t>
+            </w:r>
+          </w:p>
+        </w:tc>
+        <w:tc>
+          <w:tcPr>
+            <w:tcW w:w="6606" w:type="dxa"/>
+          </w:tcPr>
+          <w:p>
+            <w:pPr>
+              <w:rPr>
+                <w:rFonts w:ascii="Cambria" w:hAnsi="Cambria"/>
+                <w:color w:val="000000" w:themeColor="text1"/>
+                <w:sz w:val="20"/>
+                <w:szCs w:val="20"/>
+              </w:rPr>
+            </w:pPr>
+            <w:r>
+              <w:rPr>
+                <w:rFonts w:ascii="Cambria" w:hAnsi="Cambria"/>
+                <w:color w:val="000000" w:themeColor="text1"/>
+                <w:sz w:val="20"/>
+                <w:szCs w:val="20"/>
+              </w:rPr>
+              <w:t xml:space="preserve">{{lifetime:Lifetime 시한(Due Date), YYYY-MM-DD}}</w:t>
+            </w:r>
+          </w:p>
+        </w:tc>
+      </w:tr>
+      <w:tr>
+        <w:trPr>
+          <w:cantSplit/>
+        </w:trPr>
+        <w:tc>
+          <w:tcPr>
+            <w:tcW w:w="1200" w:type="dxa"/>
+          </w:tcPr>
+          <w:p>
+            <w:pPr>
+              <w:rPr>
+                <w:rFonts w:ascii="Cambria" w:hAnsi="Cambria"/>
+                <w:color w:val="000000" w:themeColor="text1"/>
+                <w:sz w:val="20"/>
+                <w:szCs w:val="20"/>
+              </w:rPr>
+            </w:pPr>
+          </w:p>
+        </w:tc>
+        <w:tc>
+          <w:tcPr>
+            <w:tcW w:w="1900" w:type="dxa"/>
+          </w:tcPr>
+          <w:p>
+            <w:pPr>
+              <w:rPr>
+                <w:rFonts w:ascii="Cambria" w:hAnsi="Cambria"/>
+                <w:color w:val="595959"/>
+                <w:sz w:val="20"/>
+                <w:szCs w:val="20"/>
+              </w:rPr>
+            </w:pPr>
+            <w:r>
+              <w:rPr>
+                <w:rFonts w:ascii="Cambria" w:hAnsi="Cambria"/>
+                <w:color w:val="595959"/>
+                <w:sz w:val="20"/>
+                <w:szCs w:val="20"/>
+              </w:rPr>
+              <w:t>Project leader(s)</w:t>
+            </w:r>
+          </w:p>
+        </w:tc>
+        <w:tc>
+          <w:tcPr>
+            <w:tcW w:w="6606" w:type="dxa"/>
+          </w:tcPr>
+          <w:p>
+            <w:pPr>
+              <w:rPr>
+                <w:rFonts w:ascii="Cambria" w:hAnsi="Cambria"/>
+                <w:color w:val="000000" w:themeColor="text1"/>
+                <w:sz w:val="20"/>
+                <w:szCs w:val="20"/>
+              </w:rPr>
+            </w:pPr>
+            <w:r>
+              <w:rPr>
+                <w:rFonts w:ascii="Cambria" w:hAnsi="Cambria"/>
+                <w:color w:val="000000" w:themeColor="text1"/>
+                <w:sz w:val="20"/>
+                <w:szCs w:val="20"/>
+              </w:rPr>
+              <w:t>{{leader:</w:t>
+            </w:r>
+            <w:r>
+              <w:rPr>
+                <w:rFonts w:ascii="Cambria" w:hAnsi="Cambria"/>
+                <w:color w:val="000000" w:themeColor="text1"/>
+                <w:sz w:val="20"/>
+                <w:szCs w:val="20"/>
+              </w:rPr>
+              <w:t>프로젝트</w:t>
+            </w:r>
+            <w:r>
+              <w:rPr>
+                <w:rFonts w:ascii="Cambria" w:hAnsi="Cambria"/>
+                <w:color w:val="000000" w:themeColor="text1"/>
+                <w:sz w:val="20"/>
+                <w:szCs w:val="20"/>
+              </w:rPr>
+              <w:t xml:space="preserve"> </w:t>
+            </w:r>
+            <w:r>
+              <w:rPr>
+                <w:rFonts w:ascii="Cambria" w:hAnsi="Cambria"/>
+                <w:color w:val="000000" w:themeColor="text1"/>
+                <w:sz w:val="20"/>
+                <w:szCs w:val="20"/>
+              </w:rPr>
+              <w:t>리더</w:t>
+            </w:r>
+            <w:r>
+              <w:rPr>
+                <w:rFonts w:ascii="Cambria" w:hAnsi="Cambria"/>
+                <w:color w:val="000000" w:themeColor="text1"/>
+                <w:sz w:val="20"/>
+                <w:szCs w:val="20"/>
+              </w:rPr>
+              <w:t xml:space="preserve"> </w:t>
+            </w:r>
+            <w:r>
+              <w:rPr>
+                <w:rFonts w:ascii="Cambria" w:hAnsi="Cambria"/>
+                <w:color w:val="000000" w:themeColor="text1"/>
+                <w:sz w:val="20"/>
+                <w:szCs w:val="20"/>
+              </w:rPr>
+              <w:t>이름</w:t>
+            </w:r>
+            <w:r>
+              <w:rPr>
+                <w:rFonts w:ascii="Cambria" w:hAnsi="Cambria"/>
+                <w:color w:val="000000" w:themeColor="text1"/>
+                <w:sz w:val="20"/>
+                <w:szCs w:val="20"/>
+              </w:rPr>
+              <w:t xml:space="preserve"> </w:t>
+            </w:r>
+            <w:r>
+              <w:rPr>
+                <w:rFonts w:ascii="Cambria" w:hAnsi="Cambria"/>
+                <w:color w:val="000000" w:themeColor="text1"/>
+                <w:sz w:val="20"/>
+                <w:szCs w:val="20"/>
+              </w:rPr>
+              <w:t>전체</w:t>
+            </w:r>
+            <w:r>
+              <w:rPr>
+                <w:rFonts w:ascii="Cambria" w:hAnsi="Cambria"/>
+                <w:color w:val="000000" w:themeColor="text1"/>
+                <w:sz w:val="20"/>
+                <w:szCs w:val="20"/>
+              </w:rPr>
+              <w:t>(</w:t>
+            </w:r>
+            <w:r>
+              <w:rPr>
+                <w:rFonts w:ascii="Cambria" w:hAnsi="Cambria"/>
+                <w:color w:val="000000" w:themeColor="text1"/>
+                <w:sz w:val="20"/>
+                <w:szCs w:val="20"/>
+              </w:rPr>
+              <w:t>공동</w:t>
+            </w:r>
+            <w:r>
+              <w:rPr>
+                <w:rFonts w:ascii="Cambria" w:hAnsi="Cambria"/>
+                <w:color w:val="000000" w:themeColor="text1"/>
+                <w:sz w:val="20"/>
+                <w:szCs w:val="20"/>
+              </w:rPr>
+              <w:t xml:space="preserve"> </w:t>
+            </w:r>
+            <w:r>
+              <w:rPr>
+                <w:rFonts w:ascii="Cambria" w:hAnsi="Cambria"/>
+                <w:color w:val="000000" w:themeColor="text1"/>
+                <w:sz w:val="20"/>
+                <w:szCs w:val="20"/>
+              </w:rPr>
+              <w:t>리더</w:t>
+            </w:r>
+            <w:r>
+              <w:rPr>
+                <w:rFonts w:ascii="Cambria" w:hAnsi="Cambria"/>
+                <w:color w:val="000000" w:themeColor="text1"/>
+                <w:sz w:val="20"/>
+                <w:szCs w:val="20"/>
+              </w:rPr>
+              <w:t xml:space="preserve"> </w:t>
+            </w:r>
+            <w:r>
+              <w:rPr>
+                <w:rFonts w:ascii="Cambria" w:hAnsi="Cambria"/>
+                <w:color w:val="000000" w:themeColor="text1"/>
+                <w:sz w:val="20"/>
+                <w:szCs w:val="20"/>
+              </w:rPr>
+              <w:t>포함</w:t>
+            </w:r>
+            <w:r>
+              <w:rPr>
+                <w:rFonts w:ascii="Cambria" w:hAnsi="Cambria"/>
+                <w:color w:val="000000" w:themeColor="text1"/>
+                <w:sz w:val="20"/>
+                <w:szCs w:val="20"/>
+              </w:rPr>
+              <w:t xml:space="preserve">), </w:t>
+            </w:r>
+            <w:r>
+              <w:rPr>
+                <w:rFonts w:ascii="Cambria" w:hAnsi="Cambria"/>
+                <w:color w:val="000000" w:themeColor="text1"/>
+                <w:sz w:val="20"/>
+                <w:szCs w:val="20"/>
+              </w:rPr>
+              <w:t>쉼표로</w:t>
+            </w:r>
+            <w:r>
+              <w:rPr>
+                <w:rFonts w:ascii="Cambria" w:hAnsi="Cambria"/>
+                <w:color w:val="000000" w:themeColor="text1"/>
+                <w:sz w:val="20"/>
+                <w:szCs w:val="20"/>
+              </w:rPr>
+              <w:t xml:space="preserve"> </w:t>
+            </w:r>
+            <w:r>
+              <w:rPr>
+                <w:rFonts w:ascii="Cambria" w:hAnsi="Cambria"/>
+                <w:color w:val="000000" w:themeColor="text1"/>
+                <w:sz w:val="20"/>
+                <w:szCs w:val="20"/>
+              </w:rPr>
+              <w:t>구분</w:t>
+            </w:r>
+            <w:r>
+              <w:rPr>
+                <w:rFonts w:ascii="Cambria" w:hAnsi="Cambria"/>
+                <w:color w:val="000000" w:themeColor="text1"/>
+                <w:sz w:val="20"/>
+                <w:szCs w:val="20"/>
+              </w:rPr>
+              <w:t>}}</w:t>
+            </w:r>
+          </w:p>
+        </w:tc>
+      </w:tr>
+      <w:tr>
+        <w:trPr>
+          <w:cantSplit/>
+        </w:trPr>
+        <w:tc>
+          <w:tcPr>
+            <w:tcW w:w="1200" w:type="dxa"/>
+          </w:tcPr>
+          <w:p>
+            <w:pPr>
+              <w:rPr>
+                <w:rFonts w:ascii="Cambria" w:hAnsi="Cambria"/>
+                <w:color w:val="000000" w:themeColor="text1"/>
+                <w:sz w:val="20"/>
+                <w:szCs w:val="20"/>
+              </w:rPr>
+            </w:pPr>
+          </w:p>
+        </w:tc>
+        <w:tc>
+          <w:tcPr>
+            <w:tcW w:w="1900" w:type="dxa"/>
+          </w:tcPr>
+          <w:p>
+            <w:pPr>
+              <w:rPr>
+                <w:rFonts w:ascii="Cambria" w:hAnsi="Cambria"/>
+                <w:color w:val="595959"/>
+                <w:sz w:val="20"/>
+                <w:szCs w:val="20"/>
+              </w:rPr>
+            </w:pPr>
+            <w:r>
+              <w:rPr>
+                <w:rFonts w:ascii="Cambria" w:hAnsi="Cambria"/>
+                <w:color w:val="595959"/>
+                <w:sz w:val="20"/>
+                <w:szCs w:val="20"/>
+              </w:rPr>
+              <w:t>OSD link</w:t>
+            </w:r>
+          </w:p>
+        </w:tc>
+        <w:tc>
+          <w:tcPr>
+            <w:tcW w:w="6606" w:type="dxa"/>
+          </w:tcPr>
+          <w:p>
+            <w:pPr>
+              <w:rPr>
+                <w:rFonts w:ascii="Cambria" w:hAnsi="Cambria"/>
+                <w:color w:val="000000" w:themeColor="text1"/>
+                <w:sz w:val="20"/>
+                <w:szCs w:val="20"/>
+              </w:rPr>
+            </w:pPr>
+            <w:r>
+              <w:rPr>
+                <w:rFonts w:ascii="Cambria" w:hAnsi="Cambria"/>
+                <w:color w:val="000000" w:themeColor="text1"/>
+                <w:sz w:val="20"/>
+                <w:szCs w:val="20"/>
+              </w:rPr>
+              <w:t xml:space="preserve">{{osd_link:OSD(Online Standards Development) </w:t>
+            </w:r>
+            <w:r>
+              <w:rPr>
+                <w:rFonts w:ascii="Cambria" w:hAnsi="Cambria"/>
+                <w:color w:val="000000" w:themeColor="text1"/>
+                <w:sz w:val="20"/>
+                <w:szCs w:val="20"/>
+              </w:rPr>
+              <w:t>문서</w:t>
+            </w:r>
+            <w:r>
+              <w:rPr>
+                <w:rFonts w:ascii="Cambria" w:hAnsi="Cambria"/>
+                <w:color w:val="000000" w:themeColor="text1"/>
+                <w:sz w:val="20"/>
+                <w:szCs w:val="20"/>
+              </w:rPr>
+              <w:t xml:space="preserve"> URL, </w:t>
+            </w:r>
+            <w:r>
+              <w:rPr>
+                <w:rFonts w:ascii="Cambria" w:hAnsi="Cambria"/>
+                <w:color w:val="000000" w:themeColor="text1"/>
+                <w:sz w:val="20"/>
+                <w:szCs w:val="20"/>
+              </w:rPr>
+              <w:t>없으면</w:t>
+            </w:r>
+            <w:r>
+              <w:rPr>
+                <w:rFonts w:ascii="Cambria" w:hAnsi="Cambria"/>
+                <w:color w:val="000000" w:themeColor="text1"/>
+                <w:sz w:val="20"/>
+                <w:szCs w:val="20"/>
+              </w:rPr>
+              <w:t xml:space="preserve"> -}}</w:t>
+            </w:r>
+          </w:p>
+        </w:tc>
+      </w:tr>
+      <w:tr>
+        <w:trPr>
+          <w:cantSplit/>
+        </w:trPr>
+        <w:tc>
+          <w:tcPr>
+            <w:tcW w:w="1200" w:type="dxa"/>
+          </w:tcPr>
+          <w:p>
+            <w:pPr>
+              <w:rPr>
+                <w:rFonts w:ascii="Cambria" w:hAnsi="Cambria"/>
+                <w:color w:val="000000" w:themeColor="text1"/>
+                <w:sz w:val="20"/>
+                <w:szCs w:val="20"/>
+              </w:rPr>
+            </w:pPr>
+          </w:p>
+        </w:tc>
+        <w:tc>
+          <w:tcPr>
+            <w:tcW w:w="1900" w:type="dxa"/>
+          </w:tcPr>
+          <w:p>
+            <w:pPr>
+              <w:rPr>
+                <w:rFonts w:ascii="Cambria" w:hAnsi="Cambria"/>
+                <w:color w:val="595959"/>
+                <w:sz w:val="20"/>
+                <w:szCs w:val="20"/>
+              </w:rPr>
+            </w:pPr>
+            <w:r>
+              <w:rPr>
+                <w:rFonts w:ascii="Cambria" w:hAnsi="Cambria"/>
+                <w:color w:val="595959"/>
+                <w:sz w:val="20"/>
+                <w:szCs w:val="20"/>
+              </w:rPr>
+              <w:t>Latest N-Doc</w:t>
+            </w:r>
+          </w:p>
+        </w:tc>
+        <w:tc>
+          <w:tcPr>
+            <w:tcW w:w="6606" w:type="dxa"/>
+          </w:tcPr>
+          <w:p>
+            <w:pPr>
+              <w:rPr>
+                <w:rFonts w:ascii="Cambria" w:hAnsi="Cambria"/>
+                <w:color w:val="000000" w:themeColor="text1"/>
+                <w:sz w:val="20"/>
+                <w:szCs w:val="20"/>
+              </w:rPr>
+            </w:pPr>
+            <w:r>
+              <w:rPr>
+                <w:rFonts w:ascii="Cambria" w:hAnsi="Cambria"/>
+                <w:color w:val="000000" w:themeColor="text1"/>
+                <w:sz w:val="20"/>
+                <w:szCs w:val="20"/>
+              </w:rPr>
+              <w:t>{{latest_doc:</w:t>
+            </w:r>
+            <w:r>
+              <w:rPr>
+                <w:rFonts w:ascii="Cambria" w:hAnsi="Cambria"/>
+                <w:color w:val="000000" w:themeColor="text1"/>
+                <w:sz w:val="20"/>
+                <w:szCs w:val="20"/>
+              </w:rPr>
+              <w:t>최신</w:t>
+            </w:r>
+            <w:r>
+              <w:rPr>
+                <w:rFonts w:ascii="Cambria" w:hAnsi="Cambria"/>
+                <w:color w:val="000000" w:themeColor="text1"/>
+                <w:sz w:val="20"/>
+                <w:szCs w:val="20"/>
+              </w:rPr>
+              <w:t xml:space="preserve"> N </w:t>
+            </w:r>
+            <w:r>
+              <w:rPr>
+                <w:rFonts w:ascii="Cambria" w:hAnsi="Cambria"/>
+                <w:color w:val="000000" w:themeColor="text1"/>
+                <w:sz w:val="20"/>
+                <w:szCs w:val="20"/>
+              </w:rPr>
+              <w:t>문서</w:t>
+            </w:r>
+            <w:r>
+              <w:rPr>
+                <w:rFonts w:ascii="Cambria" w:hAnsi="Cambria"/>
+                <w:color w:val="000000" w:themeColor="text1"/>
+                <w:sz w:val="20"/>
+                <w:szCs w:val="20"/>
+              </w:rPr>
+              <w:t xml:space="preserve"> </w:t>
+            </w:r>
+            <w:r>
+              <w:rPr>
+                <w:rFonts w:ascii="Cambria" w:hAnsi="Cambria"/>
+                <w:color w:val="000000" w:themeColor="text1"/>
+                <w:sz w:val="20"/>
+                <w:szCs w:val="20"/>
+              </w:rPr>
+              <w:t>번호</w:t>
+            </w:r>
+            <w:r>
+              <w:rPr>
+                <w:rFonts w:ascii="Cambria" w:hAnsi="Cambria"/>
+                <w:color w:val="000000" w:themeColor="text1"/>
+                <w:sz w:val="20"/>
+                <w:szCs w:val="20"/>
+              </w:rPr>
+              <w:t xml:space="preserve">, </w:t>
+            </w:r>
+            <w:r>
+              <w:rPr>
+                <w:rFonts w:ascii="Cambria" w:hAnsi="Cambria"/>
+                <w:color w:val="000000" w:themeColor="text1"/>
+                <w:sz w:val="20"/>
+                <w:szCs w:val="20"/>
+              </w:rPr>
+              <w:t>예</w:t>
+            </w:r>
+            <w:r>
+              <w:rPr>
+                <w:rFonts w:ascii="Cambria" w:hAnsi="Cambria"/>
+                <w:color w:val="000000" w:themeColor="text1"/>
+                <w:sz w:val="20"/>
+                <w:szCs w:val="20"/>
+              </w:rPr>
+              <w:t xml:space="preserve">: N5xx, </w:t>
+            </w:r>
+            <w:r>
+              <w:rPr>
+                <w:rFonts w:ascii="Cambria" w:hAnsi="Cambria"/>
+                <w:color w:val="000000" w:themeColor="text1"/>
+                <w:sz w:val="20"/>
+                <w:szCs w:val="20"/>
+              </w:rPr>
+              <w:t>없으면</w:t>
+            </w:r>
+            <w:r>
+              <w:rPr>
+                <w:rFonts w:ascii="Cambria" w:hAnsi="Cambria"/>
+                <w:color w:val="000000" w:themeColor="text1"/>
+                <w:sz w:val="20"/>
+                <w:szCs w:val="20"/>
+              </w:rPr>
+              <w:t xml:space="preserve"> -}}{{/pwi_items}}</w:t>
+            </w:r>
+          </w:p>
+        </w:tc>
+      </w:tr>
+    </w:tbl>
     <w:p>
       <w:pPr>
         <w:rPr>
@@ -1723,274 +4188,6 @@
           <w:color w:val="000000" w:themeColor="text1"/>
         </w:rPr>
       </w:pPr>
-      <w:r>
-        <w:rPr>
-          <w:rFonts w:ascii="Cambria" w:hAnsi="Cambria"/>
-          <w:color w:val="000000" w:themeColor="text1"/>
-          <w:sz w:val="2"/>
-          <w:szCs w:val="2"/>
-        </w:rPr>
-        <w:t>{{#pwi_items}}</w:t>
-      </w:r>
-    </w:p>
-    <w:p>
-      <w:pPr>
-        <w:pStyle w:val="3"/>
-        <w:spacing w:before="260" w:after="120"/>
-        <w:ind w:left="566" w:hangingChars="236" w:hanging="566"/>
-        <w:rPr>
-          <w:rFonts w:ascii="Cambria" w:hAnsi="Cambria"/>
-          <w:color w:val="000000" w:themeColor="text1"/>
-        </w:rPr>
-      </w:pPr>
-      <w:r>
-        <w:rPr>
-          <w:rFonts w:ascii="Cambria" w:hAnsi="Cambria"/>
-          <w:b/>
-          <w:bCs/>
-          <w:color w:val="000000" w:themeColor="text1"/>
-        </w:rPr>
-        <w:t>8.2.{{no:1</w:t>
-      </w:r>
-      <w:r>
-        <w:rPr>
-          <w:rFonts w:ascii="Cambria" w:hAnsi="Cambria"/>
-          <w:b/>
-          <w:bCs/>
-          <w:color w:val="000000" w:themeColor="text1"/>
-        </w:rPr>
-        <w:t>부터</w:t>
-      </w:r>
-      <w:r>
-        <w:rPr>
-          <w:rFonts w:ascii="Cambria" w:hAnsi="Cambria"/>
-          <w:b/>
-          <w:bCs/>
-          <w:color w:val="000000" w:themeColor="text1"/>
-        </w:rPr>
-        <w:t xml:space="preserve"> </w:t>
-      </w:r>
-      <w:r>
-        <w:rPr>
-          <w:rFonts w:ascii="Cambria" w:hAnsi="Cambria"/>
-          <w:b/>
-          <w:bCs/>
-          <w:color w:val="000000" w:themeColor="text1"/>
-        </w:rPr>
-        <w:t>시작하는</w:t>
-      </w:r>
-      <w:r>
-        <w:rPr>
-          <w:rFonts w:ascii="Cambria" w:hAnsi="Cambria"/>
-          <w:b/>
-          <w:bCs/>
-          <w:color w:val="000000" w:themeColor="text1"/>
-        </w:rPr>
-        <w:t xml:space="preserve"> </w:t>
-      </w:r>
-      <w:r>
-        <w:rPr>
-          <w:rFonts w:ascii="Cambria" w:hAnsi="Cambria"/>
-          <w:b/>
-          <w:bCs/>
-          <w:color w:val="000000" w:themeColor="text1"/>
-        </w:rPr>
-        <w:t>순번</w:t>
-      </w:r>
-      <w:r>
-        <w:rPr>
-          <w:rFonts w:ascii="Cambria" w:hAnsi="Cambria"/>
-          <w:b/>
-          <w:bCs/>
-          <w:color w:val="000000" w:themeColor="text1"/>
-        </w:rPr>
-        <w:t>}} {{</w:t>
-      </w:r>
-      <w:proofErr w:type="spellStart"/>
-      <w:r>
-        <w:rPr>
-          <w:rFonts w:ascii="Cambria" w:hAnsi="Cambria"/>
-          <w:b/>
-          <w:bCs/>
-          <w:color w:val="000000" w:themeColor="text1"/>
-        </w:rPr>
-        <w:t>project_id</w:t>
-      </w:r>
-      <w:proofErr w:type="spellEnd"/>
-      <w:r>
-        <w:rPr>
-          <w:rFonts w:ascii="Cambria" w:hAnsi="Cambria"/>
-          <w:b/>
-          <w:bCs/>
-          <w:color w:val="000000" w:themeColor="text1"/>
-        </w:rPr>
-        <w:t>:</w:t>
-      </w:r>
-      <w:r>
-        <w:rPr>
-          <w:rFonts w:ascii="Cambria" w:hAnsi="Cambria"/>
-          <w:b/>
-          <w:bCs/>
-          <w:color w:val="000000" w:themeColor="text1"/>
-        </w:rPr>
-        <w:t>프로젝트</w:t>
-      </w:r>
-      <w:r>
-        <w:rPr>
-          <w:rFonts w:ascii="Cambria" w:hAnsi="Cambria"/>
-          <w:b/>
-          <w:bCs/>
-          <w:color w:val="000000" w:themeColor="text1"/>
-        </w:rPr>
-        <w:t xml:space="preserve"> </w:t>
-      </w:r>
-      <w:r>
-        <w:rPr>
-          <w:rFonts w:ascii="Cambria" w:hAnsi="Cambria"/>
-          <w:b/>
-          <w:bCs/>
-          <w:color w:val="000000" w:themeColor="text1"/>
-        </w:rPr>
-        <w:t>번호</w:t>
-      </w:r>
-      <w:r>
-        <w:rPr>
-          <w:rFonts w:ascii="Cambria" w:hAnsi="Cambria"/>
-          <w:b/>
-          <w:bCs/>
-          <w:color w:val="000000" w:themeColor="text1"/>
-        </w:rPr>
-        <w:t xml:space="preserve">, </w:t>
-      </w:r>
-      <w:r>
-        <w:rPr>
-          <w:rFonts w:ascii="Cambria" w:hAnsi="Cambria"/>
-          <w:b/>
-          <w:bCs/>
-          <w:color w:val="000000" w:themeColor="text1"/>
-        </w:rPr>
-        <w:t>예</w:t>
-      </w:r>
-      <w:r>
-        <w:rPr>
-          <w:rFonts w:ascii="Cambria" w:hAnsi="Cambria"/>
-          <w:b/>
-          <w:bCs/>
-          <w:color w:val="000000" w:themeColor="text1"/>
-        </w:rPr>
-        <w:t>: ISO/IEC AWI 25505-2}}: {{</w:t>
-      </w:r>
-      <w:proofErr w:type="spellStart"/>
-      <w:r>
-        <w:rPr>
-          <w:rFonts w:ascii="Cambria" w:hAnsi="Cambria"/>
-          <w:b/>
-          <w:bCs/>
-          <w:color w:val="000000" w:themeColor="text1"/>
-        </w:rPr>
-        <w:t>project_title</w:t>
-      </w:r>
-      <w:proofErr w:type="spellEnd"/>
-      <w:r>
-        <w:rPr>
-          <w:rFonts w:ascii="Cambria" w:hAnsi="Cambria"/>
-          <w:b/>
-          <w:bCs/>
-          <w:color w:val="000000" w:themeColor="text1"/>
-        </w:rPr>
-        <w:t>:</w:t>
-      </w:r>
-      <w:r>
-        <w:rPr>
-          <w:rFonts w:ascii="Cambria" w:hAnsi="Cambria"/>
-          <w:b/>
-          <w:bCs/>
-          <w:color w:val="000000" w:themeColor="text1"/>
-        </w:rPr>
-        <w:t>프로젝트</w:t>
-      </w:r>
-      <w:r>
-        <w:rPr>
-          <w:rFonts w:ascii="Cambria" w:hAnsi="Cambria"/>
-          <w:b/>
-          <w:bCs/>
-          <w:color w:val="000000" w:themeColor="text1"/>
-        </w:rPr>
-        <w:t xml:space="preserve"> </w:t>
-      </w:r>
-      <w:r>
-        <w:rPr>
-          <w:rFonts w:ascii="Cambria" w:hAnsi="Cambria"/>
-          <w:b/>
-          <w:bCs/>
-          <w:color w:val="000000" w:themeColor="text1"/>
-        </w:rPr>
-        <w:t>제목</w:t>
-      </w:r>
-      <w:r>
-        <w:rPr>
-          <w:rFonts w:ascii="Cambria" w:hAnsi="Cambria"/>
-          <w:b/>
-          <w:bCs/>
-          <w:color w:val="000000" w:themeColor="text1"/>
-        </w:rPr>
-        <w:t>(</w:t>
-      </w:r>
-      <w:r>
-        <w:rPr>
-          <w:rFonts w:ascii="Cambria" w:hAnsi="Cambria"/>
-          <w:b/>
-          <w:bCs/>
-          <w:color w:val="000000" w:themeColor="text1"/>
-        </w:rPr>
-        <w:t>영문</w:t>
-      </w:r>
-      <w:r>
-        <w:rPr>
-          <w:rFonts w:ascii="Cambria" w:hAnsi="Cambria"/>
-          <w:b/>
-          <w:bCs/>
-          <w:color w:val="000000" w:themeColor="text1"/>
-        </w:rPr>
-        <w:t>)}}</w:t>
-      </w:r>
-    </w:p>
-    <w:p>
-      <w:pPr>
-        <w:rPr>
-          <w:rFonts w:ascii="Cambria" w:hAnsi="Cambria"/>
-          <w:color w:val="000000" w:themeColor="text1"/>
-        </w:rPr>
-      </w:pPr>
-      <w:r>
-        <w:rPr>
-          <w:rFonts w:ascii="Cambria" w:hAnsi="Cambria"/>
-          <w:color w:val="000000" w:themeColor="text1"/>
-          <w:sz w:val="2"/>
-          <w:szCs w:val="2"/>
-        </w:rPr>
-        <w:t>{{/</w:t>
-      </w:r>
-      <w:proofErr w:type="spellStart"/>
-      <w:r>
-        <w:rPr>
-          <w:rFonts w:ascii="Cambria" w:hAnsi="Cambria"/>
-          <w:color w:val="000000" w:themeColor="text1"/>
-          <w:sz w:val="2"/>
-          <w:szCs w:val="2"/>
-        </w:rPr>
-        <w:t>pwi_items</w:t>
-      </w:r>
-      <w:proofErr w:type="spellEnd"/>
-      <w:r>
-        <w:rPr>
-          <w:rFonts w:ascii="Cambria" w:hAnsi="Cambria"/>
-          <w:color w:val="000000" w:themeColor="text1"/>
-          <w:sz w:val="2"/>
-          <w:szCs w:val="2"/>
-        </w:rPr>
-        <w:t>}}</w:t>
-      </w:r>
     </w:p>
     <w:p>
       <w:pPr>
@@ -2036,12 +4233,6 @@
         <w:gridCol w:w="2305"/>
       </w:tblGrid>
       <w:tr>
-        <w:tblPrEx>
-          <w:tblCellMar>
-            <w:top w:w="0" w:type="dxa"/>
-            <w:bottom w:w="0" w:type="dxa"/>
-          </w:tblCellMar>
-        </w:tblPrEx>
         <w:tc>
           <w:tcPr>
             <w:tcW w:w="1650" w:type="pct"/>
@@ -2189,12 +4380,6 @@
         </w:tc>
       </w:tr>
       <w:tr>
-        <w:tblPrEx>
-          <w:tblCellMar>
-            <w:top w:w="0" w:type="dxa"/>
-            <w:bottom w:w="0" w:type="dxa"/>
-          </w:tblCellMar>
-        </w:tblPrEx>
         <w:tc>
           <w:tcPr>
             <w:tcW w:w="1650" w:type="pct"/>
@@ -2867,8 +5052,8 @@
     </w:p>
     <w:p>
       <w:pPr>
-        <w:pStyle w:val="1"/>
-        <w:spacing w:before="260" w:after="120"/>
+        <w:pStyle w:val="3"/>
+        <w:spacing w:before="200" w:after="80"/>
         <w:rPr>
           <w:rFonts w:ascii="Cambria" w:hAnsi="Cambria"/>
           <w:color w:val="000000" w:themeColor="text1"/>
@@ -2881,226 +5066,557 @@
           <w:bCs/>
           <w:color w:val="000000" w:themeColor="text1"/>
         </w:rPr>
-        <w:t>9. Future work and new proposals</w:t>
+        <w:t xml:space="preserve">8.4.1 PWIs exceeding the 2-year limit</w:t>
       </w:r>
     </w:p>
     <w:p>
       <w:pPr>
-        <w:rPr>
-          <w:rFonts w:ascii="Cambria" w:hAnsi="Cambria"/>
-          <w:color w:val="000000" w:themeColor="text1"/>
+        <w:spacing w:before="0" w:after="80"/>
+        <w:rPr>
+          <w:rFonts w:ascii="Cambria" w:hAnsi="Cambria"/>
+          <w:color w:val="000000" w:themeColor="text1"/>
+          <w:sz w:val="22"/>
+          <w:szCs w:val="22"/>
         </w:rPr>
       </w:pPr>
       <w:r>
         <w:rPr>
           <w:rFonts w:ascii="Cambria" w:hAnsi="Cambria"/>
           <w:color w:val="000000" w:themeColor="text1"/>
-          <w:sz w:val="2"/>
-          <w:szCs w:val="2"/>
-        </w:rPr>
-        <w:t>{{#new_proposals}}</w:t>
-      </w:r>
+          <w:sz w:val="22"/>
+          <w:szCs w:val="22"/>
+        </w:rPr>
+        <w:t xml:space="preserve">PWIs whose 2-year deadline has passed as of {{assessment_date:판단 기준일, 회의 시작일 YYYY-MM-DD}}:</w:t>
+      </w:r>
+    </w:p>
+    <w:tbl>
+      <w:tblPr>
+        <w:tblW w:w="9706" w:type="dxa"/>
+        <w:tblLayout w:type="fixed"/>
+        <w:tblBorders>
+          <w:top w:val="nil"/>
+          <w:left w:val="nil"/>
+          <w:bottom w:val="nil"/>
+          <w:right w:val="nil"/>
+          <w:insideH w:val="nil"/>
+          <w:insideV w:val="nil"/>
+        </w:tblBorders>
+        <w:tblCellMar>
+          <w:top w:w="20" w:type="dxa"/>
+          <w:left w:w="80" w:type="dxa"/>
+          <w:bottom w:w="20" w:type="dxa"/>
+          <w:right w:w="80" w:type="dxa"/>
+        </w:tblCellMar>
+      </w:tblPr>
+      <w:tblGrid>
+        <w:gridCol w:w="3300"/>
+        <w:gridCol w:w="1900"/>
+        <w:gridCol w:w="1700"/>
+        <w:gridCol w:w="2806"/>
+      </w:tblGrid>
+      <w:tr>
+        <w:trPr>
+          <w:tblHeader/>
+        </w:trPr>
+        <w:tc>
+          <w:tcPr>
+            <w:tcW w:w="3300" w:type="dxa"/>
+          </w:tcPr>
+          <w:p>
+            <w:pPr>
+              <w:spacing w:before="0" w:after="0"/>
+              <w:rPr>
+                <w:rFonts w:ascii="Cambria" w:hAnsi="Cambria"/>
+                <w:color w:val="595959"/>
+                <w:sz w:val="20"/>
+                <w:szCs w:val="20"/>
+              </w:rPr>
+            </w:pPr>
+            <w:r>
+              <w:rPr>
+                <w:rFonts w:ascii="Cambria" w:hAnsi="Cambria"/>
+                <w:color w:val="595959"/>
+                <w:sz w:val="20"/>
+                <w:szCs w:val="20"/>
+              </w:rPr>
+              <w:t xml:space="preserve">Project</w:t>
+            </w:r>
+          </w:p>
+        </w:tc>
+        <w:tc>
+          <w:tcPr>
+            <w:tcW w:w="1900" w:type="dxa"/>
+          </w:tcPr>
+          <w:p>
+            <w:pPr>
+              <w:spacing w:before="0" w:after="0"/>
+              <w:rPr>
+                <w:rFonts w:ascii="Cambria" w:hAnsi="Cambria"/>
+                <w:color w:val="595959"/>
+                <w:sz w:val="20"/>
+                <w:szCs w:val="20"/>
+              </w:rPr>
+            </w:pPr>
+            <w:r>
+              <w:rPr>
+                <w:rFonts w:ascii="Cambria" w:hAnsi="Cambria"/>
+                <w:color w:val="595959"/>
+                <w:sz w:val="20"/>
+                <w:szCs w:val="20"/>
+              </w:rPr>
+              <w:t xml:space="preserve">Acronym</w:t>
+            </w:r>
+          </w:p>
+        </w:tc>
+        <w:tc>
+          <w:tcPr>
+            <w:tcW w:w="1700" w:type="dxa"/>
+          </w:tcPr>
+          <w:p>
+            <w:pPr>
+              <w:spacing w:before="0" w:after="0"/>
+              <w:rPr>
+                <w:rFonts w:ascii="Cambria" w:hAnsi="Cambria"/>
+                <w:color w:val="595959"/>
+                <w:sz w:val="20"/>
+                <w:szCs w:val="20"/>
+              </w:rPr>
+            </w:pPr>
+            <w:r>
+              <w:rPr>
+                <w:rFonts w:ascii="Cambria" w:hAnsi="Cambria"/>
+                <w:color w:val="595959"/>
+                <w:sz w:val="20"/>
+                <w:szCs w:val="20"/>
+              </w:rPr>
+              <w:t xml:space="preserve">2-year deadline</w:t>
+            </w:r>
+          </w:p>
+        </w:tc>
+        <w:tc>
+          <w:tcPr>
+            <w:tcW w:w="2806" w:type="dxa"/>
+          </w:tcPr>
+          <w:p>
+            <w:pPr>
+              <w:spacing w:before="0" w:after="0"/>
+              <w:rPr>
+                <w:rFonts w:ascii="Cambria" w:hAnsi="Cambria"/>
+                <w:color w:val="595959"/>
+                <w:sz w:val="20"/>
+                <w:szCs w:val="20"/>
+              </w:rPr>
+            </w:pPr>
+            <w:r>
+              <w:rPr>
+                <w:rFonts w:ascii="Cambria" w:hAnsi="Cambria"/>
+                <w:color w:val="595959"/>
+                <w:sz w:val="20"/>
+                <w:szCs w:val="20"/>
+              </w:rPr>
+              <w:t xml:space="preserve">Next plan</w:t>
+            </w:r>
+          </w:p>
+        </w:tc>
+      </w:tr>
+      <w:tr>
+        <w:trPr>
+          <w:cantSplit/>
+        </w:trPr>
+        <w:tc>
+          <w:tcPr>
+            <w:tcW w:w="3300" w:type="dxa"/>
+          </w:tcPr>
+          <w:p>
+            <w:pPr>
+              <w:spacing w:before="0" w:after="0"/>
+              <w:rPr>
+                <w:rFonts w:ascii="Cambria" w:hAnsi="Cambria"/>
+                <w:color w:val="000000" w:themeColor="text1"/>
+                <w:sz w:val="20"/>
+                <w:szCs w:val="20"/>
+              </w:rPr>
+            </w:pPr>
+            <w:r>
+              <w:rPr>
+                <w:rFonts w:ascii="Cambria" w:hAnsi="Cambria"/>
+                <w:color w:val="000000" w:themeColor="text1"/>
+                <w:sz w:val="20"/>
+                <w:szCs w:val="20"/>
+              </w:rPr>
+              <w:t xml:space="preserve">{{#pwi_over_2y}}{{project_id:2 Year Deadline을 넘긴 PWI 번호, 해당 없으면 None 한 행}}</w:t>
+            </w:r>
+          </w:p>
+        </w:tc>
+        <w:tc>
+          <w:tcPr>
+            <w:tcW w:w="1900" w:type="dxa"/>
+          </w:tcPr>
+          <w:p>
+            <w:pPr>
+              <w:spacing w:before="0" w:after="0"/>
+              <w:rPr>
+                <w:rFonts w:ascii="Cambria" w:hAnsi="Cambria"/>
+                <w:color w:val="000000" w:themeColor="text1"/>
+                <w:sz w:val="20"/>
+                <w:szCs w:val="20"/>
+              </w:rPr>
+            </w:pPr>
+            <w:r>
+              <w:rPr>
+                <w:rFonts w:ascii="Cambria" w:hAnsi="Cambria"/>
+                <w:color w:val="000000" w:themeColor="text1"/>
+                <w:sz w:val="20"/>
+                <w:szCs w:val="20"/>
+              </w:rPr>
+              <w:t xml:space="preserve">{{acronym:프로젝트 약어}}</w:t>
+            </w:r>
+          </w:p>
+        </w:tc>
+        <w:tc>
+          <w:tcPr>
+            <w:tcW w:w="1700" w:type="dxa"/>
+          </w:tcPr>
+          <w:p>
+            <w:pPr>
+              <w:spacing w:before="0" w:after="0"/>
+              <w:rPr>
+                <w:rFonts w:ascii="Cambria" w:hAnsi="Cambria"/>
+                <w:color w:val="000000" w:themeColor="text1"/>
+                <w:sz w:val="20"/>
+                <w:szCs w:val="20"/>
+              </w:rPr>
+            </w:pPr>
+            <w:r>
+              <w:rPr>
+                <w:rFonts w:ascii="Cambria" w:hAnsi="Cambria"/>
+                <w:color w:val="000000" w:themeColor="text1"/>
+                <w:sz w:val="20"/>
+                <w:szCs w:val="20"/>
+              </w:rPr>
+              <w:t xml:space="preserve">{{deadline:2 Year Deadline, YYYY-MM-DD}}</w:t>
+            </w:r>
+          </w:p>
+        </w:tc>
+        <w:tc>
+          <w:tcPr>
+            <w:tcW w:w="2806" w:type="dxa"/>
+          </w:tcPr>
+          <w:p>
+            <w:pPr>
+              <w:spacing w:before="0" w:after="0"/>
+              <w:rPr>
+                <w:rFonts w:ascii="Cambria" w:hAnsi="Cambria"/>
+                <w:color w:val="000000" w:themeColor="text1"/>
+                <w:sz w:val="20"/>
+                <w:szCs w:val="20"/>
+              </w:rPr>
+            </w:pPr>
+            <w:r>
+              <w:rPr>
+                <w:rFonts w:ascii="Cambria" w:hAnsi="Cambria"/>
+                <w:color w:val="000000" w:themeColor="text1"/>
+                <w:sz w:val="20"/>
+                <w:szCs w:val="20"/>
+              </w:rPr>
+              <w:t xml:space="preserve">{{next_plan:다음 계획(NP/TR 등), 없으면 TBD}}{{/pwi_over_2y}}</w:t>
+            </w:r>
+          </w:p>
+        </w:tc>
+      </w:tr>
+    </w:tbl>
+    <w:p>
+      <w:pPr>
+        <w:spacing w:before="0" w:after="0"/>
+        <w:rPr>
+          <w:rFonts w:ascii="Cambria" w:hAnsi="Cambria"/>
+          <w:color w:val="000000" w:themeColor="text1"/>
+        </w:rPr>
+      </w:pPr>
     </w:p>
     <w:p>
       <w:pPr>
-        <w:spacing w:after="140"/>
-        <w:rPr>
-          <w:rFonts w:ascii="Cambria" w:hAnsi="Cambria"/>
-          <w:color w:val="000000" w:themeColor="text1"/>
-          <w:sz w:val="24"/>
-          <w:szCs w:val="24"/>
+        <w:pStyle w:val="3"/>
+        <w:spacing w:before="200" w:after="80"/>
+        <w:rPr>
+          <w:rFonts w:ascii="Cambria" w:hAnsi="Cambria"/>
+          <w:color w:val="000000" w:themeColor="text1"/>
         </w:rPr>
       </w:pPr>
       <w:r>
         <w:rPr>
           <w:rFonts w:ascii="Cambria" w:hAnsi="Cambria"/>
-          <w:color w:val="000000" w:themeColor="text1"/>
-          <w:sz w:val="24"/>
-          <w:szCs w:val="24"/>
-        </w:rPr>
-        <w:t>{{proposal:</w:t>
-      </w:r>
-      <w:r>
-        <w:rPr>
-          <w:rFonts w:ascii="Cambria" w:hAnsi="Cambria"/>
-          <w:color w:val="000000" w:themeColor="text1"/>
-          <w:sz w:val="24"/>
-          <w:szCs w:val="24"/>
-        </w:rPr>
-        <w:t>신규</w:t>
-      </w:r>
-      <w:r>
-        <w:rPr>
-          <w:rFonts w:ascii="Cambria" w:hAnsi="Cambria"/>
-          <w:color w:val="000000" w:themeColor="text1"/>
-          <w:sz w:val="24"/>
-          <w:szCs w:val="24"/>
-        </w:rPr>
-        <w:t xml:space="preserve"> </w:t>
-      </w:r>
-      <w:r>
-        <w:rPr>
-          <w:rFonts w:ascii="Cambria" w:hAnsi="Cambria"/>
-          <w:color w:val="000000" w:themeColor="text1"/>
-          <w:sz w:val="24"/>
-          <w:szCs w:val="24"/>
-        </w:rPr>
-        <w:t>작업</w:t>
-      </w:r>
-      <w:r>
-        <w:rPr>
-          <w:rFonts w:ascii="Cambria" w:hAnsi="Cambria"/>
-          <w:color w:val="000000" w:themeColor="text1"/>
-          <w:sz w:val="24"/>
-          <w:szCs w:val="24"/>
-        </w:rPr>
-        <w:t xml:space="preserve"> </w:t>
-      </w:r>
-      <w:r>
-        <w:rPr>
-          <w:rFonts w:ascii="Cambria" w:hAnsi="Cambria"/>
-          <w:color w:val="000000" w:themeColor="text1"/>
-          <w:sz w:val="24"/>
-          <w:szCs w:val="24"/>
-        </w:rPr>
-        <w:t>제안</w:t>
-      </w:r>
-      <w:r>
-        <w:rPr>
-          <w:rFonts w:ascii="Cambria" w:hAnsi="Cambria"/>
-          <w:color w:val="000000" w:themeColor="text1"/>
-          <w:sz w:val="24"/>
-          <w:szCs w:val="24"/>
-        </w:rPr>
-        <w:t xml:space="preserve">(NWIP/PWI </w:t>
-      </w:r>
-      <w:r>
-        <w:rPr>
-          <w:rFonts w:ascii="Cambria" w:hAnsi="Cambria"/>
-          <w:color w:val="000000" w:themeColor="text1"/>
-          <w:sz w:val="24"/>
-          <w:szCs w:val="24"/>
-        </w:rPr>
-        <w:t>후보</w:t>
-      </w:r>
-      <w:r>
-        <w:rPr>
-          <w:rFonts w:ascii="Cambria" w:hAnsi="Cambria"/>
-          <w:color w:val="000000" w:themeColor="text1"/>
-          <w:sz w:val="24"/>
-          <w:szCs w:val="24"/>
-        </w:rPr>
-        <w:t xml:space="preserve">) </w:t>
-      </w:r>
-      <w:r>
-        <w:rPr>
-          <w:rFonts w:ascii="Cambria" w:hAnsi="Cambria"/>
-          <w:color w:val="000000" w:themeColor="text1"/>
-          <w:sz w:val="24"/>
-          <w:szCs w:val="24"/>
-        </w:rPr>
-        <w:t>제목과</w:t>
-      </w:r>
-      <w:r>
-        <w:rPr>
-          <w:rFonts w:ascii="Cambria" w:hAnsi="Cambria"/>
-          <w:color w:val="000000" w:themeColor="text1"/>
-          <w:sz w:val="24"/>
-          <w:szCs w:val="24"/>
-        </w:rPr>
-        <w:t xml:space="preserve"> </w:t>
-      </w:r>
-      <w:r>
-        <w:rPr>
-          <w:rFonts w:ascii="Cambria" w:hAnsi="Cambria"/>
-          <w:color w:val="000000" w:themeColor="text1"/>
-          <w:sz w:val="24"/>
-          <w:szCs w:val="24"/>
-        </w:rPr>
-        <w:t>제안</w:t>
-      </w:r>
-      <w:r>
-        <w:rPr>
-          <w:rFonts w:ascii="Cambria" w:hAnsi="Cambria"/>
-          <w:color w:val="000000" w:themeColor="text1"/>
-          <w:sz w:val="24"/>
-          <w:szCs w:val="24"/>
-        </w:rPr>
-        <w:t xml:space="preserve"> </w:t>
-      </w:r>
-      <w:r>
-        <w:rPr>
-          <w:rFonts w:ascii="Cambria" w:hAnsi="Cambria"/>
-          <w:color w:val="000000" w:themeColor="text1"/>
-          <w:sz w:val="24"/>
-          <w:szCs w:val="24"/>
-        </w:rPr>
-        <w:t>국가</w:t>
-      </w:r>
-      <w:r>
-        <w:rPr>
-          <w:rFonts w:ascii="Cambria" w:hAnsi="Cambria"/>
-          <w:color w:val="000000" w:themeColor="text1"/>
-          <w:sz w:val="24"/>
-          <w:szCs w:val="24"/>
-        </w:rPr>
-        <w:t>/</w:t>
-      </w:r>
-      <w:r>
-        <w:rPr>
-          <w:rFonts w:ascii="Cambria" w:hAnsi="Cambria"/>
-          <w:color w:val="000000" w:themeColor="text1"/>
-          <w:sz w:val="24"/>
-          <w:szCs w:val="24"/>
-        </w:rPr>
-        <w:t>기관</w:t>
-      </w:r>
-      <w:r>
-        <w:rPr>
-          <w:rFonts w:ascii="Cambria" w:hAnsi="Cambria"/>
-          <w:color w:val="000000" w:themeColor="text1"/>
-          <w:sz w:val="24"/>
-          <w:szCs w:val="24"/>
-        </w:rPr>
-        <w:t>}}</w:t>
+          <w:b/>
+          <w:bCs/>
+          <w:color w:val="000000" w:themeColor="text1"/>
+        </w:rPr>
+        <w:t xml:space="preserve">8.4.2 PWIs reaching the 2-year limit before the next SC 6 plenary</w:t>
       </w:r>
     </w:p>
     <w:p>
       <w:pPr>
-        <w:rPr>
-          <w:rFonts w:ascii="Cambria" w:hAnsi="Cambria"/>
-          <w:color w:val="000000" w:themeColor="text1"/>
+        <w:spacing w:before="0" w:after="80"/>
+        <w:rPr>
+          <w:rFonts w:ascii="Cambria" w:hAnsi="Cambria"/>
+          <w:color w:val="000000" w:themeColor="text1"/>
+          <w:sz w:val="22"/>
+          <w:szCs w:val="22"/>
         </w:rPr>
       </w:pPr>
       <w:r>
         <w:rPr>
           <w:rFonts w:ascii="Cambria" w:hAnsi="Cambria"/>
           <w:color w:val="000000" w:themeColor="text1"/>
-          <w:sz w:val="2"/>
-          <w:szCs w:val="2"/>
-        </w:rPr>
-        <w:t>{{/</w:t>
-      </w:r>
-      <w:proofErr w:type="spellStart"/>
-      <w:r>
-        <w:rPr>
-          <w:rFonts w:ascii="Cambria" w:hAnsi="Cambria"/>
-          <w:color w:val="000000" w:themeColor="text1"/>
-          <w:sz w:val="2"/>
-          <w:szCs w:val="2"/>
-        </w:rPr>
-        <w:t>new_proposals</w:t>
-      </w:r>
-      <w:proofErr w:type="spellEnd"/>
-      <w:r>
-        <w:rPr>
-          <w:rFonts w:ascii="Cambria" w:hAnsi="Cambria"/>
-          <w:color w:val="000000" w:themeColor="text1"/>
-          <w:sz w:val="2"/>
-          <w:szCs w:val="2"/>
-        </w:rPr>
-        <w:t>}}</w:t>
-      </w:r>
+          <w:sz w:val="22"/>
+          <w:szCs w:val="22"/>
+        </w:rPr>
+        <w:t xml:space="preserve">PWIs whose 2-year deadline falls before the next SC 6 plenary ({{next_plenary:차기 SC 6 Plenary 시기, 예: August 2027}}):</w:t>
+      </w:r>
+    </w:p>
+    <w:tbl>
+      <w:tblPr>
+        <w:tblW w:w="9706" w:type="dxa"/>
+        <w:tblLayout w:type="fixed"/>
+        <w:tblBorders>
+          <w:top w:val="nil"/>
+          <w:left w:val="nil"/>
+          <w:bottom w:val="nil"/>
+          <w:right w:val="nil"/>
+          <w:insideH w:val="nil"/>
+          <w:insideV w:val="nil"/>
+        </w:tblBorders>
+        <w:tblCellMar>
+          <w:top w:w="20" w:type="dxa"/>
+          <w:left w:w="80" w:type="dxa"/>
+          <w:bottom w:w="20" w:type="dxa"/>
+          <w:right w:w="80" w:type="dxa"/>
+        </w:tblCellMar>
+      </w:tblPr>
+      <w:tblGrid>
+        <w:gridCol w:w="3300"/>
+        <w:gridCol w:w="1900"/>
+        <w:gridCol w:w="1700"/>
+        <w:gridCol w:w="2806"/>
+      </w:tblGrid>
+      <w:tr>
+        <w:trPr>
+          <w:tblHeader/>
+        </w:trPr>
+        <w:tc>
+          <w:tcPr>
+            <w:tcW w:w="3300" w:type="dxa"/>
+          </w:tcPr>
+          <w:p>
+            <w:pPr>
+              <w:spacing w:before="0" w:after="0"/>
+              <w:rPr>
+                <w:rFonts w:ascii="Cambria" w:hAnsi="Cambria"/>
+                <w:color w:val="595959"/>
+                <w:sz w:val="20"/>
+                <w:szCs w:val="20"/>
+              </w:rPr>
+            </w:pPr>
+            <w:r>
+              <w:rPr>
+                <w:rFonts w:ascii="Cambria" w:hAnsi="Cambria"/>
+                <w:color w:val="595959"/>
+                <w:sz w:val="20"/>
+                <w:szCs w:val="20"/>
+              </w:rPr>
+              <w:t xml:space="preserve">Project</w:t>
+            </w:r>
+          </w:p>
+        </w:tc>
+        <w:tc>
+          <w:tcPr>
+            <w:tcW w:w="1900" w:type="dxa"/>
+          </w:tcPr>
+          <w:p>
+            <w:pPr>
+              <w:spacing w:before="0" w:after="0"/>
+              <w:rPr>
+                <w:rFonts w:ascii="Cambria" w:hAnsi="Cambria"/>
+                <w:color w:val="595959"/>
+                <w:sz w:val="20"/>
+                <w:szCs w:val="20"/>
+              </w:rPr>
+            </w:pPr>
+            <w:r>
+              <w:rPr>
+                <w:rFonts w:ascii="Cambria" w:hAnsi="Cambria"/>
+                <w:color w:val="595959"/>
+                <w:sz w:val="20"/>
+                <w:szCs w:val="20"/>
+              </w:rPr>
+              <w:t xml:space="preserve">Acronym</w:t>
+            </w:r>
+          </w:p>
+        </w:tc>
+        <w:tc>
+          <w:tcPr>
+            <w:tcW w:w="1700" w:type="dxa"/>
+          </w:tcPr>
+          <w:p>
+            <w:pPr>
+              <w:spacing w:before="0" w:after="0"/>
+              <w:rPr>
+                <w:rFonts w:ascii="Cambria" w:hAnsi="Cambria"/>
+                <w:color w:val="595959"/>
+                <w:sz w:val="20"/>
+                <w:szCs w:val="20"/>
+              </w:rPr>
+            </w:pPr>
+            <w:r>
+              <w:rPr>
+                <w:rFonts w:ascii="Cambria" w:hAnsi="Cambria"/>
+                <w:color w:val="595959"/>
+                <w:sz w:val="20"/>
+                <w:szCs w:val="20"/>
+              </w:rPr>
+              <w:t xml:space="preserve">2-year deadline</w:t>
+            </w:r>
+          </w:p>
+        </w:tc>
+        <w:tc>
+          <w:tcPr>
+            <w:tcW w:w="2806" w:type="dxa"/>
+          </w:tcPr>
+          <w:p>
+            <w:pPr>
+              <w:spacing w:before="0" w:after="0"/>
+              <w:rPr>
+                <w:rFonts w:ascii="Cambria" w:hAnsi="Cambria"/>
+                <w:color w:val="595959"/>
+                <w:sz w:val="20"/>
+                <w:szCs w:val="20"/>
+              </w:rPr>
+            </w:pPr>
+            <w:r>
+              <w:rPr>
+                <w:rFonts w:ascii="Cambria" w:hAnsi="Cambria"/>
+                <w:color w:val="595959"/>
+                <w:sz w:val="20"/>
+                <w:szCs w:val="20"/>
+              </w:rPr>
+              <w:t xml:space="preserve">Next plan</w:t>
+            </w:r>
+          </w:p>
+        </w:tc>
+      </w:tr>
+      <w:tr>
+        <w:trPr>
+          <w:cantSplit/>
+        </w:trPr>
+        <w:tc>
+          <w:tcPr>
+            <w:tcW w:w="3300" w:type="dxa"/>
+          </w:tcPr>
+          <w:p>
+            <w:pPr>
+              <w:spacing w:before="0" w:after="0"/>
+              <w:rPr>
+                <w:rFonts w:ascii="Cambria" w:hAnsi="Cambria"/>
+                <w:color w:val="000000" w:themeColor="text1"/>
+                <w:sz w:val="20"/>
+                <w:szCs w:val="20"/>
+              </w:rPr>
+            </w:pPr>
+            <w:r>
+              <w:rPr>
+                <w:rFonts w:ascii="Cambria" w:hAnsi="Cambria"/>
+                <w:color w:val="000000" w:themeColor="text1"/>
+                <w:sz w:val="20"/>
+                <w:szCs w:val="20"/>
+              </w:rPr>
+              <w:t xml:space="preserve">{{#pwi_near_2y}}{{project_id:차기 Plenary 전에 2 Year Deadline이 도래하는 PWI 번호, 해당 없으면 None 한 행}}</w:t>
+            </w:r>
+          </w:p>
+        </w:tc>
+        <w:tc>
+          <w:tcPr>
+            <w:tcW w:w="1900" w:type="dxa"/>
+          </w:tcPr>
+          <w:p>
+            <w:pPr>
+              <w:spacing w:before="0" w:after="0"/>
+              <w:rPr>
+                <w:rFonts w:ascii="Cambria" w:hAnsi="Cambria"/>
+                <w:color w:val="000000" w:themeColor="text1"/>
+                <w:sz w:val="20"/>
+                <w:szCs w:val="20"/>
+              </w:rPr>
+            </w:pPr>
+            <w:r>
+              <w:rPr>
+                <w:rFonts w:ascii="Cambria" w:hAnsi="Cambria"/>
+                <w:color w:val="000000" w:themeColor="text1"/>
+                <w:sz w:val="20"/>
+                <w:szCs w:val="20"/>
+              </w:rPr>
+              <w:t xml:space="preserve">{{acronym:프로젝트 약어}}</w:t>
+            </w:r>
+          </w:p>
+        </w:tc>
+        <w:tc>
+          <w:tcPr>
+            <w:tcW w:w="1700" w:type="dxa"/>
+          </w:tcPr>
+          <w:p>
+            <w:pPr>
+              <w:spacing w:before="0" w:after="0"/>
+              <w:rPr>
+                <w:rFonts w:ascii="Cambria" w:hAnsi="Cambria"/>
+                <w:color w:val="000000" w:themeColor="text1"/>
+                <w:sz w:val="20"/>
+                <w:szCs w:val="20"/>
+              </w:rPr>
+            </w:pPr>
+            <w:r>
+              <w:rPr>
+                <w:rFonts w:ascii="Cambria" w:hAnsi="Cambria"/>
+                <w:color w:val="000000" w:themeColor="text1"/>
+                <w:sz w:val="20"/>
+                <w:szCs w:val="20"/>
+              </w:rPr>
+              <w:t xml:space="preserve">{{deadline:2 Year Deadline, YYYY-MM-DD}}</w:t>
+            </w:r>
+          </w:p>
+        </w:tc>
+        <w:tc>
+          <w:tcPr>
+            <w:tcW w:w="2806" w:type="dxa"/>
+          </w:tcPr>
+          <w:p>
+            <w:pPr>
+              <w:spacing w:before="0" w:after="0"/>
+              <w:rPr>
+                <w:rFonts w:ascii="Cambria" w:hAnsi="Cambria"/>
+                <w:color w:val="000000" w:themeColor="text1"/>
+                <w:sz w:val="20"/>
+                <w:szCs w:val="20"/>
+              </w:rPr>
+            </w:pPr>
+            <w:r>
+              <w:rPr>
+                <w:rFonts w:ascii="Cambria" w:hAnsi="Cambria"/>
+                <w:color w:val="000000" w:themeColor="text1"/>
+                <w:sz w:val="20"/>
+                <w:szCs w:val="20"/>
+              </w:rPr>
+              <w:t xml:space="preserve">{{next_plan:다음 계획(NP/TR 등), 없으면 TBD}}{{/pwi_near_2y}}</w:t>
+            </w:r>
+          </w:p>
+        </w:tc>
+      </w:tr>
+    </w:tbl>
+    <w:p>
+      <w:pPr>
+        <w:spacing w:before="0" w:after="0"/>
+        <w:rPr>
+          <w:rFonts w:ascii="Cambria" w:hAnsi="Cambria"/>
+          <w:color w:val="000000" w:themeColor="text1"/>
+        </w:rPr>
+      </w:pPr>
     </w:p>
     <w:p>
       <w:pPr>
@@ -3118,7 +5634,24 @@
           <w:bCs/>
           <w:color w:val="000000" w:themeColor="text1"/>
         </w:rPr>
-        <w:t>10. Future meetings</w:t>
+        <w:t>9. Future work and new proposals</w:t>
+      </w:r>
+    </w:p>
+    <w:p>
+      <w:pPr>
+        <w:rPr>
+          <w:rFonts w:ascii="Cambria" w:hAnsi="Cambria"/>
+          <w:color w:val="000000" w:themeColor="text1"/>
+        </w:rPr>
+      </w:pPr>
+      <w:r>
+        <w:rPr>
+          <w:rFonts w:ascii="Cambria" w:hAnsi="Cambria"/>
+          <w:color w:val="000000" w:themeColor="text1"/>
+          <w:sz w:val="2"/>
+          <w:szCs w:val="2"/>
+        </w:rPr>
+        <w:t>{{#new_proposals}}</w:t>
       </w:r>
     </w:p>
     <w:p>
@@ -3138,117 +5671,188 @@
           <w:sz w:val="24"/>
           <w:szCs w:val="24"/>
         </w:rPr>
-        <w:t>{{</w:t>
+        <w:t>{{proposal:</w:t>
+      </w:r>
+      <w:r>
+        <w:rPr>
+          <w:rFonts w:ascii="Cambria" w:hAnsi="Cambria"/>
+          <w:color w:val="000000" w:themeColor="text1"/>
+          <w:sz w:val="24"/>
+          <w:szCs w:val="24"/>
+        </w:rPr>
+        <w:t>신규</w:t>
+      </w:r>
+      <w:r>
+        <w:rPr>
+          <w:rFonts w:ascii="Cambria" w:hAnsi="Cambria"/>
+          <w:color w:val="000000" w:themeColor="text1"/>
+          <w:sz w:val="24"/>
+          <w:szCs w:val="24"/>
+        </w:rPr>
+        <w:t xml:space="preserve"> </w:t>
+      </w:r>
+      <w:r>
+        <w:rPr>
+          <w:rFonts w:ascii="Cambria" w:hAnsi="Cambria"/>
+          <w:color w:val="000000" w:themeColor="text1"/>
+          <w:sz w:val="24"/>
+          <w:szCs w:val="24"/>
+        </w:rPr>
+        <w:t>작업</w:t>
+      </w:r>
+      <w:r>
+        <w:rPr>
+          <w:rFonts w:ascii="Cambria" w:hAnsi="Cambria"/>
+          <w:color w:val="000000" w:themeColor="text1"/>
+          <w:sz w:val="24"/>
+          <w:szCs w:val="24"/>
+        </w:rPr>
+        <w:t xml:space="preserve"> </w:t>
+      </w:r>
+      <w:r>
+        <w:rPr>
+          <w:rFonts w:ascii="Cambria" w:hAnsi="Cambria"/>
+          <w:color w:val="000000" w:themeColor="text1"/>
+          <w:sz w:val="24"/>
+          <w:szCs w:val="24"/>
+        </w:rPr>
+        <w:t>제안</w:t>
+      </w:r>
+      <w:r>
+        <w:rPr>
+          <w:rFonts w:ascii="Cambria" w:hAnsi="Cambria"/>
+          <w:color w:val="000000" w:themeColor="text1"/>
+          <w:sz w:val="24"/>
+          <w:szCs w:val="24"/>
+        </w:rPr>
+        <w:t xml:space="preserve">(NWIP/PWI </w:t>
+      </w:r>
+      <w:r>
+        <w:rPr>
+          <w:rFonts w:ascii="Cambria" w:hAnsi="Cambria"/>
+          <w:color w:val="000000" w:themeColor="text1"/>
+          <w:sz w:val="24"/>
+          <w:szCs w:val="24"/>
+        </w:rPr>
+        <w:t>후보</w:t>
+      </w:r>
+      <w:r>
+        <w:rPr>
+          <w:rFonts w:ascii="Cambria" w:hAnsi="Cambria"/>
+          <w:color w:val="000000" w:themeColor="text1"/>
+          <w:sz w:val="24"/>
+          <w:szCs w:val="24"/>
+        </w:rPr>
+        <w:t xml:space="preserve">) </w:t>
+      </w:r>
+      <w:r>
+        <w:rPr>
+          <w:rFonts w:ascii="Cambria" w:hAnsi="Cambria"/>
+          <w:color w:val="000000" w:themeColor="text1"/>
+          <w:sz w:val="24"/>
+          <w:szCs w:val="24"/>
+        </w:rPr>
+        <w:t>제목과</w:t>
+      </w:r>
+      <w:r>
+        <w:rPr>
+          <w:rFonts w:ascii="Cambria" w:hAnsi="Cambria"/>
+          <w:color w:val="000000" w:themeColor="text1"/>
+          <w:sz w:val="24"/>
+          <w:szCs w:val="24"/>
+        </w:rPr>
+        <w:t xml:space="preserve"> </w:t>
+      </w:r>
+      <w:r>
+        <w:rPr>
+          <w:rFonts w:ascii="Cambria" w:hAnsi="Cambria"/>
+          <w:color w:val="000000" w:themeColor="text1"/>
+          <w:sz w:val="24"/>
+          <w:szCs w:val="24"/>
+        </w:rPr>
+        <w:t>제안</w:t>
+      </w:r>
+      <w:r>
+        <w:rPr>
+          <w:rFonts w:ascii="Cambria" w:hAnsi="Cambria"/>
+          <w:color w:val="000000" w:themeColor="text1"/>
+          <w:sz w:val="24"/>
+          <w:szCs w:val="24"/>
+        </w:rPr>
+        <w:t xml:space="preserve"> </w:t>
+      </w:r>
+      <w:r>
+        <w:rPr>
+          <w:rFonts w:ascii="Cambria" w:hAnsi="Cambria"/>
+          <w:color w:val="000000" w:themeColor="text1"/>
+          <w:sz w:val="24"/>
+          <w:szCs w:val="24"/>
+        </w:rPr>
+        <w:t>국가</w:t>
+      </w:r>
+      <w:r>
+        <w:rPr>
+          <w:rFonts w:ascii="Cambria" w:hAnsi="Cambria"/>
+          <w:color w:val="000000" w:themeColor="text1"/>
+          <w:sz w:val="24"/>
+          <w:szCs w:val="24"/>
+        </w:rPr>
+        <w:t>/</w:t>
+      </w:r>
+      <w:r>
+        <w:rPr>
+          <w:rFonts w:ascii="Cambria" w:hAnsi="Cambria"/>
+          <w:color w:val="000000" w:themeColor="text1"/>
+          <w:sz w:val="24"/>
+          <w:szCs w:val="24"/>
+        </w:rPr>
+        <w:t>기관</w:t>
+      </w:r>
+      <w:r>
+        <w:rPr>
+          <w:rFonts w:ascii="Cambria" w:hAnsi="Cambria"/>
+          <w:color w:val="000000" w:themeColor="text1"/>
+          <w:sz w:val="24"/>
+          <w:szCs w:val="24"/>
+        </w:rPr>
+        <w:t>}}</w:t>
+      </w:r>
+    </w:p>
+    <w:p>
+      <w:pPr>
+        <w:rPr>
+          <w:rFonts w:ascii="Cambria" w:hAnsi="Cambria"/>
+          <w:color w:val="000000" w:themeColor="text1"/>
+        </w:rPr>
+      </w:pPr>
+      <w:r>
+        <w:rPr>
+          <w:rFonts w:ascii="Cambria" w:hAnsi="Cambria"/>
+          <w:color w:val="000000" w:themeColor="text1"/>
+          <w:sz w:val="2"/>
+          <w:szCs w:val="2"/>
+        </w:rPr>
+        <w:t>{{/</w:t>
       </w:r>
       <w:proofErr w:type="spellStart"/>
       <w:r>
         <w:rPr>
           <w:rFonts w:ascii="Cambria" w:hAnsi="Cambria"/>
           <w:color w:val="000000" w:themeColor="text1"/>
-          <w:sz w:val="24"/>
-          <w:szCs w:val="24"/>
-        </w:rPr>
-        <w:t>future_meetings</w:t>
+          <w:sz w:val="2"/>
+          <w:szCs w:val="2"/>
+        </w:rPr>
+        <w:t>new_proposals</w:t>
       </w:r>
       <w:proofErr w:type="spellEnd"/>
       <w:r>
         <w:rPr>
           <w:rFonts w:ascii="Cambria" w:hAnsi="Cambria"/>
           <w:color w:val="000000" w:themeColor="text1"/>
-          <w:sz w:val="24"/>
-          <w:szCs w:val="24"/>
-        </w:rPr>
-        <w:t>:</w:t>
-      </w:r>
-      <w:r>
-        <w:rPr>
-          <w:rFonts w:ascii="Cambria" w:hAnsi="Cambria"/>
-          <w:color w:val="000000" w:themeColor="text1"/>
-          <w:sz w:val="24"/>
-          <w:szCs w:val="24"/>
-        </w:rPr>
-        <w:t>차기</w:t>
-      </w:r>
-      <w:r>
-        <w:rPr>
-          <w:rFonts w:ascii="Cambria" w:hAnsi="Cambria"/>
-          <w:color w:val="000000" w:themeColor="text1"/>
-          <w:sz w:val="24"/>
-          <w:szCs w:val="24"/>
-        </w:rPr>
-        <w:t xml:space="preserve"> </w:t>
-      </w:r>
-      <w:r>
-        <w:rPr>
-          <w:rFonts w:ascii="Cambria" w:hAnsi="Cambria"/>
-          <w:color w:val="000000" w:themeColor="text1"/>
-          <w:sz w:val="24"/>
-          <w:szCs w:val="24"/>
-        </w:rPr>
-        <w:t>회의</w:t>
-      </w:r>
-      <w:r>
-        <w:rPr>
-          <w:rFonts w:ascii="Cambria" w:hAnsi="Cambria"/>
-          <w:color w:val="000000" w:themeColor="text1"/>
-          <w:sz w:val="24"/>
-          <w:szCs w:val="24"/>
-        </w:rPr>
-        <w:t xml:space="preserve"> </w:t>
-      </w:r>
-      <w:r>
-        <w:rPr>
-          <w:rFonts w:ascii="Cambria" w:hAnsi="Cambria"/>
-          <w:color w:val="000000" w:themeColor="text1"/>
-          <w:sz w:val="24"/>
-          <w:szCs w:val="24"/>
-        </w:rPr>
-        <w:t>일정과</w:t>
-      </w:r>
-      <w:r>
-        <w:rPr>
-          <w:rFonts w:ascii="Cambria" w:hAnsi="Cambria"/>
-          <w:color w:val="000000" w:themeColor="text1"/>
-          <w:sz w:val="24"/>
-          <w:szCs w:val="24"/>
-        </w:rPr>
-        <w:t xml:space="preserve"> </w:t>
-      </w:r>
-      <w:r>
-        <w:rPr>
-          <w:rFonts w:ascii="Cambria" w:hAnsi="Cambria"/>
-          <w:color w:val="000000" w:themeColor="text1"/>
-          <w:sz w:val="24"/>
-          <w:szCs w:val="24"/>
-        </w:rPr>
-        <w:t>장소</w:t>
-      </w:r>
-      <w:r>
-        <w:rPr>
-          <w:rFonts w:ascii="Cambria" w:hAnsi="Cambria"/>
-          <w:color w:val="000000" w:themeColor="text1"/>
-          <w:sz w:val="24"/>
-          <w:szCs w:val="24"/>
-        </w:rPr>
-        <w:t xml:space="preserve">. </w:t>
-      </w:r>
-      <w:r>
-        <w:rPr>
-          <w:rFonts w:ascii="Cambria" w:hAnsi="Cambria"/>
-          <w:color w:val="000000" w:themeColor="text1"/>
-          <w:sz w:val="24"/>
-          <w:szCs w:val="24"/>
-        </w:rPr>
-        <w:t>미정이면</w:t>
-      </w:r>
-      <w:r>
-        <w:rPr>
-          <w:rFonts w:ascii="Cambria" w:hAnsi="Cambria"/>
-          <w:color w:val="000000" w:themeColor="text1"/>
-          <w:sz w:val="24"/>
-          <w:szCs w:val="24"/>
-        </w:rPr>
-        <w:t xml:space="preserve"> TBD}}</w:t>
+          <w:sz w:val="2"/>
+          <w:szCs w:val="2"/>
+        </w:rPr>
+        <w:t>}}</w:t>
       </w:r>
     </w:p>
     <w:p>
@@ -3267,7 +5871,137 @@
           <w:bCs/>
           <w:color w:val="000000" w:themeColor="text1"/>
         </w:rPr>
-        <w:t>11. Drafting and review of output documents</w:t>
+        <w:t>10. Future meetings</w:t>
+      </w:r>
+    </w:p>
+    <w:p>
+      <w:pPr>
+        <w:spacing w:after="140"/>
+        <w:rPr>
+          <w:rFonts w:ascii="Cambria" w:hAnsi="Cambria"/>
+          <w:color w:val="000000" w:themeColor="text1"/>
+          <w:sz w:val="24"/>
+          <w:szCs w:val="24"/>
+        </w:rPr>
+      </w:pPr>
+      <w:r>
+        <w:rPr>
+          <w:rFonts w:ascii="Cambria" w:hAnsi="Cambria"/>
+          <w:color w:val="000000" w:themeColor="text1"/>
+          <w:sz w:val="24"/>
+          <w:szCs w:val="24"/>
+        </w:rPr>
+        <w:t>{{</w:t>
+      </w:r>
+      <w:proofErr w:type="spellStart"/>
+      <w:r>
+        <w:rPr>
+          <w:rFonts w:ascii="Cambria" w:hAnsi="Cambria"/>
+          <w:color w:val="000000" w:themeColor="text1"/>
+          <w:sz w:val="24"/>
+          <w:szCs w:val="24"/>
+        </w:rPr>
+        <w:t>future_meetings</w:t>
+      </w:r>
+      <w:proofErr w:type="spellEnd"/>
+      <w:r>
+        <w:rPr>
+          <w:rFonts w:ascii="Cambria" w:hAnsi="Cambria"/>
+          <w:color w:val="000000" w:themeColor="text1"/>
+          <w:sz w:val="24"/>
+          <w:szCs w:val="24"/>
+        </w:rPr>
+        <w:t>:</w:t>
+      </w:r>
+      <w:r>
+        <w:rPr>
+          <w:rFonts w:ascii="Cambria" w:hAnsi="Cambria"/>
+          <w:color w:val="000000" w:themeColor="text1"/>
+          <w:sz w:val="24"/>
+          <w:szCs w:val="24"/>
+        </w:rPr>
+        <w:t>차기</w:t>
+      </w:r>
+      <w:r>
+        <w:rPr>
+          <w:rFonts w:ascii="Cambria" w:hAnsi="Cambria"/>
+          <w:color w:val="000000" w:themeColor="text1"/>
+          <w:sz w:val="24"/>
+          <w:szCs w:val="24"/>
+        </w:rPr>
+        <w:t xml:space="preserve"> </w:t>
+      </w:r>
+      <w:r>
+        <w:rPr>
+          <w:rFonts w:ascii="Cambria" w:hAnsi="Cambria"/>
+          <w:color w:val="000000" w:themeColor="text1"/>
+          <w:sz w:val="24"/>
+          <w:szCs w:val="24"/>
+        </w:rPr>
+        <w:t>회의</w:t>
+      </w:r>
+      <w:r>
+        <w:rPr>
+          <w:rFonts w:ascii="Cambria" w:hAnsi="Cambria"/>
+          <w:color w:val="000000" w:themeColor="text1"/>
+          <w:sz w:val="24"/>
+          <w:szCs w:val="24"/>
+        </w:rPr>
+        <w:t xml:space="preserve"> </w:t>
+      </w:r>
+      <w:r>
+        <w:rPr>
+          <w:rFonts w:ascii="Cambria" w:hAnsi="Cambria"/>
+          <w:color w:val="000000" w:themeColor="text1"/>
+          <w:sz w:val="24"/>
+          <w:szCs w:val="24"/>
+        </w:rPr>
+        <w:t>일정과</w:t>
+      </w:r>
+      <w:r>
+        <w:rPr>
+          <w:rFonts w:ascii="Cambria" w:hAnsi="Cambria"/>
+          <w:color w:val="000000" w:themeColor="text1"/>
+          <w:sz w:val="24"/>
+          <w:szCs w:val="24"/>
+        </w:rPr>
+        <w:t xml:space="preserve"> </w:t>
+      </w:r>
+      <w:r>
+        <w:rPr>
+          <w:rFonts w:ascii="Cambria" w:hAnsi="Cambria"/>
+          <w:color w:val="000000" w:themeColor="text1"/>
+          <w:sz w:val="24"/>
+          <w:szCs w:val="24"/>
+        </w:rPr>
+        <w:t>장소</w:t>
+      </w:r>
+      <w:r>
+        <w:rPr>
+          <w:rFonts w:ascii="Cambria" w:hAnsi="Cambria"/>
+          <w:color w:val="000000" w:themeColor="text1"/>
+          <w:sz w:val="24"/>
+          <w:szCs w:val="24"/>
+        </w:rPr>
+        <w:t xml:space="preserve">. </w:t>
+      </w:r>
+      <w:r>
+        <w:rPr>
+          <w:rFonts w:ascii="Cambria" w:hAnsi="Cambria"/>
+          <w:color w:val="000000" w:themeColor="text1"/>
+          <w:sz w:val="24"/>
+          <w:szCs w:val="24"/>
+        </w:rPr>
+        <w:t>미정이면</w:t>
+      </w:r>
+      <w:r>
+        <w:rPr>
+          <w:rFonts w:ascii="Cambria" w:hAnsi="Cambria"/>
+          <w:color w:val="000000" w:themeColor="text1"/>
+          <w:sz w:val="24"/>
+          <w:szCs w:val="24"/>
+        </w:rPr>
+        <w:t xml:space="preserve"> TBD}}</w:t>
       </w:r>
     </w:p>
     <w:p>
@@ -3286,101 +6020,8 @@
           <w:bCs/>
           <w:color w:val="000000" w:themeColor="text1"/>
         </w:rPr>
-        <w:t>12. Any other business</w:t>
-      </w:r>
-    </w:p>
-    <w:p>
-      <w:pPr>
-        <w:spacing w:after="140"/>
-        <w:rPr>
-          <w:rFonts w:ascii="Cambria" w:hAnsi="Cambria"/>
-          <w:color w:val="000000" w:themeColor="text1"/>
-          <w:sz w:val="24"/>
-          <w:szCs w:val="24"/>
-        </w:rPr>
-      </w:pPr>
-      <w:r>
-        <w:rPr>
-          <w:rFonts w:ascii="Cambria" w:hAnsi="Cambria"/>
-          <w:color w:val="000000" w:themeColor="text1"/>
-          <w:sz w:val="24"/>
-          <w:szCs w:val="24"/>
-        </w:rPr>
-        <w:t>{{</w:t>
-      </w:r>
-      <w:proofErr w:type="spellStart"/>
-      <w:r>
-        <w:rPr>
-          <w:rFonts w:ascii="Cambria" w:hAnsi="Cambria"/>
-          <w:color w:val="000000" w:themeColor="text1"/>
-          <w:sz w:val="24"/>
-          <w:szCs w:val="24"/>
-        </w:rPr>
-        <w:t>other_business</w:t>
-      </w:r>
-      <w:proofErr w:type="spellEnd"/>
-      <w:r>
-        <w:rPr>
-          <w:rFonts w:ascii="Cambria" w:hAnsi="Cambria"/>
-          <w:color w:val="000000" w:themeColor="text1"/>
-          <w:sz w:val="24"/>
-          <w:szCs w:val="24"/>
-        </w:rPr>
-        <w:t>:</w:t>
-      </w:r>
-      <w:r>
-        <w:rPr>
-          <w:rFonts w:ascii="Cambria" w:hAnsi="Cambria"/>
-          <w:color w:val="000000" w:themeColor="text1"/>
-          <w:sz w:val="24"/>
-          <w:szCs w:val="24"/>
-        </w:rPr>
-        <w:t>기타</w:t>
-      </w:r>
-      <w:r>
-        <w:rPr>
-          <w:rFonts w:ascii="Cambria" w:hAnsi="Cambria"/>
-          <w:color w:val="000000" w:themeColor="text1"/>
-          <w:sz w:val="24"/>
-          <w:szCs w:val="24"/>
-        </w:rPr>
-        <w:t xml:space="preserve"> </w:t>
-      </w:r>
-      <w:r>
-        <w:rPr>
-          <w:rFonts w:ascii="Cambria" w:hAnsi="Cambria"/>
-          <w:color w:val="000000" w:themeColor="text1"/>
-          <w:sz w:val="24"/>
-          <w:szCs w:val="24"/>
-        </w:rPr>
-        <w:t>안건</w:t>
-      </w:r>
-      <w:r>
-        <w:rPr>
-          <w:rFonts w:ascii="Cambria" w:hAnsi="Cambria"/>
-          <w:color w:val="000000" w:themeColor="text1"/>
-          <w:sz w:val="24"/>
-          <w:szCs w:val="24"/>
-        </w:rPr>
-        <w:t xml:space="preserve">. </w:t>
-      </w:r>
-      <w:r>
-        <w:rPr>
-          <w:rFonts w:ascii="Cambria" w:hAnsi="Cambria"/>
-          <w:color w:val="000000" w:themeColor="text1"/>
-          <w:sz w:val="24"/>
-          <w:szCs w:val="24"/>
-        </w:rPr>
-        <w:t>없으면</w:t>
-      </w:r>
-      <w:r>
-        <w:rPr>
-          <w:rFonts w:ascii="Cambria" w:hAnsi="Cambria"/>
-          <w:color w:val="000000" w:themeColor="text1"/>
-          <w:sz w:val="24"/>
-          <w:szCs w:val="24"/>
-        </w:rPr>
-        <w:t xml:space="preserve"> None}}</w:t>
+        <w:lastRenderedPageBreak/>
+        <w:t>11. Drafting and review of output documents</w:t>
       </w:r>
     </w:p>
     <w:p>
@@ -3399,7 +6040,101 @@
           <w:bCs/>
           <w:color w:val="000000" w:themeColor="text1"/>
         </w:rPr>
-        <w:t>13. Closing of the meeting</w:t>
+        <w:t>12. Any other business</w:t>
+      </w:r>
+    </w:p>
+    <w:p>
+      <w:pPr>
+        <w:spacing w:after="140"/>
+        <w:rPr>
+          <w:rFonts w:ascii="Cambria" w:hAnsi="Cambria"/>
+          <w:color w:val="000000" w:themeColor="text1"/>
+          <w:sz w:val="24"/>
+          <w:szCs w:val="24"/>
+        </w:rPr>
+      </w:pPr>
+      <w:r>
+        <w:rPr>
+          <w:rFonts w:ascii="Cambria" w:hAnsi="Cambria"/>
+          <w:color w:val="000000" w:themeColor="text1"/>
+          <w:sz w:val="24"/>
+          <w:szCs w:val="24"/>
+        </w:rPr>
+        <w:t>{{</w:t>
+      </w:r>
+      <w:proofErr w:type="spellStart"/>
+      <w:r>
+        <w:rPr>
+          <w:rFonts w:ascii="Cambria" w:hAnsi="Cambria"/>
+          <w:color w:val="000000" w:themeColor="text1"/>
+          <w:sz w:val="24"/>
+          <w:szCs w:val="24"/>
+        </w:rPr>
+        <w:t>other_business</w:t>
+      </w:r>
+      <w:proofErr w:type="spellEnd"/>
+      <w:r>
+        <w:rPr>
+          <w:rFonts w:ascii="Cambria" w:hAnsi="Cambria"/>
+          <w:color w:val="000000" w:themeColor="text1"/>
+          <w:sz w:val="24"/>
+          <w:szCs w:val="24"/>
+        </w:rPr>
+        <w:t>:</w:t>
+      </w:r>
+      <w:r>
+        <w:rPr>
+          <w:rFonts w:ascii="Cambria" w:hAnsi="Cambria"/>
+          <w:color w:val="000000" w:themeColor="text1"/>
+          <w:sz w:val="24"/>
+          <w:szCs w:val="24"/>
+        </w:rPr>
+        <w:t>기타</w:t>
+      </w:r>
+      <w:r>
+        <w:rPr>
+          <w:rFonts w:ascii="Cambria" w:hAnsi="Cambria"/>
+          <w:color w:val="000000" w:themeColor="text1"/>
+          <w:sz w:val="24"/>
+          <w:szCs w:val="24"/>
+        </w:rPr>
+        <w:t xml:space="preserve"> </w:t>
+      </w:r>
+      <w:r>
+        <w:rPr>
+          <w:rFonts w:ascii="Cambria" w:hAnsi="Cambria"/>
+          <w:color w:val="000000" w:themeColor="text1"/>
+          <w:sz w:val="24"/>
+          <w:szCs w:val="24"/>
+        </w:rPr>
+        <w:t>안건</w:t>
+      </w:r>
+      <w:r>
+        <w:rPr>
+          <w:rFonts w:ascii="Cambria" w:hAnsi="Cambria"/>
+          <w:color w:val="000000" w:themeColor="text1"/>
+          <w:sz w:val="24"/>
+          <w:szCs w:val="24"/>
+        </w:rPr>
+        <w:t xml:space="preserve">. </w:t>
+      </w:r>
+      <w:r>
+        <w:rPr>
+          <w:rFonts w:ascii="Cambria" w:hAnsi="Cambria"/>
+          <w:color w:val="000000" w:themeColor="text1"/>
+          <w:sz w:val="24"/>
+          <w:szCs w:val="24"/>
+        </w:rPr>
+        <w:t>없으면</w:t>
+      </w:r>
+      <w:r>
+        <w:rPr>
+          <w:rFonts w:ascii="Cambria" w:hAnsi="Cambria"/>
+          <w:color w:val="000000" w:themeColor="text1"/>
+          <w:sz w:val="24"/>
+          <w:szCs w:val="24"/>
+        </w:rPr>
+        <w:t xml:space="preserve"> None}}</w:t>
       </w:r>
     </w:p>
     <w:p>
@@ -3418,228 +6153,32 @@
           <w:bCs/>
           <w:color w:val="000000" w:themeColor="text1"/>
         </w:rPr>
-        <w:lastRenderedPageBreak/>
-        <w:t>Annex A. Remote participation information</w:t>
+        <w:t>13. Closing of the meeting</w:t>
       </w:r>
     </w:p>
     <w:p>
       <w:pPr>
-        <w:spacing w:after="140"/>
-        <w:rPr>
-          <w:rFonts w:ascii="Cambria" w:hAnsi="Cambria"/>
-          <w:color w:val="000000" w:themeColor="text1"/>
-          <w:sz w:val="24"/>
-          <w:szCs w:val="24"/>
+        <w:widowControl/>
+        <w:wordWrap/>
+        <w:autoSpaceDE/>
+        <w:autoSpaceDN/>
+        <w:rPr>
+          <w:rFonts w:ascii="Cambria" w:hAnsi="Cambria"/>
+          <w:b/>
+          <w:bCs/>
+          <w:color w:val="000000" w:themeColor="text1"/>
+          <w:sz w:val="32"/>
+          <w:szCs w:val="32"/>
         </w:rPr>
       </w:pPr>
       <w:r>
         <w:rPr>
           <w:rFonts w:ascii="Cambria" w:hAnsi="Cambria"/>
-          <w:color w:val="000000" w:themeColor="text1"/>
-          <w:sz w:val="24"/>
-          <w:szCs w:val="24"/>
-        </w:rPr>
-        <w:t>{{</w:t>
-      </w:r>
-      <w:proofErr w:type="spellStart"/>
-      <w:r>
-        <w:rPr>
-          <w:rFonts w:ascii="Cambria" w:hAnsi="Cambria"/>
-          <w:color w:val="000000" w:themeColor="text1"/>
-          <w:sz w:val="24"/>
-          <w:szCs w:val="24"/>
-        </w:rPr>
-        <w:t>remote_participation</w:t>
-      </w:r>
-      <w:proofErr w:type="spellEnd"/>
-      <w:r>
-        <w:rPr>
-          <w:rFonts w:ascii="Cambria" w:hAnsi="Cambria"/>
-          <w:color w:val="000000" w:themeColor="text1"/>
-          <w:sz w:val="24"/>
-          <w:szCs w:val="24"/>
-        </w:rPr>
-        <w:t>:</w:t>
-      </w:r>
-      <w:r>
-        <w:rPr>
-          <w:rFonts w:ascii="Cambria" w:hAnsi="Cambria"/>
-          <w:color w:val="000000" w:themeColor="text1"/>
-          <w:sz w:val="24"/>
-          <w:szCs w:val="24"/>
-        </w:rPr>
-        <w:t>원격</w:t>
-      </w:r>
-      <w:r>
-        <w:rPr>
-          <w:rFonts w:ascii="Cambria" w:hAnsi="Cambria"/>
-          <w:color w:val="000000" w:themeColor="text1"/>
-          <w:sz w:val="24"/>
-          <w:szCs w:val="24"/>
-        </w:rPr>
-        <w:t xml:space="preserve"> </w:t>
-      </w:r>
-      <w:r>
-        <w:rPr>
-          <w:rFonts w:ascii="Cambria" w:hAnsi="Cambria"/>
-          <w:color w:val="000000" w:themeColor="text1"/>
-          <w:sz w:val="24"/>
-          <w:szCs w:val="24"/>
-        </w:rPr>
-        <w:t>참석</w:t>
-      </w:r>
-      <w:r>
-        <w:rPr>
-          <w:rFonts w:ascii="Cambria" w:hAnsi="Cambria"/>
-          <w:color w:val="000000" w:themeColor="text1"/>
-          <w:sz w:val="24"/>
-          <w:szCs w:val="24"/>
-        </w:rPr>
-        <w:t xml:space="preserve"> </w:t>
-      </w:r>
-      <w:r>
-        <w:rPr>
-          <w:rFonts w:ascii="Cambria" w:hAnsi="Cambria"/>
-          <w:color w:val="000000" w:themeColor="text1"/>
-          <w:sz w:val="24"/>
-          <w:szCs w:val="24"/>
-        </w:rPr>
-        <w:t>링크</w:t>
-      </w:r>
-      <w:r>
-        <w:rPr>
-          <w:rFonts w:ascii="Cambria" w:hAnsi="Cambria"/>
-          <w:color w:val="000000" w:themeColor="text1"/>
-          <w:sz w:val="24"/>
-          <w:szCs w:val="24"/>
-        </w:rPr>
-        <w:t xml:space="preserve">, </w:t>
-      </w:r>
-      <w:r>
-        <w:rPr>
-          <w:rFonts w:ascii="Cambria" w:hAnsi="Cambria"/>
-          <w:color w:val="000000" w:themeColor="text1"/>
-          <w:sz w:val="24"/>
-          <w:szCs w:val="24"/>
-        </w:rPr>
-        <w:t>회의</w:t>
-      </w:r>
-      <w:r>
-        <w:rPr>
-          <w:rFonts w:ascii="Cambria" w:hAnsi="Cambria"/>
-          <w:color w:val="000000" w:themeColor="text1"/>
-          <w:sz w:val="24"/>
-          <w:szCs w:val="24"/>
-        </w:rPr>
-        <w:t xml:space="preserve"> ID, </w:t>
-      </w:r>
-      <w:r>
-        <w:rPr>
-          <w:rFonts w:ascii="Cambria" w:hAnsi="Cambria"/>
-          <w:color w:val="000000" w:themeColor="text1"/>
-          <w:sz w:val="24"/>
-          <w:szCs w:val="24"/>
-        </w:rPr>
-        <w:t>비밀번호</w:t>
-      </w:r>
-      <w:r>
-        <w:rPr>
-          <w:rFonts w:ascii="Cambria" w:hAnsi="Cambria"/>
-          <w:color w:val="000000" w:themeColor="text1"/>
-          <w:sz w:val="24"/>
-          <w:szCs w:val="24"/>
-        </w:rPr>
-        <w:t xml:space="preserve">, </w:t>
-      </w:r>
-      <w:r>
-        <w:rPr>
-          <w:rFonts w:ascii="Cambria" w:hAnsi="Cambria"/>
-          <w:color w:val="000000" w:themeColor="text1"/>
-          <w:sz w:val="24"/>
-          <w:szCs w:val="24"/>
-        </w:rPr>
-        <w:t>시간대별</w:t>
-      </w:r>
-      <w:r>
-        <w:rPr>
-          <w:rFonts w:ascii="Cambria" w:hAnsi="Cambria"/>
-          <w:color w:val="000000" w:themeColor="text1"/>
-          <w:sz w:val="24"/>
-          <w:szCs w:val="24"/>
-        </w:rPr>
-        <w:t xml:space="preserve"> </w:t>
-      </w:r>
-      <w:r>
-        <w:rPr>
-          <w:rFonts w:ascii="Cambria" w:hAnsi="Cambria"/>
-          <w:color w:val="000000" w:themeColor="text1"/>
-          <w:sz w:val="24"/>
-          <w:szCs w:val="24"/>
-        </w:rPr>
-        <w:t>시작</w:t>
-      </w:r>
-      <w:r>
-        <w:rPr>
-          <w:rFonts w:ascii="Cambria" w:hAnsi="Cambria"/>
-          <w:color w:val="000000" w:themeColor="text1"/>
-          <w:sz w:val="24"/>
-          <w:szCs w:val="24"/>
-        </w:rPr>
-        <w:t xml:space="preserve"> </w:t>
-      </w:r>
-      <w:r>
-        <w:rPr>
-          <w:rFonts w:ascii="Cambria" w:hAnsi="Cambria"/>
-          <w:color w:val="000000" w:themeColor="text1"/>
-          <w:sz w:val="24"/>
-          <w:szCs w:val="24"/>
-        </w:rPr>
-        <w:t>시각</w:t>
-      </w:r>
-      <w:r>
-        <w:rPr>
-          <w:rFonts w:ascii="Cambria" w:hAnsi="Cambria"/>
-          <w:color w:val="000000" w:themeColor="text1"/>
-          <w:sz w:val="24"/>
-          <w:szCs w:val="24"/>
-        </w:rPr>
-        <w:t xml:space="preserve">. </w:t>
-      </w:r>
-      <w:r>
-        <w:rPr>
-          <w:rFonts w:ascii="Cambria" w:hAnsi="Cambria"/>
-          <w:color w:val="000000" w:themeColor="text1"/>
-          <w:sz w:val="24"/>
-          <w:szCs w:val="24"/>
-        </w:rPr>
-        <w:t>대면</w:t>
-      </w:r>
-      <w:r>
-        <w:rPr>
-          <w:rFonts w:ascii="Cambria" w:hAnsi="Cambria"/>
-          <w:color w:val="000000" w:themeColor="text1"/>
-          <w:sz w:val="24"/>
-          <w:szCs w:val="24"/>
-        </w:rPr>
-        <w:t xml:space="preserve"> </w:t>
-      </w:r>
-      <w:r>
-        <w:rPr>
-          <w:rFonts w:ascii="Cambria" w:hAnsi="Cambria"/>
-          <w:color w:val="000000" w:themeColor="text1"/>
-          <w:sz w:val="24"/>
-          <w:szCs w:val="24"/>
-        </w:rPr>
-        <w:t>회의만이면</w:t>
-      </w:r>
-      <w:r>
-        <w:rPr>
-          <w:rFonts w:ascii="Cambria" w:hAnsi="Cambria"/>
-          <w:color w:val="000000" w:themeColor="text1"/>
-          <w:sz w:val="24"/>
-          <w:szCs w:val="24"/>
-        </w:rPr>
-        <w:t xml:space="preserve"> N/A}}</w:t>
+          <w:b/>
+          <w:bCs/>
+          <w:color w:val="000000" w:themeColor="text1"/>
+        </w:rPr>
+        <w:br w:type="page"/>
       </w:r>
     </w:p>
     <w:p>
@@ -3658,6 +6197,272 @@
           <w:bCs/>
           <w:color w:val="000000" w:themeColor="text1"/>
         </w:rPr>
+        <w:lastRenderedPageBreak/>
+        <w:t>Annex A. Remote participation information</w:t>
+      </w:r>
+    </w:p>
+    <w:p>
+      <w:pPr>
+        <w:spacing w:after="140"/>
+        <w:rPr>
+          <w:rFonts w:ascii="Cambria" w:hAnsi="Cambria"/>
+          <w:color w:val="000000" w:themeColor="text1"/>
+          <w:sz w:val="24"/>
+          <w:szCs w:val="24"/>
+        </w:rPr>
+      </w:pPr>
+      <w:r>
+        <w:rPr>
+          <w:rFonts w:ascii="Cambria" w:hAnsi="Cambria"/>
+          <w:color w:val="000000" w:themeColor="text1"/>
+          <w:sz w:val="24"/>
+          <w:szCs w:val="24"/>
+        </w:rPr>
+        <w:t>{{</w:t>
+      </w:r>
+      <w:proofErr w:type="spellStart"/>
+      <w:r>
+        <w:rPr>
+          <w:rFonts w:ascii="Cambria" w:hAnsi="Cambria"/>
+          <w:color w:val="000000" w:themeColor="text1"/>
+          <w:sz w:val="24"/>
+          <w:szCs w:val="24"/>
+        </w:rPr>
+        <w:t>remote_participation</w:t>
+      </w:r>
+      <w:proofErr w:type="spellEnd"/>
+      <w:r>
+        <w:rPr>
+          <w:rFonts w:ascii="Cambria" w:hAnsi="Cambria"/>
+          <w:color w:val="000000" w:themeColor="text1"/>
+          <w:sz w:val="24"/>
+          <w:szCs w:val="24"/>
+        </w:rPr>
+        <w:t>:</w:t>
+      </w:r>
+      <w:r>
+        <w:rPr>
+          <w:rFonts w:ascii="Cambria" w:hAnsi="Cambria"/>
+          <w:color w:val="000000" w:themeColor="text1"/>
+          <w:sz w:val="24"/>
+          <w:szCs w:val="24"/>
+        </w:rPr>
+        <w:t>원격</w:t>
+      </w:r>
+      <w:r>
+        <w:rPr>
+          <w:rFonts w:ascii="Cambria" w:hAnsi="Cambria"/>
+          <w:color w:val="000000" w:themeColor="text1"/>
+          <w:sz w:val="24"/>
+          <w:szCs w:val="24"/>
+        </w:rPr>
+        <w:t xml:space="preserve"> </w:t>
+      </w:r>
+      <w:r>
+        <w:rPr>
+          <w:rFonts w:ascii="Cambria" w:hAnsi="Cambria"/>
+          <w:color w:val="000000" w:themeColor="text1"/>
+          <w:sz w:val="24"/>
+          <w:szCs w:val="24"/>
+        </w:rPr>
+        <w:t>참석</w:t>
+      </w:r>
+      <w:r>
+        <w:rPr>
+          <w:rFonts w:ascii="Cambria" w:hAnsi="Cambria"/>
+          <w:color w:val="000000" w:themeColor="text1"/>
+          <w:sz w:val="24"/>
+          <w:szCs w:val="24"/>
+        </w:rPr>
+        <w:t xml:space="preserve"> </w:t>
+      </w:r>
+      <w:r>
+        <w:rPr>
+          <w:rFonts w:ascii="Cambria" w:hAnsi="Cambria"/>
+          <w:color w:val="000000" w:themeColor="text1"/>
+          <w:sz w:val="24"/>
+          <w:szCs w:val="24"/>
+        </w:rPr>
+        <w:t>링크</w:t>
+      </w:r>
+      <w:r>
+        <w:rPr>
+          <w:rFonts w:ascii="Cambria" w:hAnsi="Cambria"/>
+          <w:color w:val="000000" w:themeColor="text1"/>
+          <w:sz w:val="24"/>
+          <w:szCs w:val="24"/>
+        </w:rPr>
+        <w:t xml:space="preserve">, </w:t>
+      </w:r>
+      <w:r>
+        <w:rPr>
+          <w:rFonts w:ascii="Cambria" w:hAnsi="Cambria"/>
+          <w:color w:val="000000" w:themeColor="text1"/>
+          <w:sz w:val="24"/>
+          <w:szCs w:val="24"/>
+        </w:rPr>
+        <w:t>회의</w:t>
+      </w:r>
+      <w:r>
+        <w:rPr>
+          <w:rFonts w:ascii="Cambria" w:hAnsi="Cambria"/>
+          <w:color w:val="000000" w:themeColor="text1"/>
+          <w:sz w:val="24"/>
+          <w:szCs w:val="24"/>
+        </w:rPr>
+        <w:t xml:space="preserve"> ID, </w:t>
+      </w:r>
+      <w:r>
+        <w:rPr>
+          <w:rFonts w:ascii="Cambria" w:hAnsi="Cambria"/>
+          <w:color w:val="000000" w:themeColor="text1"/>
+          <w:sz w:val="24"/>
+          <w:szCs w:val="24"/>
+        </w:rPr>
+        <w:t>비밀번호</w:t>
+      </w:r>
+      <w:r>
+        <w:rPr>
+          <w:rFonts w:ascii="Cambria" w:hAnsi="Cambria"/>
+          <w:color w:val="000000" w:themeColor="text1"/>
+          <w:sz w:val="24"/>
+          <w:szCs w:val="24"/>
+        </w:rPr>
+        <w:t xml:space="preserve">, </w:t>
+      </w:r>
+      <w:r>
+        <w:rPr>
+          <w:rFonts w:ascii="Cambria" w:hAnsi="Cambria"/>
+          <w:color w:val="000000" w:themeColor="text1"/>
+          <w:sz w:val="24"/>
+          <w:szCs w:val="24"/>
+        </w:rPr>
+        <w:t>시간대별</w:t>
+      </w:r>
+      <w:r>
+        <w:rPr>
+          <w:rFonts w:ascii="Cambria" w:hAnsi="Cambria"/>
+          <w:color w:val="000000" w:themeColor="text1"/>
+          <w:sz w:val="24"/>
+          <w:szCs w:val="24"/>
+        </w:rPr>
+        <w:t xml:space="preserve"> </w:t>
+      </w:r>
+      <w:r>
+        <w:rPr>
+          <w:rFonts w:ascii="Cambria" w:hAnsi="Cambria"/>
+          <w:color w:val="000000" w:themeColor="text1"/>
+          <w:sz w:val="24"/>
+          <w:szCs w:val="24"/>
+        </w:rPr>
+        <w:t>시작</w:t>
+      </w:r>
+      <w:r>
+        <w:rPr>
+          <w:rFonts w:ascii="Cambria" w:hAnsi="Cambria"/>
+          <w:color w:val="000000" w:themeColor="text1"/>
+          <w:sz w:val="24"/>
+          <w:szCs w:val="24"/>
+        </w:rPr>
+        <w:t xml:space="preserve"> </w:t>
+      </w:r>
+      <w:r>
+        <w:rPr>
+          <w:rFonts w:ascii="Cambria" w:hAnsi="Cambria"/>
+          <w:color w:val="000000" w:themeColor="text1"/>
+          <w:sz w:val="24"/>
+          <w:szCs w:val="24"/>
+        </w:rPr>
+        <w:t>시각</w:t>
+      </w:r>
+      <w:r>
+        <w:rPr>
+          <w:rFonts w:ascii="Cambria" w:hAnsi="Cambria"/>
+          <w:color w:val="000000" w:themeColor="text1"/>
+          <w:sz w:val="24"/>
+          <w:szCs w:val="24"/>
+        </w:rPr>
+        <w:t xml:space="preserve">. </w:t>
+      </w:r>
+      <w:r>
+        <w:rPr>
+          <w:rFonts w:ascii="Cambria" w:hAnsi="Cambria"/>
+          <w:color w:val="000000" w:themeColor="text1"/>
+          <w:sz w:val="24"/>
+          <w:szCs w:val="24"/>
+        </w:rPr>
+        <w:t>대면</w:t>
+      </w:r>
+      <w:r>
+        <w:rPr>
+          <w:rFonts w:ascii="Cambria" w:hAnsi="Cambria"/>
+          <w:color w:val="000000" w:themeColor="text1"/>
+          <w:sz w:val="24"/>
+          <w:szCs w:val="24"/>
+        </w:rPr>
+        <w:t xml:space="preserve"> </w:t>
+      </w:r>
+      <w:r>
+        <w:rPr>
+          <w:rFonts w:ascii="Cambria" w:hAnsi="Cambria"/>
+          <w:color w:val="000000" w:themeColor="text1"/>
+          <w:sz w:val="24"/>
+          <w:szCs w:val="24"/>
+        </w:rPr>
+        <w:t>회의만이면</w:t>
+      </w:r>
+      <w:r>
+        <w:rPr>
+          <w:rFonts w:ascii="Cambria" w:hAnsi="Cambria"/>
+          <w:color w:val="000000" w:themeColor="text1"/>
+          <w:sz w:val="24"/>
+          <w:szCs w:val="24"/>
+        </w:rPr>
+        <w:t xml:space="preserve"> N/A}}</w:t>
+      </w:r>
+    </w:p>
+    <w:p>
+      <w:pPr>
+        <w:widowControl/>
+        <w:wordWrap/>
+        <w:autoSpaceDE/>
+        <w:autoSpaceDN/>
+        <w:rPr>
+          <w:rFonts w:ascii="Cambria" w:hAnsi="Cambria"/>
+          <w:b/>
+          <w:bCs/>
+          <w:color w:val="000000" w:themeColor="text1"/>
+          <w:sz w:val="32"/>
+          <w:szCs w:val="32"/>
+        </w:rPr>
+      </w:pPr>
+      <w:r>
+        <w:rPr>
+          <w:rFonts w:ascii="Cambria" w:hAnsi="Cambria"/>
+          <w:b/>
+          <w:bCs/>
+          <w:color w:val="000000" w:themeColor="text1"/>
+        </w:rPr>
+        <w:br w:type="page"/>
+      </w:r>
+    </w:p>
+    <w:p>
+      <w:pPr>
+        <w:pStyle w:val="1"/>
+        <w:spacing w:before="260" w:after="120"/>
+        <w:rPr>
+          <w:rFonts w:ascii="Cambria" w:hAnsi="Cambria"/>
+          <w:color w:val="000000" w:themeColor="text1"/>
+        </w:rPr>
+      </w:pPr>
+      <w:r>
+        <w:rPr>
+          <w:rFonts w:ascii="Cambria" w:hAnsi="Cambria"/>
+          <w:b/>
+          <w:bCs/>
+          <w:color w:val="000000" w:themeColor="text1"/>
+        </w:rPr>
+        <w:lastRenderedPageBreak/>
         <w:t>Annex B. Draft Time Plan</w:t>
       </w:r>
     </w:p>
@@ -3684,12 +6489,6 @@
         <w:gridCol w:w="3235"/>
       </w:tblGrid>
       <w:tr>
-        <w:tblPrEx>
-          <w:tblCellMar>
-            <w:top w:w="0" w:type="dxa"/>
-            <w:bottom w:w="0" w:type="dxa"/>
-          </w:tblCellMar>
-        </w:tblPrEx>
         <w:tc>
           <w:tcPr>
             <w:tcW w:w="1650" w:type="pct"/>
@@ -3779,12 +6578,6 @@
         </w:tc>
       </w:tr>
       <w:tr>
-        <w:tblPrEx>
-          <w:tblCellMar>
-            <w:top w:w="0" w:type="dxa"/>
-            <w:bottom w:w="0" w:type="dxa"/>
-          </w:tblCellMar>
-        </w:tblPrEx>
         <w:tc>
           <w:tcPr>
             <w:tcW w:w="1650" w:type="pct"/>

--- a/template/template-agenda-sc6-wg7.docx
+++ b/template/template-agenda-sc6-wg7.docx
@@ -447,6 +447,54 @@
     </w:p>
     <w:p>
       <w:pPr>
+        <w:spacing w:after="80"/>
+        <w:rPr>
+          <w:rFonts w:ascii="Cambria" w:hAnsi="Cambria"/>
+          <w:color w:val="000000" w:themeColor="text1"/>
+          <w:sz w:val="24"/>
+          <w:szCs w:val="24"/>
+        </w:rPr>
+      </w:pPr>
+      <w:r>
+        <w:rPr>
+          <w:rFonts w:ascii="Cambria" w:hAnsi="Cambria"/>
+          <w:color w:val="000000" w:themeColor="text1"/>
+          <w:sz w:val="24"/>
+          <w:szCs w:val="24"/>
+        </w:rPr>
+        <w:t xml:space="preserve">Refer to the WG 7 interim meeting report and the resolutions of the previous SC 6 Plenary.</w:t>
+      </w:r>
+    </w:p>
+    <w:p>
+      <w:pPr>
+        <w:numPr>
+          <w:ilvl w:val="0"/>
+          <w:numId w:val="1"/>
+        </w:numPr>
+        <w:spacing w:after="40"/>
+        <w:rPr>
+          <w:rFonts w:ascii="Cambria" w:hAnsi="Cambria"/>
+          <w:color w:val="000000" w:themeColor="text1"/>
+          <w:sz w:val="24"/>
+          <w:szCs w:val="24"/>
+        </w:rPr>
+      </w:pPr>
+      <w:r>
+        <w:rPr>
+          <w:rFonts w:ascii="Cambria" w:hAnsi="Cambria"/>
+          <w:color w:val="000000" w:themeColor="text1"/>
+          <w:sz w:val="24"/>
+          <w:szCs w:val="24"/>
+        </w:rPr>
+        <w:t xml:space="preserve">[TBD]</w:t>
+      </w:r>
+    </w:p>
+    <w:p>
+      <w:pPr>
+        <w:numPr>
+          <w:ilvl w:val="0"/>
+          <w:numId w:val="1"/>
+        </w:numPr>
         <w:spacing w:after="140"/>
         <w:rPr>
           <w:rFonts w:ascii="Cambria" w:hAnsi="Cambria"/>
@@ -462,153 +510,7 @@
           <w:sz w:val="24"/>
           <w:szCs w:val="24"/>
         </w:rPr>
-        <w:t>{{</w:t>
-      </w:r>
-      <w:proofErr w:type="spellStart"/>
-      <w:r>
-        <w:rPr>
-          <w:rFonts w:ascii="Cambria" w:hAnsi="Cambria"/>
-          <w:color w:val="000000" w:themeColor="text1"/>
-          <w:sz w:val="24"/>
-          <w:szCs w:val="24"/>
-        </w:rPr>
-        <w:t>previous_meeting_review</w:t>
-      </w:r>
-      <w:proofErr w:type="spellEnd"/>
-      <w:r>
-        <w:rPr>
-          <w:rFonts w:ascii="Cambria" w:hAnsi="Cambria"/>
-          <w:color w:val="000000" w:themeColor="text1"/>
-          <w:sz w:val="24"/>
-          <w:szCs w:val="24"/>
-        </w:rPr>
-        <w:t>:</w:t>
-      </w:r>
-      <w:r>
-        <w:rPr>
-          <w:rFonts w:ascii="Cambria" w:hAnsi="Cambria"/>
-          <w:color w:val="000000" w:themeColor="text1"/>
-          <w:sz w:val="24"/>
-          <w:szCs w:val="24"/>
-        </w:rPr>
-        <w:t>전회</w:t>
-      </w:r>
-      <w:r>
-        <w:rPr>
-          <w:rFonts w:ascii="Cambria" w:hAnsi="Cambria"/>
-          <w:color w:val="000000" w:themeColor="text1"/>
-          <w:sz w:val="24"/>
-          <w:szCs w:val="24"/>
-        </w:rPr>
-        <w:t xml:space="preserve"> </w:t>
-      </w:r>
-      <w:r>
-        <w:rPr>
-          <w:rFonts w:ascii="Cambria" w:hAnsi="Cambria"/>
-          <w:color w:val="000000" w:themeColor="text1"/>
-          <w:sz w:val="24"/>
-          <w:szCs w:val="24"/>
-        </w:rPr>
-        <w:t>회의</w:t>
-      </w:r>
-      <w:r>
-        <w:rPr>
-          <w:rFonts w:ascii="Cambria" w:hAnsi="Cambria"/>
-          <w:color w:val="000000" w:themeColor="text1"/>
-          <w:sz w:val="24"/>
-          <w:szCs w:val="24"/>
-        </w:rPr>
-        <w:t xml:space="preserve"> </w:t>
-      </w:r>
-      <w:r>
-        <w:rPr>
-          <w:rFonts w:ascii="Cambria" w:hAnsi="Cambria"/>
-          <w:color w:val="000000" w:themeColor="text1"/>
-          <w:sz w:val="24"/>
-          <w:szCs w:val="24"/>
-        </w:rPr>
-        <w:t>결과</w:t>
-      </w:r>
-      <w:r>
-        <w:rPr>
-          <w:rFonts w:ascii="Cambria" w:hAnsi="Cambria"/>
-          <w:color w:val="000000" w:themeColor="text1"/>
-          <w:sz w:val="24"/>
-          <w:szCs w:val="24"/>
-        </w:rPr>
-        <w:t xml:space="preserve"> </w:t>
-      </w:r>
-      <w:r>
-        <w:rPr>
-          <w:rFonts w:ascii="Cambria" w:hAnsi="Cambria"/>
-          <w:color w:val="000000" w:themeColor="text1"/>
-          <w:sz w:val="24"/>
-          <w:szCs w:val="24"/>
-        </w:rPr>
-        <w:t>문서</w:t>
-      </w:r>
-      <w:r>
-        <w:rPr>
-          <w:rFonts w:ascii="Cambria" w:hAnsi="Cambria"/>
-          <w:color w:val="000000" w:themeColor="text1"/>
-          <w:sz w:val="24"/>
-          <w:szCs w:val="24"/>
-        </w:rPr>
-        <w:t xml:space="preserve"> </w:t>
-      </w:r>
-      <w:r>
-        <w:rPr>
-          <w:rFonts w:ascii="Cambria" w:hAnsi="Cambria"/>
-          <w:color w:val="000000" w:themeColor="text1"/>
-          <w:sz w:val="24"/>
-          <w:szCs w:val="24"/>
-        </w:rPr>
-        <w:t>번호와</w:t>
-      </w:r>
-      <w:r>
-        <w:rPr>
-          <w:rFonts w:ascii="Cambria" w:hAnsi="Cambria"/>
-          <w:color w:val="000000" w:themeColor="text1"/>
-          <w:sz w:val="24"/>
-          <w:szCs w:val="24"/>
-        </w:rPr>
-        <w:t xml:space="preserve"> </w:t>
-      </w:r>
-      <w:r>
-        <w:rPr>
-          <w:rFonts w:ascii="Cambria" w:hAnsi="Cambria"/>
-          <w:color w:val="000000" w:themeColor="text1"/>
-          <w:sz w:val="24"/>
-          <w:szCs w:val="24"/>
-        </w:rPr>
-        <w:t>요약</w:t>
-      </w:r>
-      <w:r>
-        <w:rPr>
-          <w:rFonts w:ascii="Cambria" w:hAnsi="Cambria"/>
-          <w:color w:val="000000" w:themeColor="text1"/>
-          <w:sz w:val="24"/>
-          <w:szCs w:val="24"/>
-        </w:rPr>
-        <w:t xml:space="preserve">. </w:t>
-      </w:r>
-      <w:r>
-        <w:rPr>
-          <w:rFonts w:ascii="Cambria" w:hAnsi="Cambria"/>
-          <w:color w:val="000000" w:themeColor="text1"/>
-          <w:sz w:val="24"/>
-          <w:szCs w:val="24"/>
-        </w:rPr>
-        <w:t>없으면</w:t>
-      </w:r>
-      <w:r>
-        <w:rPr>
-          <w:rFonts w:ascii="Cambria" w:hAnsi="Cambria"/>
-          <w:color w:val="000000" w:themeColor="text1"/>
-          <w:sz w:val="24"/>
-          <w:szCs w:val="24"/>
-        </w:rPr>
-        <w:t xml:space="preserve"> TBD}}</w:t>
+        <w:t xml:space="preserve">[TBD]</w:t>
       </w:r>
     </w:p>
     <w:p>
@@ -4812,45 +4714,7 @@
                 <w:sz w:val="20"/>
                 <w:szCs w:val="20"/>
               </w:rPr>
-              <w:t>{{</w:t>
-            </w:r>
-            <w:proofErr w:type="spellStart"/>
-            <w:r>
-              <w:rPr>
-                <w:rFonts w:ascii="Cambria" w:hAnsi="Cambria"/>
-                <w:color w:val="000000" w:themeColor="text1"/>
-                <w:sz w:val="20"/>
-                <w:szCs w:val="20"/>
-              </w:rPr>
-              <w:t>projects.deliverable:IS</w:t>
-            </w:r>
-            <w:proofErr w:type="spellEnd"/>
-            <w:r>
-              <w:rPr>
-                <w:rFonts w:ascii="Cambria" w:hAnsi="Cambria"/>
-                <w:color w:val="000000" w:themeColor="text1"/>
-                <w:sz w:val="20"/>
-                <w:szCs w:val="20"/>
-              </w:rPr>
-              <w:t xml:space="preserve">, TR, TS </w:t>
-            </w:r>
-            <w:r>
-              <w:rPr>
-                <w:rFonts w:ascii="Cambria" w:hAnsi="Cambria"/>
-                <w:color w:val="000000" w:themeColor="text1"/>
-                <w:sz w:val="20"/>
-                <w:szCs w:val="20"/>
-              </w:rPr>
-              <w:t>등</w:t>
-            </w:r>
-            <w:r>
-              <w:rPr>
-                <w:rFonts w:ascii="Cambria" w:hAnsi="Cambria"/>
-                <w:color w:val="000000" w:themeColor="text1"/>
-                <w:sz w:val="20"/>
-                <w:szCs w:val="20"/>
-              </w:rPr>
-              <w:t>}}</w:t>
+              <w:t>{{projects.deliverable:TR, NP, TR, NP 둘 다(TR, NP), TBD 중 하나. TBD는 단독으로만 사용}}</w:t>
             </w:r>
           </w:p>
         </w:tc>
@@ -5635,6 +5499,64 @@
           <w:color w:val="000000" w:themeColor="text1"/>
         </w:rPr>
         <w:t>9. Future work and new proposals</w:t>
+      </w:r>
+    </w:p>
+    <w:p>
+      <w:pPr>
+        <w:pStyle w:val="2"/>
+        <w:spacing w:before="260" w:after="120"/>
+        <w:rPr>
+          <w:rFonts w:ascii="Cambria" w:hAnsi="Cambria"/>
+          <w:color w:val="000000" w:themeColor="text1"/>
+        </w:rPr>
+      </w:pPr>
+      <w:r>
+        <w:rPr>
+          <w:rFonts w:ascii="Cambria" w:hAnsi="Cambria"/>
+          <w:b/>
+          <w:bCs/>
+          <w:color w:val="000000" w:themeColor="text1"/>
+        </w:rPr>
+        <w:t>9.1 Future works</w:t>
+      </w:r>
+    </w:p>
+    <w:p>
+      <w:pPr>
+        <w:spacing w:after="140"/>
+        <w:rPr>
+          <w:rFonts w:ascii="Cambria" w:hAnsi="Cambria"/>
+          <w:color w:val="000000" w:themeColor="text1"/>
+          <w:sz w:val="24"/>
+          <w:szCs w:val="24"/>
+        </w:rPr>
+      </w:pPr>
+      <w:r>
+        <w:rPr>
+          <w:rFonts w:ascii="Cambria" w:hAnsi="Cambria"/>
+          <w:color w:val="000000" w:themeColor="text1"/>
+          <w:sz w:val="24"/>
+          <w:szCs w:val="24"/>
+        </w:rPr>
+        <w:t xml:space="preserve">{{future_works:향후 작업 계획. 없으면 TBD}}</w:t>
+      </w:r>
+    </w:p>
+    <w:p>
+      <w:pPr>
+        <w:pStyle w:val="2"/>
+        <w:spacing w:before="260" w:after="120"/>
+        <w:rPr>
+          <w:rFonts w:ascii="Cambria" w:hAnsi="Cambria"/>
+          <w:color w:val="000000" w:themeColor="text1"/>
+        </w:rPr>
+      </w:pPr>
+      <w:r>
+        <w:rPr>
+          <w:rFonts w:ascii="Cambria" w:hAnsi="Cambria"/>
+          <w:b/>
+          <w:bCs/>
+          <w:color w:val="000000" w:themeColor="text1"/>
+        </w:rPr>
+        <w:t>9.2 New proposals</w:t>
       </w:r>
     </w:p>
     <w:p>
